--- a/Defensa_SPC_Grid_psign.docx
+++ b/Defensa_SPC_Grid_psign.docx
@@ -21,7 +21,7 @@
           <w:i/>
           <w:sz w:val="28"/>
         </w:rPr>
-        <w:t>Configuracion: mu_hat_source = p_sign (default actual, v5)</w:t>
+        <w:t>Configuracion: mu_hat_source = p_sign (default actual, v6)</w:t>
       </w:r>
     </w:p>
     <w:p/>
@@ -41,14 +41,6 @@
         <w:t>Universo: SPX + CMC200 | Horizonte: 163 semanas | Capital inicial: $10,000</w:t>
       </w:r>
     </w:p>
-    <w:p>
-      <w:r>
-        <w:rPr>
-          <w:sz w:val="22"/>
-        </w:rPr>
-        <w:t>Framework: LSTM cuantilica + Markowitz multi-periodo + seleccion por minimo regret</w:t>
-      </w:r>
-    </w:p>
     <w:p/>
     <w:p>
       <w:pPr>
@@ -59,7 +51,7 @@
           <w:i/>
           <w:sz w:val="20"/>
         </w:rPr>
-        <w:t>Documento de defensa con el DEFAULT ACTUAL del codigo: mu_hat_source=p_sign. Usa la regla "bull si r &gt;= 0" sobre los retornos historicos para clasificar regimenes y estimar mu_hat condicional. Genera gaps grandes entre mu_hat(bull) y mu_hat(bear), lo que hace que el optimizador haga timing oscilante entre 100% SPX y 100% CMC.</w:t>
+        <w:t>Version 6: corrige el calculo de OPT base. Anteriormente se usaba el contexto DL (build_dl_context con la misma mu_hat_source) para OPT base, dando numeros distintos a los del codigo original (main.py). Ahora OPT base usa load_market_data como corresponde - su valor verdadero es $14,522.32 (+45.22%), independiente del setup.</w:t>
       </w:r>
     </w:p>
     <w:p>
@@ -86,7 +78,7 @@
         <w:t xml:space="preserve">Configuracion: </w:t>
       </w:r>
       <w:r>
-        <w:t>p_method=walking, mu_hat_source=p_sign (default actual del codigo)</w:t>
+        <w:t>p_method=walking, mu_hat_source=psign</w:t>
       </w:r>
     </w:p>
     <w:p>
@@ -100,7 +92,7 @@
         <w:t xml:space="preserve">Politica seleccionada: </w:t>
       </w:r>
       <w:r>
-        <w:t>g* = (lambda=1.80, m=1.00) - esquina del grid</w:t>
+        <w:t>g* = (lambda=1.80, m=1.00)</w:t>
       </w:r>
     </w:p>
     <w:p>
@@ -114,7 +106,7 @@
         <w:t xml:space="preserve">Naturaleza de la politica: </w:t>
       </w:r>
       <w:r>
-        <w:t>Timing oscilante entre 100% SPX (82% sem) y 100% CMC (9% sem). Turnover 41.44.</w:t>
+        <w:t>Timing oscilante entre 100% SPX (82% sem) y 100% CMC (9% sem)</w:t>
       </w:r>
     </w:p>
     <w:p>
@@ -128,7 +120,7 @@
         <w:t xml:space="preserve">Resultado metrica formal (regret): </w:t>
       </w:r>
       <w:r>
-        <w:t>V mean = +31.64% sobre los 5 escenarios, mean_regret = $80.70</w:t>
+        <w:t>V mean = +31.64%, mean_regret = $80.70</w:t>
       </w:r>
     </w:p>
     <w:p>
@@ -139,10 +131,10 @@
         <w:rPr>
           <w:b/>
         </w:rPr>
-        <w:t xml:space="preserve">Backtest historico: </w:t>
+        <w:t xml:space="preserve">Backtest historico RG: </w:t>
       </w:r>
       <w:r>
-        <w:t>-32.27% (vs naive 50/50 ~+21%, OPT base con mismo contexto -37.69%)</w:t>
+        <w:t>$6,773.37 (-32.27%)</w:t>
       </w:r>
     </w:p>
     <w:p>
@@ -153,10 +145,24 @@
         <w:rPr>
           <w:b/>
         </w:rPr>
-        <w:t xml:space="preserve">Causa raiz: </w:t>
+        <w:t xml:space="preserve">OPT base (load_market_data, sin LSTM): </w:t>
       </w:r>
       <w:r>
-        <w:t>El LSTM aprendio momentum pero CMC es mean-reverting. El timing tiene hit rate 43.6% (peor que random). La politica acierta menos veces que el azar sobre que activo apostar.</w:t>
+        <w:t>$14,522.32 (+45.22%) - INDEPENDIENTE del setup</w:t>
+      </w:r>
+    </w:p>
+    <w:p>
+      <w:pPr>
+        <w:pStyle w:val="ListBullet"/>
+      </w:pPr>
+      <w:r>
+        <w:rPr>
+          <w:b/>
+        </w:rPr>
+        <w:t xml:space="preserve">Naive 50/50 rebalance: </w:t>
+      </w:r>
+      <w:r>
+        <w:t>$12,091.59 (+20.92%) - INDEPENDIENTE del setup</w:t>
       </w:r>
     </w:p>
     <w:p>
@@ -443,32 +449,7 @@
         <w:pStyle w:val="Heading2"/>
       </w:pPr>
       <w:r>
-        <w:t>2.1 Que significa "p_sign"</w:t>
-      </w:r>
-    </w:p>
-    <w:p>
-      <w:r>
-        <w:t>p_sign usa la regla simple "bull si r &gt;= 0, bear si r &lt; 0" sobre los retornos historicos para clasificar regimenes y estimar mu_hat condicional. Es la alternativa al "p_hist" (probabilidades del CSV HMM-derivado).</w:t>
-      </w:r>
-    </w:p>
-    <w:p>
-      <w:pPr>
-        <w:ind w:left="576" w:right="576"/>
-      </w:pPr>
-      <w:r>
-        <w:rPr>
-          <w:i/>
-          <w:sz w:val="20"/>
-        </w:rPr>
-        <w:t>p_sign maximiza por construccion el gap entre mu_hat(bull) y mu_hat(bear). Es el promedio de los retornos positivos vs el promedio de los retornos negativos. Para CMC, esto da +6.96% (bull) vs -7.06% (bear) - un gap de 14 puntos porcentuales.</w:t>
-      </w:r>
-    </w:p>
-    <w:p>
-      <w:pPr>
-        <w:pStyle w:val="Heading2"/>
-      </w:pPr>
-      <w:r>
-        <w:t>2.2 Los dos hiperparametros (lambda, m)</w:t>
+        <w:t>2.1 Los dos hiperparametros (lambda, m)</w:t>
       </w:r>
     </w:p>
     <w:tbl>
@@ -522,7 +503,7 @@
                 <w:b/>
                 <w:sz w:val="20"/>
               </w:rPr>
-              <w:t>Efecto en la politica</w:t>
+              <w:t>Efecto</w:t>
             </w:r>
           </w:p>
         </w:tc>
@@ -591,7 +572,7 @@
               <w:rPr>
                 <w:sz w:val="20"/>
               </w:rPr>
-              <w:t>m * Sum c_i * (u_i + v_i)</w:t>
+              <w:t>m * c * (u + v)</w:t>
             </w:r>
           </w:p>
         </w:tc>
@@ -612,14 +593,6 @@
     </w:tbl>
     <w:p>
       <w:r>
-        <w:rPr>
-          <w:i/>
-        </w:rPr>
-        <w:t>lambda decide COMPOSICION; m decide DINAMICA. Son ortogonales.</w:t>
-      </w:r>
-    </w:p>
-    <w:p>
-      <w:r>
         <w:br w:type="page"/>
       </w:r>
     </w:p>
@@ -628,7 +601,7 @@
         <w:pStyle w:val="Heading1"/>
       </w:pPr>
       <w:r>
-        <w:t>3. Resultados del Modelo con p_sign</w:t>
+        <w:t>3. Resultados del Modelo</w:t>
       </w:r>
     </w:p>
     <w:p>
@@ -649,16 +622,11 @@
           <w:rFonts w:ascii="Consolas" w:hAnsi="Consolas"/>
           <w:sz w:val="18"/>
         </w:rPr>
-        <w:t>g*_mean = g*_worst = (lambda=1.80, m=1.00)</w:t>
+        <w:t>g*_mean = (lambda=1.80, m=1.00)</w:t>
         <w:br/>
-        <w:t xml:space="preserve">  mean_regret  = $80.70</w:t>
+        <w:t xml:space="preserve">  mean_regret = $80.70</w:t>
         <w:br/>
         <w:t xml:space="preserve">  worst_regret = $202.76</w:t>
-        <w:br/>
-        <w:br/>
-        <w:t>NOTA: ambos criterios coinciden en el mismo punto.</w:t>
-        <w:br/>
-        <w:t>g* cae en esquina superior del grid (lambda=1.8 es el maximo).</w:t>
       </w:r>
     </w:p>
     <w:p>
@@ -971,97 +939,7 @@
           </w:p>
         </w:tc>
       </w:tr>
-      <w:tr>
-        <w:tc>
-          <w:tcPr>
-            <w:tcW w:type="dxa" w:w="1728"/>
-          </w:tcPr>
-          <w:p>
-            <w:r>
-              <w:rPr>
-                <w:sz w:val="20"/>
-              </w:rPr>
-              <w:t>Worst</w:t>
-            </w:r>
-          </w:p>
-        </w:tc>
-        <w:tc>
-          <w:tcPr>
-            <w:tcW w:type="dxa" w:w="2448"/>
-          </w:tcPr>
-          <w:p>
-            <w:r>
-              <w:rPr>
-                <w:sz w:val="20"/>
-              </w:rPr>
-              <w:t>$4,611.68</w:t>
-            </w:r>
-          </w:p>
-        </w:tc>
-        <w:tc>
-          <w:tcPr>
-            <w:tcW w:type="dxa" w:w="2160"/>
-          </w:tcPr>
-          <w:p>
-            <w:r>
-              <w:rPr>
-                <w:sz w:val="20"/>
-              </w:rPr>
-              <w:t>-53.88%</w:t>
-            </w:r>
-          </w:p>
-        </w:tc>
-      </w:tr>
-      <w:tr>
-        <w:tc>
-          <w:tcPr>
-            <w:tcW w:type="dxa" w:w="1728"/>
-          </w:tcPr>
-          <w:p>
-            <w:r>
-              <w:rPr>
-                <w:sz w:val="20"/>
-              </w:rPr>
-              <w:t>Best</w:t>
-            </w:r>
-          </w:p>
-        </w:tc>
-        <w:tc>
-          <w:tcPr>
-            <w:tcW w:type="dxa" w:w="2448"/>
-          </w:tcPr>
-          <w:p>
-            <w:r>
-              <w:rPr>
-                <w:sz w:val="20"/>
-              </w:rPr>
-              <w:t>$19,919.82</w:t>
-            </w:r>
-          </w:p>
-        </w:tc>
-        <w:tc>
-          <w:tcPr>
-            <w:tcW w:type="dxa" w:w="2160"/>
-          </w:tcPr>
-          <w:p>
-            <w:r>
-              <w:rPr>
-                <w:sz w:val="20"/>
-              </w:rPr>
-              <w:t>+99.20%</w:t>
-            </w:r>
-          </w:p>
-        </w:tc>
-      </w:tr>
     </w:tbl>
-    <w:p>
-      <w:r>
-        <w:rPr>
-          <w:i/>
-        </w:rPr>
-        <w:t>Dispersion factor 4.3x entre worst y best - menor que p_hist (17x).</w:t>
-      </w:r>
-    </w:p>
     <w:p>
       <w:pPr>
         <w:jc w:val="center"/>
@@ -1111,7 +989,7 @@
           <w:color w:val="606060"/>
           <w:sz w:val="18"/>
         </w:rPr>
-        <w:t>Figura: Curvas de capital por escenario bajo g*=(1.8, 1.0) con p_sign.</w:t>
+        <w:t>Figura: Curvas de capital por escenario bajo g* con psign.</w:t>
       </w:r>
     </w:p>
     <w:p>
@@ -1163,7 +1041,7 @@
           <w:color w:val="606060"/>
           <w:sz w:val="18"/>
         </w:rPr>
-        <w:t>Figura: Heatmap V[g, s] con p_sign.</w:t>
+        <w:t>Figura: Heatmap V[g, s] con psign.</w:t>
       </w:r>
     </w:p>
     <w:p>
@@ -1171,7 +1049,19 @@
         <w:pStyle w:val="Heading2"/>
       </w:pPr>
       <w:r>
-        <w:t>3.3 Backtest historico</w:t>
+        <w:t>3.3 Backtest historico (CORREGIDO)</w:t>
+      </w:r>
+    </w:p>
+    <w:p>
+      <w:pPr>
+        <w:ind w:left="576" w:right="576"/>
+      </w:pPr>
+      <w:r>
+        <w:rPr>
+          <w:i/>
+          <w:sz w:val="20"/>
+        </w:rPr>
+        <w:t>IMPORTANTE: OPT base usa load_market_data (contexto historico puro, sin LSTM ni DL). Su valor es INDEPENDIENTE de mu_hat_source. Es el "OPT base verdadero" del proyecto, replica del caso base GAMS.</w:t>
       </w:r>
     </w:p>
     <w:tbl>
@@ -1189,7 +1079,7 @@
       <w:tr>
         <w:tc>
           <w:tcPr>
-            <w:tcW w:type="dxa" w:w="4608"/>
+            <w:tcW w:type="dxa" w:w="4896"/>
           </w:tcPr>
           <w:p>
             <w:r>
@@ -1217,7 +1107,7 @@
         </w:tc>
         <w:tc>
           <w:tcPr>
-            <w:tcW w:type="dxa" w:w="2016"/>
+            <w:tcW w:type="dxa" w:w="1728"/>
           </w:tcPr>
           <w:p>
             <w:r>
@@ -1233,14 +1123,14 @@
       <w:tr>
         <w:tc>
           <w:tcPr>
-            <w:tcW w:type="dxa" w:w="4608"/>
+            <w:tcW w:type="dxa" w:w="4896"/>
           </w:tcPr>
           <w:p>
             <w:r>
               <w:rPr>
                 <w:sz w:val="20"/>
               </w:rPr>
-              <w:t>Regret-Grid g* (lambda=1.8, m=1.0)</w:t>
+              <w:t>Regret-Grid g* = (lambda=1.80, m=1.00)</w:t>
             </w:r>
           </w:p>
         </w:tc>
@@ -1259,7 +1149,7 @@
         </w:tc>
         <w:tc>
           <w:tcPr>
-            <w:tcW w:type="dxa" w:w="2016"/>
+            <w:tcW w:type="dxa" w:w="1728"/>
           </w:tcPr>
           <w:p>
             <w:r>
@@ -1274,14 +1164,14 @@
       <w:tr>
         <w:tc>
           <w:tcPr>
-            <w:tcW w:type="dxa" w:w="4608"/>
+            <w:tcW w:type="dxa" w:w="4896"/>
           </w:tcPr>
           <w:p>
             <w:r>
               <w:rPr>
                 <w:sz w:val="20"/>
               </w:rPr>
-              <w:t>OPT base (1.0, 1.0) con mismo contexto</w:t>
+              <w:t>OPT base (load_market_data, sin LSTM)</w:t>
             </w:r>
           </w:p>
         </w:tc>
@@ -1294,20 +1184,20 @@
               <w:rPr>
                 <w:sz w:val="20"/>
               </w:rPr>
-              <w:t>$6,230.75</w:t>
+              <w:t>$14,522.32</w:t>
             </w:r>
           </w:p>
         </w:tc>
         <w:tc>
           <w:tcPr>
-            <w:tcW w:type="dxa" w:w="2016"/>
+            <w:tcW w:type="dxa" w:w="1728"/>
           </w:tcPr>
           <w:p>
             <w:r>
               <w:rPr>
                 <w:sz w:val="20"/>
               </w:rPr>
-              <w:t>-37.69%</w:t>
+              <w:t>+45.22%</w:t>
             </w:r>
           </w:p>
         </w:tc>
@@ -1315,7 +1205,7 @@
       <w:tr>
         <w:tc>
           <w:tcPr>
-            <w:tcW w:type="dxa" w:w="4608"/>
+            <w:tcW w:type="dxa" w:w="4896"/>
           </w:tcPr>
           <w:p>
             <w:r>
@@ -1341,7 +1231,7 @@
         </w:tc>
         <w:tc>
           <w:tcPr>
-            <w:tcW w:type="dxa" w:w="2016"/>
+            <w:tcW w:type="dxa" w:w="1728"/>
           </w:tcPr>
           <w:p>
             <w:r>
@@ -1356,7 +1246,7 @@
       <w:tr>
         <w:tc>
           <w:tcPr>
-            <w:tcW w:type="dxa" w:w="4608"/>
+            <w:tcW w:type="dxa" w:w="4896"/>
           </w:tcPr>
           <w:p>
             <w:r>
@@ -1382,7 +1272,7 @@
         </w:tc>
         <w:tc>
           <w:tcPr>
-            <w:tcW w:type="dxa" w:w="2016"/>
+            <w:tcW w:type="dxa" w:w="1728"/>
           </w:tcPr>
           <w:p>
             <w:r>
@@ -1444,19 +1334,7 @@
           <w:color w:val="606060"/>
           <w:sz w:val="18"/>
         </w:rPr>
-        <w:t>Figura: Evolucion del capital sobre retornos historicos REALES con p_sign. La RG y OPT base ambas hacen timing oscilante y ambas pierden vs naive.</w:t>
-      </w:r>
-    </w:p>
-    <w:p>
-      <w:pPr>
-        <w:ind w:left="576" w:right="576"/>
-      </w:pPr>
-      <w:r>
-        <w:rPr>
-          <w:i/>
-          <w:sz w:val="20"/>
-        </w:rPr>
-        <w:t>IMPORTANTE: el OPT base aqui usa el MISMO contexto (p_sign) que la RG. No es el "OPT base historico" puro que usa load_market_data. Con este contexto, OPT base tambien pierde (-37.69%) porque hereda los mismos problemas de mu_mix.</w:t>
+        <w:t>Figura: Evolucion del capital sobre retornos historicos REALES. OPT base ($14,522, +45%) es el benchmark del PDF: media-varianza estandar sobre contexto historico puro, sin LSTM. La RG con DL pierde vs OPT base y vs naive.</w:t>
       </w:r>
     </w:p>
     <w:p>
@@ -1469,7 +1347,10 @@
     </w:p>
     <w:p>
       <w:r>
-        <w:t>Los escenarios son INDEPENDIENTES de mu_hat_source - solo dependen del checkpoint LSTM y del seed. Son los MISMOS escenarios que en el setup p_hist.</w:t>
+        <w:rPr>
+          <w:i/>
+        </w:rPr>
+        <w:t>Los escenarios son INDEPENDIENTES de mu_hat_source.</w:t>
       </w:r>
     </w:p>
     <w:tbl>
@@ -1931,7 +1812,7 @@
           <w:i/>
           <w:sz w:val="20"/>
         </w:rPr>
-        <w:t>Para SPX los escenarios estan razonablemente calibrados. Para CMC estan BRUTALMENTE sesgados al alza (+135 pp). Esto sesga el regret-grid - pero con p_sign el efecto es distinto que con p_hist (timing en vez de estatica).</w:t>
+        <w:t>Para SPX los escenarios estan razonablemente calibrados. Para CMC estan BRUTALMENTE sesgados al alza (+135 pp). 3 de 5 escenarios proyectan CMC subiendo (+49%, +191%, +475%).</w:t>
       </w:r>
     </w:p>
     <w:p>
@@ -2100,12 +1981,7 @@
         <w:pStyle w:val="Heading1"/>
       </w:pPr>
       <w:r>
-        <w:t>4. Diagnostico Tecnico: cadena LSTM -&gt; mu_mix -&gt; politica</w:t>
-      </w:r>
-    </w:p>
-    <w:p>
-      <w:r>
-        <w:t>Esta seccion descompone el comportamiento del modelo en su cadena interna: que produce el LSTM (p_bull), como se transforma en mu_mix via mu_hat, y como termina en la politica seleccionada.</w:t>
+        <w:t>4. Diagnostico Tecnico</w:t>
       </w:r>
     </w:p>
     <w:p>
@@ -2118,30 +1994,10 @@
     </w:p>
     <w:p>
       <w:r>
-        <w:t>p_bull(t) es la probabilidad de regimen "bull" que predice el LSTM. NO depende de mu_hat_source - viene directo de los deciles predichos por el LSTM.</w:t>
-      </w:r>
-    </w:p>
-    <w:p>
-      <w:pPr>
-        <w:spacing w:before="80" w:after="80"/>
-        <w:ind w:left="432"/>
-      </w:pPr>
-      <w:r>
         <w:rPr>
-          <w:rFonts w:ascii="Consolas" w:hAnsi="Consolas"/>
-          <w:sz w:val="18"/>
+          <w:i/>
         </w:rPr>
-        <w:t>p_bull(t) = (numero de deciles predichos &gt;= 0) / 5</w:t>
-        <w:br/>
-        <w:t>Solo 6 valores posibles: {0.0, 0.2, 0.4, 0.6, 0.8, 1.0}</w:t>
-      </w:r>
-    </w:p>
-    <w:p>
-      <w:pPr>
-        <w:pStyle w:val="Heading3"/>
-      </w:pPr>
-      <w:r>
-        <w:t>4.1.1 Estadisticas globales (walking)</w:t>
+        <w:t>p_bull NO depende de mu_hat_source. Es el mismo en ambos setups.</w:t>
       </w:r>
     </w:p>
     <w:tbl>
@@ -2370,506 +2226,9 @@
         <w:rPr>
           <w:i/>
         </w:rPr>
-        <w:t>El LSTM solo usa 2 de los 6 valores posibles (0.4 y 0.6). Nunca extremos.</w:t>
+        <w:t>El LSTM solo usa 2 de 6 valores posibles (0.4 y 0.6).</w:t>
       </w:r>
     </w:p>
-    <w:p>
-      <w:pPr>
-        <w:pStyle w:val="Heading3"/>
-      </w:pPr>
-      <w:r>
-        <w:t>4.1.2 Distribucion de los 6 valores</w:t>
-      </w:r>
-    </w:p>
-    <w:tbl>
-      <w:tblPr>
-        <w:tblStyle w:val="LightGrid-Accent1"/>
-        <w:tblW w:type="auto" w:w="0"/>
-        <w:jc w:val="center"/>
-        <w:tblLook w:firstColumn="1" w:firstRow="1" w:lastColumn="0" w:lastRow="0" w:noHBand="0" w:noVBand="1" w:val="04A0"/>
-      </w:tblPr>
-      <w:tblGrid>
-        <w:gridCol w:w="1987"/>
-        <w:gridCol w:w="1987"/>
-        <w:gridCol w:w="1987"/>
-        <w:gridCol w:w="1987"/>
-        <w:gridCol w:w="1987"/>
-      </w:tblGrid>
-      <w:tr>
-        <w:tc>
-          <w:tcPr>
-            <w:tcW w:type="dxa" w:w="1440"/>
-          </w:tcPr>
-          <w:p>
-            <w:r>
-              <w:rPr>
-                <w:b/>
-                <w:sz w:val="20"/>
-              </w:rPr>
-              <w:t>p_bull</w:t>
-            </w:r>
-          </w:p>
-        </w:tc>
-        <w:tc>
-          <w:tcPr>
-            <w:tcW w:type="dxa" w:w="1872"/>
-          </w:tcPr>
-          <w:p>
-            <w:r>
-              <w:rPr>
-                <w:b/>
-                <w:sz w:val="20"/>
-              </w:rPr>
-              <w:t>SPX (sem)</w:t>
-            </w:r>
-          </w:p>
-        </w:tc>
-        <w:tc>
-          <w:tcPr>
-            <w:tcW w:type="dxa" w:w="1440"/>
-          </w:tcPr>
-          <w:p>
-            <w:r>
-              <w:rPr>
-                <w:b/>
-                <w:sz w:val="20"/>
-              </w:rPr>
-              <w:t>SPX %</w:t>
-            </w:r>
-          </w:p>
-        </w:tc>
-        <w:tc>
-          <w:tcPr>
-            <w:tcW w:type="dxa" w:w="1872"/>
-          </w:tcPr>
-          <w:p>
-            <w:r>
-              <w:rPr>
-                <w:b/>
-                <w:sz w:val="20"/>
-              </w:rPr>
-              <w:t>CMC (sem)</w:t>
-            </w:r>
-          </w:p>
-        </w:tc>
-        <w:tc>
-          <w:tcPr>
-            <w:tcW w:type="dxa" w:w="1440"/>
-          </w:tcPr>
-          <w:p>
-            <w:r>
-              <w:rPr>
-                <w:b/>
-                <w:sz w:val="20"/>
-              </w:rPr>
-              <w:t>CMC %</w:t>
-            </w:r>
-          </w:p>
-        </w:tc>
-      </w:tr>
-      <w:tr>
-        <w:tc>
-          <w:tcPr>
-            <w:tcW w:type="dxa" w:w="1440"/>
-          </w:tcPr>
-          <w:p>
-            <w:r>
-              <w:rPr>
-                <w:sz w:val="20"/>
-              </w:rPr>
-              <w:t>0.0</w:t>
-            </w:r>
-          </w:p>
-        </w:tc>
-        <w:tc>
-          <w:tcPr>
-            <w:tcW w:type="dxa" w:w="1872"/>
-          </w:tcPr>
-          <w:p>
-            <w:r>
-              <w:rPr>
-                <w:sz w:val="20"/>
-              </w:rPr>
-              <w:t>0</w:t>
-            </w:r>
-          </w:p>
-        </w:tc>
-        <w:tc>
-          <w:tcPr>
-            <w:tcW w:type="dxa" w:w="1440"/>
-          </w:tcPr>
-          <w:p>
-            <w:r>
-              <w:rPr>
-                <w:sz w:val="20"/>
-              </w:rPr>
-              <w:t>0.0%</w:t>
-            </w:r>
-          </w:p>
-        </w:tc>
-        <w:tc>
-          <w:tcPr>
-            <w:tcW w:type="dxa" w:w="1872"/>
-          </w:tcPr>
-          <w:p>
-            <w:r>
-              <w:rPr>
-                <w:sz w:val="20"/>
-              </w:rPr>
-              <w:t>0</w:t>
-            </w:r>
-          </w:p>
-        </w:tc>
-        <w:tc>
-          <w:tcPr>
-            <w:tcW w:type="dxa" w:w="1440"/>
-          </w:tcPr>
-          <w:p>
-            <w:r>
-              <w:rPr>
-                <w:sz w:val="20"/>
-              </w:rPr>
-              <w:t>0.0%</w:t>
-            </w:r>
-          </w:p>
-        </w:tc>
-      </w:tr>
-      <w:tr>
-        <w:tc>
-          <w:tcPr>
-            <w:tcW w:type="dxa" w:w="1440"/>
-          </w:tcPr>
-          <w:p>
-            <w:r>
-              <w:rPr>
-                <w:sz w:val="20"/>
-              </w:rPr>
-              <w:t>0.2</w:t>
-            </w:r>
-          </w:p>
-        </w:tc>
-        <w:tc>
-          <w:tcPr>
-            <w:tcW w:type="dxa" w:w="1872"/>
-          </w:tcPr>
-          <w:p>
-            <w:r>
-              <w:rPr>
-                <w:sz w:val="20"/>
-              </w:rPr>
-              <w:t>0</w:t>
-            </w:r>
-          </w:p>
-        </w:tc>
-        <w:tc>
-          <w:tcPr>
-            <w:tcW w:type="dxa" w:w="1440"/>
-          </w:tcPr>
-          <w:p>
-            <w:r>
-              <w:rPr>
-                <w:sz w:val="20"/>
-              </w:rPr>
-              <w:t>0.0%</w:t>
-            </w:r>
-          </w:p>
-        </w:tc>
-        <w:tc>
-          <w:tcPr>
-            <w:tcW w:type="dxa" w:w="1872"/>
-          </w:tcPr>
-          <w:p>
-            <w:r>
-              <w:rPr>
-                <w:sz w:val="20"/>
-              </w:rPr>
-              <w:t>0</w:t>
-            </w:r>
-          </w:p>
-        </w:tc>
-        <w:tc>
-          <w:tcPr>
-            <w:tcW w:type="dxa" w:w="1440"/>
-          </w:tcPr>
-          <w:p>
-            <w:r>
-              <w:rPr>
-                <w:sz w:val="20"/>
-              </w:rPr>
-              <w:t>0.0%</w:t>
-            </w:r>
-          </w:p>
-        </w:tc>
-      </w:tr>
-      <w:tr>
-        <w:tc>
-          <w:tcPr>
-            <w:tcW w:type="dxa" w:w="1440"/>
-          </w:tcPr>
-          <w:p>
-            <w:r>
-              <w:rPr>
-                <w:sz w:val="20"/>
-              </w:rPr>
-              <w:t>0.4</w:t>
-            </w:r>
-          </w:p>
-        </w:tc>
-        <w:tc>
-          <w:tcPr>
-            <w:tcW w:type="dxa" w:w="1872"/>
-          </w:tcPr>
-          <w:p>
-            <w:r>
-              <w:rPr>
-                <w:sz w:val="20"/>
-              </w:rPr>
-              <w:t>34</w:t>
-            </w:r>
-          </w:p>
-        </w:tc>
-        <w:tc>
-          <w:tcPr>
-            <w:tcW w:type="dxa" w:w="1440"/>
-          </w:tcPr>
-          <w:p>
-            <w:r>
-              <w:rPr>
-                <w:sz w:val="20"/>
-              </w:rPr>
-              <w:t>20.9%</w:t>
-            </w:r>
-          </w:p>
-        </w:tc>
-        <w:tc>
-          <w:tcPr>
-            <w:tcW w:type="dxa" w:w="1872"/>
-          </w:tcPr>
-          <w:p>
-            <w:r>
-              <w:rPr>
-                <w:sz w:val="20"/>
-              </w:rPr>
-              <w:t>128</w:t>
-            </w:r>
-          </w:p>
-        </w:tc>
-        <w:tc>
-          <w:tcPr>
-            <w:tcW w:type="dxa" w:w="1440"/>
-          </w:tcPr>
-          <w:p>
-            <w:r>
-              <w:rPr>
-                <w:sz w:val="20"/>
-              </w:rPr>
-              <w:t>78.5%</w:t>
-            </w:r>
-          </w:p>
-        </w:tc>
-      </w:tr>
-      <w:tr>
-        <w:tc>
-          <w:tcPr>
-            <w:tcW w:type="dxa" w:w="1440"/>
-          </w:tcPr>
-          <w:p>
-            <w:r>
-              <w:rPr>
-                <w:sz w:val="20"/>
-              </w:rPr>
-              <w:t>0.6</w:t>
-            </w:r>
-          </w:p>
-        </w:tc>
-        <w:tc>
-          <w:tcPr>
-            <w:tcW w:type="dxa" w:w="1872"/>
-          </w:tcPr>
-          <w:p>
-            <w:r>
-              <w:rPr>
-                <w:sz w:val="20"/>
-              </w:rPr>
-              <w:t>129</w:t>
-            </w:r>
-          </w:p>
-        </w:tc>
-        <w:tc>
-          <w:tcPr>
-            <w:tcW w:type="dxa" w:w="1440"/>
-          </w:tcPr>
-          <w:p>
-            <w:r>
-              <w:rPr>
-                <w:sz w:val="20"/>
-              </w:rPr>
-              <w:t>79.1%</w:t>
-            </w:r>
-          </w:p>
-        </w:tc>
-        <w:tc>
-          <w:tcPr>
-            <w:tcW w:type="dxa" w:w="1872"/>
-          </w:tcPr>
-          <w:p>
-            <w:r>
-              <w:rPr>
-                <w:sz w:val="20"/>
-              </w:rPr>
-              <w:t>35</w:t>
-            </w:r>
-          </w:p>
-        </w:tc>
-        <w:tc>
-          <w:tcPr>
-            <w:tcW w:type="dxa" w:w="1440"/>
-          </w:tcPr>
-          <w:p>
-            <w:r>
-              <w:rPr>
-                <w:sz w:val="20"/>
-              </w:rPr>
-              <w:t>21.5%</w:t>
-            </w:r>
-          </w:p>
-        </w:tc>
-      </w:tr>
-      <w:tr>
-        <w:tc>
-          <w:tcPr>
-            <w:tcW w:type="dxa" w:w="1440"/>
-          </w:tcPr>
-          <w:p>
-            <w:r>
-              <w:rPr>
-                <w:sz w:val="20"/>
-              </w:rPr>
-              <w:t>0.8</w:t>
-            </w:r>
-          </w:p>
-        </w:tc>
-        <w:tc>
-          <w:tcPr>
-            <w:tcW w:type="dxa" w:w="1872"/>
-          </w:tcPr>
-          <w:p>
-            <w:r>
-              <w:rPr>
-                <w:sz w:val="20"/>
-              </w:rPr>
-              <w:t>0</w:t>
-            </w:r>
-          </w:p>
-        </w:tc>
-        <w:tc>
-          <w:tcPr>
-            <w:tcW w:type="dxa" w:w="1440"/>
-          </w:tcPr>
-          <w:p>
-            <w:r>
-              <w:rPr>
-                <w:sz w:val="20"/>
-              </w:rPr>
-              <w:t>0.0%</w:t>
-            </w:r>
-          </w:p>
-        </w:tc>
-        <w:tc>
-          <w:tcPr>
-            <w:tcW w:type="dxa" w:w="1872"/>
-          </w:tcPr>
-          <w:p>
-            <w:r>
-              <w:rPr>
-                <w:sz w:val="20"/>
-              </w:rPr>
-              <w:t>0</w:t>
-            </w:r>
-          </w:p>
-        </w:tc>
-        <w:tc>
-          <w:tcPr>
-            <w:tcW w:type="dxa" w:w="1440"/>
-          </w:tcPr>
-          <w:p>
-            <w:r>
-              <w:rPr>
-                <w:sz w:val="20"/>
-              </w:rPr>
-              <w:t>0.0%</w:t>
-            </w:r>
-          </w:p>
-        </w:tc>
-      </w:tr>
-      <w:tr>
-        <w:tc>
-          <w:tcPr>
-            <w:tcW w:type="dxa" w:w="1440"/>
-          </w:tcPr>
-          <w:p>
-            <w:r>
-              <w:rPr>
-                <w:sz w:val="20"/>
-              </w:rPr>
-              <w:t>1.0</w:t>
-            </w:r>
-          </w:p>
-        </w:tc>
-        <w:tc>
-          <w:tcPr>
-            <w:tcW w:type="dxa" w:w="1872"/>
-          </w:tcPr>
-          <w:p>
-            <w:r>
-              <w:rPr>
-                <w:sz w:val="20"/>
-              </w:rPr>
-              <w:t>0</w:t>
-            </w:r>
-          </w:p>
-        </w:tc>
-        <w:tc>
-          <w:tcPr>
-            <w:tcW w:type="dxa" w:w="1440"/>
-          </w:tcPr>
-          <w:p>
-            <w:r>
-              <w:rPr>
-                <w:sz w:val="20"/>
-              </w:rPr>
-              <w:t>0.0%</w:t>
-            </w:r>
-          </w:p>
-        </w:tc>
-        <w:tc>
-          <w:tcPr>
-            <w:tcW w:type="dxa" w:w="1872"/>
-          </w:tcPr>
-          <w:p>
-            <w:r>
-              <w:rPr>
-                <w:sz w:val="20"/>
-              </w:rPr>
-              <w:t>0</w:t>
-            </w:r>
-          </w:p>
-        </w:tc>
-        <w:tc>
-          <w:tcPr>
-            <w:tcW w:type="dxa" w:w="1440"/>
-          </w:tcPr>
-          <w:p>
-            <w:r>
-              <w:rPr>
-                <w:sz w:val="20"/>
-              </w:rPr>
-              <w:t>0.0%</w:t>
-            </w:r>
-          </w:p>
-        </w:tc>
-      </w:tr>
-    </w:tbl>
     <w:p>
       <w:pPr>
         <w:jc w:val="center"/>
@@ -2919,15 +2278,7 @@
           <w:color w:val="606060"/>
           <w:sz w:val="18"/>
         </w:rPr>
-        <w:t>Figura: Distribucion de p_bull: SPX casi siempre 0.6 (bullish); CMC casi siempre 0.4 (bearish). Sesgo fijo opuesto.</w:t>
-      </w:r>
-    </w:p>
-    <w:p>
-      <w:pPr>
-        <w:pStyle w:val="Heading3"/>
-      </w:pPr>
-      <w:r>
-        <w:t>4.1.3 Serie temporal walking vs rollout</w:t>
+        <w:t>Figura: Distribucion de p_bull.</w:t>
       </w:r>
     </w:p>
     <w:p>
@@ -2979,7 +2330,7 @@
           <w:color w:val="606060"/>
           <w:sz w:val="18"/>
         </w:rPr>
-        <w:t>Figura: walking (azul) vs rollout (rojo). Rollout colapsa por exposure bias.</w:t>
+        <w:t>Figura: walking vs rollout (rollout colapsa).</w:t>
       </w:r>
     </w:p>
     <w:p>
@@ -2987,7 +2338,7 @@
         <w:pStyle w:val="Heading3"/>
       </w:pPr>
       <w:r>
-        <w:t>4.1.4 Skill predictivo</w:t>
+        <w:t>4.1.1 Skill predictivo</w:t>
       </w:r>
     </w:p>
     <w:tbl>
@@ -3041,7 +2392,7 @@
                 <w:b/>
                 <w:sz w:val="20"/>
               </w:rPr>
-              <w:t>Correlacion p_bull vs r_real</w:t>
+              <w:t>Correlacion</w:t>
             </w:r>
           </w:p>
         </w:tc>
@@ -3131,58 +2482,6 @@
     </w:tbl>
     <w:p>
       <w:pPr>
-        <w:jc w:val="center"/>
-      </w:pPr>
-      <w:r>
-        <w:drawing>
-          <wp:inline xmlns:a="http://schemas.openxmlformats.org/drawingml/2006/main" xmlns:pic="http://schemas.openxmlformats.org/drawingml/2006/picture">
-            <wp:extent cx="5486400" cy="2288240"/>
-            <wp:docPr id="9" name="Picture 9"/>
-            <wp:cNvGraphicFramePr>
-              <a:graphicFrameLocks noChangeAspect="1"/>
-            </wp:cNvGraphicFramePr>
-            <a:graphic>
-              <a:graphicData uri="http://schemas.openxmlformats.org/drawingml/2006/picture">
-                <pic:pic>
-                  <pic:nvPicPr>
-                    <pic:cNvPr id="0" name="12_pbull_vs_real.png"/>
-                    <pic:cNvPicPr/>
-                  </pic:nvPicPr>
-                  <pic:blipFill>
-                    <a:blip r:embed="rId17"/>
-                    <a:stretch>
-                      <a:fillRect/>
-                    </a:stretch>
-                  </pic:blipFill>
-                  <pic:spPr>
-                    <a:xfrm>
-                      <a:off x="0" y="0"/>
-                      <a:ext cx="5486400" cy="2288240"/>
-                    </a:xfrm>
-                    <a:prstGeom prst="rect"/>
-                  </pic:spPr>
-                </pic:pic>
-              </a:graphicData>
-            </a:graphic>
-          </wp:inline>
-        </w:drawing>
-      </w:r>
-    </w:p>
-    <w:p>
-      <w:pPr>
-        <w:jc w:val="center"/>
-      </w:pPr>
-      <w:r>
-        <w:rPr>
-          <w:i/>
-          <w:color w:val="606060"/>
-          <w:sz w:val="18"/>
-        </w:rPr>
-        <w:t>Figura: p_bull predicho vs signo real (verde=r&gt;0, rojo=r&lt;=0). CMC tiene patron invertido - muchos rojos en p_bull=0.6.</w:t>
-      </w:r>
-    </w:p>
-    <w:p>
-      <w:pPr>
         <w:ind w:left="576" w:right="576"/>
       </w:pPr>
       <w:r>
@@ -3190,7 +2489,7 @@
           <w:i/>
           <w:sz w:val="20"/>
         </w:rPr>
-        <w:t>CMC: correlacion NEGATIVA (-0.158). Cuando el LSTM dice "bull" para CMC, en promedio CMC BAJA. El LSTM aprendio momentum pero CMC es mean-reverting -&gt; patron opuesto.</w:t>
+        <w:t>CMC: correlacion NEGATIVA. Cuando el LSTM dice "bull", CMC en promedio BAJA. El LSTM aprendio momentum pero CMC es mean-reverting.</w:t>
       </w:r>
     </w:p>
     <w:p>
@@ -3198,7 +2497,7 @@
         <w:pStyle w:val="Heading2"/>
       </w:pPr>
       <w:r>
-        <w:t>4.2 Los 4 valores condicionales mu_hat con p_sign</w:t>
+        <w:t>4.2 mu_hat condicional</w:t>
       </w:r>
     </w:p>
     <w:p>
@@ -3217,61 +2516,11 @@
       </w:r>
     </w:p>
     <w:p>
-      <w:r>
-        <w:rPr>
-          <w:b/>
-        </w:rPr>
-        <w:t>Caracteristica clave de p_sign:</w:t>
-      </w:r>
-    </w:p>
-    <w:p>
-      <w:pPr>
-        <w:pStyle w:val="ListBullet"/>
-      </w:pPr>
-      <w:r>
-        <w:rPr>
-          <w:b/>
-        </w:rPr>
-        <w:t xml:space="preserve">SPX: </w:t>
-      </w:r>
-      <w:r>
-        <w:t>gap bull-bear = 3.67%. MAXIMIZADO por construccion (promedio positivos vs negativos).</w:t>
-      </w:r>
-    </w:p>
-    <w:p>
-      <w:pPr>
-        <w:pStyle w:val="ListBullet"/>
-      </w:pPr>
-      <w:r>
-        <w:rPr>
-          <w:b/>
-        </w:rPr>
-        <w:t xml:space="preserve">CMC: </w:t>
-      </w:r>
-      <w:r>
-        <w:t>gap bull-bear = 14.02%. CMC tiene gap 4x mayor que SPX por su asimetria mayor.</w:t>
-      </w:r>
-    </w:p>
-    <w:p>
-      <w:pPr>
-        <w:pStyle w:val="ListBullet"/>
-      </w:pPr>
-      <w:r>
-        <w:rPr>
-          <w:b/>
-        </w:rPr>
-        <w:t xml:space="preserve">Direccion intuitiva: </w:t>
-      </w:r>
-      <w:r>
-        <w:t>mu_hat(bull) &gt; 0 &gt; mu_hat(bear) - los regimenes estan separados como uno esperaria.</w:t>
-      </w:r>
-    </w:p>
-    <w:p>
       <w:pPr>
         <w:pStyle w:val="Heading2"/>
       </w:pPr>
       <w:r>
-        <w:t>4.3 mu_mix(t) oscila fuerte</w:t>
+        <w:t>4.3 mu_mix(t)</w:t>
       </w:r>
     </w:p>
     <w:tbl>
@@ -3414,11 +2663,55 @@
       </w:tr>
     </w:tbl>
     <w:p>
+      <w:pPr>
+        <w:jc w:val="center"/>
+      </w:pPr>
+      <w:r>
+        <w:drawing>
+          <wp:inline xmlns:a="http://schemas.openxmlformats.org/drawingml/2006/main" xmlns:pic="http://schemas.openxmlformats.org/drawingml/2006/picture">
+            <wp:extent cx="5486400" cy="1693027"/>
+            <wp:docPr id="9" name="Picture 9"/>
+            <wp:cNvGraphicFramePr>
+              <a:graphicFrameLocks noChangeAspect="1"/>
+            </wp:cNvGraphicFramePr>
+            <a:graphic>
+              <a:graphicData uri="http://schemas.openxmlformats.org/drawingml/2006/picture">
+                <pic:pic>
+                  <pic:nvPicPr>
+                    <pic:cNvPr id="0" name="1_mu_mix_psign.png"/>
+                    <pic:cNvPicPr/>
+                  </pic:nvPicPr>
+                  <pic:blipFill>
+                    <a:blip r:embed="rId17"/>
+                    <a:stretch>
+                      <a:fillRect/>
+                    </a:stretch>
+                  </pic:blipFill>
+                  <pic:spPr>
+                    <a:xfrm>
+                      <a:off x="0" y="0"/>
+                      <a:ext cx="5486400" cy="1693027"/>
+                    </a:xfrm>
+                    <a:prstGeom prst="rect"/>
+                  </pic:spPr>
+                </pic:pic>
+              </a:graphicData>
+            </a:graphic>
+          </wp:inline>
+        </w:drawing>
+      </w:r>
+    </w:p>
+    <w:p>
+      <w:pPr>
+        <w:jc w:val="center"/>
+      </w:pPr>
       <w:r>
         <w:rPr>
           <w:i/>
+          <w:color w:val="606060"/>
+          <w:sz w:val="18"/>
         </w:rPr>
-        <w:t>Variacion temporal grande (SPX: 0.73 pp, CMC: 2.80 pp).</w:t>
+        <w:t>Figura: Serie temporal mu_mix(t) con psign.</w:t>
       </w:r>
     </w:p>
     <w:p>
@@ -3437,7 +2730,7 @@
               <a:graphicData uri="http://schemas.openxmlformats.org/drawingml/2006/picture">
                 <pic:pic>
                   <pic:nvPicPr>
-                    <pic:cNvPr id="0" name="1_mu_mix_psign.png"/>
+                    <pic:cNvPr id="0" name="6_mu_mix_compare.png"/>
                     <pic:cNvPicPr/>
                   </pic:nvPicPr>
                   <pic:blipFill>
@@ -3470,59 +2763,7 @@
           <w:color w:val="606060"/>
           <w:sz w:val="18"/>
         </w:rPr>
-        <w:t>Figura: Serie temporal mu_mix(t) con p_sign - oscila entre 2 niveles discretos.</w:t>
-      </w:r>
-    </w:p>
-    <w:p>
-      <w:pPr>
-        <w:jc w:val="center"/>
-      </w:pPr>
-      <w:r>
-        <w:drawing>
-          <wp:inline xmlns:a="http://schemas.openxmlformats.org/drawingml/2006/main" xmlns:pic="http://schemas.openxmlformats.org/drawingml/2006/picture">
-            <wp:extent cx="5486400" cy="1693027"/>
-            <wp:docPr id="11" name="Picture 11"/>
-            <wp:cNvGraphicFramePr>
-              <a:graphicFrameLocks noChangeAspect="1"/>
-            </wp:cNvGraphicFramePr>
-            <a:graphic>
-              <a:graphicData uri="http://schemas.openxmlformats.org/drawingml/2006/picture">
-                <pic:pic>
-                  <pic:nvPicPr>
-                    <pic:cNvPr id="0" name="6_mu_mix_compare.png"/>
-                    <pic:cNvPicPr/>
-                  </pic:nvPicPr>
-                  <pic:blipFill>
-                    <a:blip r:embed="rId19"/>
-                    <a:stretch>
-                      <a:fillRect/>
-                    </a:stretch>
-                  </pic:blipFill>
-                  <pic:spPr>
-                    <a:xfrm>
-                      <a:off x="0" y="0"/>
-                      <a:ext cx="5486400" cy="1693027"/>
-                    </a:xfrm>
-                    <a:prstGeom prst="rect"/>
-                  </pic:spPr>
-                </pic:pic>
-              </a:graphicData>
-            </a:graphic>
-          </wp:inline>
-        </w:drawing>
-      </w:r>
-    </w:p>
-    <w:p>
-      <w:pPr>
-        <w:jc w:val="center"/>
-      </w:pPr>
-      <w:r>
-        <w:rPr>
-          <w:i/>
-          <w:color w:val="606060"/>
-          <w:sz w:val="18"/>
-        </w:rPr>
-        <w:t>Figura: Comparativa mu_mix p_sign (rojo) vs p_hist (azul). p_sign oscila fuerte.</w:t>
+        <w:t>Figura: Comparativa mu_mix p_sign vs p_hist.</w:t>
       </w:r>
     </w:p>
     <w:p>
@@ -3530,7 +2771,7 @@
         <w:pStyle w:val="Heading2"/>
       </w:pPr>
       <w:r>
-        <w:t>4.4 El gap mu_mix(SPX) - mu_mix(CMC) varia segun el periodo</w:t>
+        <w:t>4.4 El gap mu_mix(SPX) - mu_mix(CMC)</w:t>
       </w:r>
     </w:p>
     <w:tbl>
@@ -3653,7 +2894,7 @@
               <w:rPr>
                 <w:sz w:val="20"/>
               </w:rPr>
-              <w:t>100% CMC (gap grande)</w:t>
+              <w:t>100% CMC</w:t>
             </w:r>
           </w:p>
         </w:tc>
@@ -3815,7 +3056,7 @@
               <w:rPr>
                 <w:sz w:val="20"/>
               </w:rPr>
-              <w:t>100% SPX (gap grande)</w:t>
+              <w:t>100% SPX</w:t>
             </w:r>
           </w:p>
         </w:tc>
@@ -3830,7 +3071,7 @@
           <w:i/>
           <w:sz w:val="20"/>
         </w:rPr>
-        <w:t>78.5% de las semanas el gap favorece SPX (con magnitudes de +1.06% a +1.80%). 21.5% favorece CMC. Magnitudes grandes -&gt; el optimizador siempre tiene decision clara, NUNCA esta balanceado.</w:t>
+        <w:t>78.5% favor SPX, 21.5% favor CMC. Magnitudes +/-1-2%/sem.</w:t>
       </w:r>
     </w:p>
     <w:p>
@@ -3838,7 +3079,7 @@
         <w:pStyle w:val="Heading2"/>
       </w:pPr>
       <w:r>
-        <w:t>4.5 Politica bajo g*=(1.80, 1.00) - TIMING OSCILANTE</w:t>
+        <w:t>4.5 Politica seleccionada</w:t>
       </w:r>
     </w:p>
     <w:p>
@@ -3855,18 +3096,9 @@
         <w:br/>
         <w:t xml:space="preserve">  mean = 0.845   std = 0.334</w:t>
         <w:br/>
-        <w:t xml:space="preserve">  Semanas con w_SPX &gt; 0.9: 134/163 (82%)</w:t>
-        <w:br/>
-        <w:t xml:space="preserve">  Semanas con w_SPX &lt; 0.1:  15/163 (9%)</w:t>
-        <w:br/>
-        <w:t xml:space="preserve">  Semanas balanceadas [40-60%]: 0/163 (0%)</w:t>
-        <w:br/>
         <w:t xml:space="preserve">  Turnover total: 41.44</w:t>
         <w:br/>
-        <w:br/>
-        <w:t>Hit rate del timing: 71/163 = 43.6% (random = 50%)</w:t>
-        <w:br/>
-        <w:t xml:space="preserve">  -&gt; El timing es ANTI-skill: peor que tirar moneda</w:t>
+        <w:t xml:space="preserve">  Hit rate timing: 43.6%</w:t>
       </w:r>
     </w:p>
     <w:p>
@@ -3877,7 +3109,7 @@
         <w:drawing>
           <wp:inline xmlns:a="http://schemas.openxmlformats.org/drawingml/2006/main" xmlns:pic="http://schemas.openxmlformats.org/drawingml/2006/picture">
             <wp:extent cx="5486400" cy="1657608"/>
-            <wp:docPr id="12" name="Picture 12"/>
+            <wp:docPr id="11" name="Picture 11"/>
             <wp:cNvGraphicFramePr>
               <a:graphicFrameLocks noChangeAspect="1"/>
             </wp:cNvGraphicFramePr>
@@ -3889,7 +3121,7 @@
                     <pic:cNvPicPr/>
                   </pic:nvPicPr>
                   <pic:blipFill>
-                    <a:blip r:embed="rId20"/>
+                    <a:blip r:embed="rId19"/>
                     <a:stretch>
                       <a:fillRect/>
                     </a:stretch>
@@ -3918,56 +3150,25 @@
           <w:color w:val="606060"/>
           <w:sz w:val="18"/>
         </w:rPr>
-        <w:t>Figura: Politica w(t) seleccionada - oscila violentamente entre 100% SPX y 100% CMC. NUNCA balanceada (0 semanas en [40-60%]).</w:t>
+        <w:t>Figura: Politica w(t) seleccionada con psign.</w:t>
+      </w:r>
+    </w:p>
+    <w:p>
+      <w:r>
+        <w:br w:type="page"/>
       </w:r>
     </w:p>
     <w:p>
       <w:pPr>
-        <w:pStyle w:val="Heading2"/>
+        <w:pStyle w:val="Heading1"/>
       </w:pPr>
       <w:r>
-        <w:t>4.6 Cadena completa: como mu_hat y mu_mix afectan al optimizador</w:t>
+        <w:t>5. Cadena mu_hat -&gt; mu_mix -&gt; optimizador</w:t>
       </w:r>
     </w:p>
     <w:p>
       <w:r>
-        <w:t>Esta seccion sintetiza con aritmetica concreta como las creencias del LSTM (p_bull) se combinan con las estimaciones historicas (mu_hat) para producir mu_mix(t), y como el optimizador finalmente toma decisiones.</w:t>
-      </w:r>
-    </w:p>
-    <w:p>
-      <w:pPr>
-        <w:pStyle w:val="Heading3"/>
-      </w:pPr>
-      <w:r>
-        <w:t>4.6.1 Que es mu_hat conceptualmente</w:t>
-      </w:r>
-    </w:p>
-    <w:p>
-      <w:r>
-        <w:t>mu_hat(i, k) es el retorno medio historico del activo i cuando estuvo en regimen k. Son 4 numeros FIJOS:</w:t>
-      </w:r>
-    </w:p>
-    <w:p>
-      <w:pPr>
-        <w:spacing w:before="80" w:after="80"/>
-        <w:ind w:left="432"/>
-      </w:pPr>
-      <w:r>
-        <w:rPr>
-          <w:rFonts w:ascii="Consolas" w:hAnsi="Consolas"/>
-          <w:sz w:val="18"/>
-        </w:rPr>
-        <w:t>mu_hat(SPX, bull) = +1.807%/sem    mu_hat(SPX, bear) = -1.860%/sem</w:t>
-        <w:br/>
-        <w:t>mu_hat(CMC, bull) = +6.956%/sem    mu_hat(CMC, bear) = -7.063%/sem</w:t>
-      </w:r>
-    </w:p>
-    <w:p>
-      <w:pPr>
-        <w:pStyle w:val="Heading3"/>
-      </w:pPr>
-      <w:r>
-        <w:t>4.6.2 Como se construye mu_mix(i, t)</w:t>
+        <w:t>mu_hat son 4 numeros FIJOS calculados sobre el historico (retorno medio por activo y regimen). mu_mix(i, t) es una media ponderada de los mu_hat con pesos p_bull(t) del LSTM:</w:t>
       </w:r>
     </w:p>
     <w:p>
@@ -3984,19 +3185,11 @@
       </w:r>
     </w:p>
     <w:p>
-      <w:pPr>
-        <w:pStyle w:val="Heading3"/>
-      </w:pPr>
-      <w:r>
-        <w:t>4.6.3 Ejemplo numerico: SPX</w:t>
-      </w:r>
-    </w:p>
-    <w:p>
       <w:r>
         <w:rPr>
           <w:b/>
         </w:rPr>
-        <w:t>Cuando p_bull = 0.6 (LSTM "bullish"):</w:t>
+        <w:t>Reescrito en terminos del gap, el optimizador resuelve:</w:t>
       </w:r>
     </w:p>
     <w:p>
@@ -4009,11 +3202,16 @@
           <w:rFonts w:ascii="Consolas" w:hAnsi="Consolas"/>
           <w:sz w:val="18"/>
         </w:rPr>
-        <w:t>mu_mix(SPX, t) = 0.6 * 1.807% + 0.4 * (-1.860%)</w:t>
+        <w:t>retorno(w, t) = mu_mix(CMC, t) + w * gap(t)</w:t>
         <w:br/>
-        <w:t xml:space="preserve">              = 1.084% - 0.744%</w:t>
+        <w:t xml:space="preserve">  donde gap(t) = mu_mix(SPX, t) - mu_mix(CMC, t)</w:t>
         <w:br/>
-        <w:t xml:space="preserve">              = +0.340%/sem</w:t>
+        <w:br/>
+        <w:t>Si gap &gt; 0 -&gt; w* tiende a 1 (mas SPX)</w:t>
+        <w:br/>
+        <w:t>Si gap &lt; 0 -&gt; w* tiende a 0 (mas CMC)</w:t>
+        <w:br/>
+        <w:t>La varianza tira hacia min-var (mayormente SPX, sigma_CMC &gt;&gt; sigma_SPX).</w:t>
       </w:r>
     </w:p>
     <w:p>
@@ -4021,654 +3219,12 @@
         <w:rPr>
           <w:b/>
         </w:rPr>
-        <w:t>Cuando p_bull = 0.4 (LSTM "bearish"):</w:t>
-      </w:r>
-    </w:p>
-    <w:p>
-      <w:pPr>
-        <w:spacing w:before="80" w:after="80"/>
-        <w:ind w:left="432"/>
-      </w:pPr>
-      <w:r>
-        <w:rPr>
-          <w:rFonts w:ascii="Consolas" w:hAnsi="Consolas"/>
-          <w:sz w:val="18"/>
-        </w:rPr>
-        <w:t>mu_mix(SPX, t) = 0.4 * 1.807% + 0.6 * (-1.860%)</w:t>
-        <w:br/>
-        <w:t xml:space="preserve">              = 0.723% - 1.116%</w:t>
-        <w:br/>
-        <w:t xml:space="preserve">              = -0.393%/sem</w:t>
-      </w:r>
-    </w:p>
-    <w:p>
-      <w:pPr>
-        <w:ind w:left="576" w:right="576"/>
-      </w:pPr>
-      <w:r>
-        <w:rPr>
-          <w:i/>
-          <w:sz w:val="20"/>
-        </w:rPr>
-        <w:t>OBSERVACION: para SPX, cuando el LSTM dice "bullish" mu_mix es POSITIVO (+0.34%); cuando dice "bearish" es NEGATIVO (-0.39%). La direccion es intuitiva y la magnitud es grande (0.73 pp de variacion).</w:t>
-      </w:r>
-    </w:p>
-    <w:p>
-      <w:pPr>
-        <w:pStyle w:val="Heading3"/>
-      </w:pPr>
-      <w:r>
-        <w:t>4.6.4 Ejemplo numerico: CMC</w:t>
+        <w:t>Con p_sign:</w:t>
       </w:r>
     </w:p>
     <w:p>
       <w:r>
-        <w:rPr>
-          <w:b/>
-        </w:rPr>
-        <w:t>Cuando p_bull = 0.6:</w:t>
-      </w:r>
-    </w:p>
-    <w:p>
-      <w:pPr>
-        <w:spacing w:before="80" w:after="80"/>
-        <w:ind w:left="432"/>
-      </w:pPr>
-      <w:r>
-        <w:rPr>
-          <w:rFonts w:ascii="Consolas" w:hAnsi="Consolas"/>
-          <w:sz w:val="18"/>
-        </w:rPr>
-        <w:t>mu_mix(CMC, t) = 0.6 * 6.956% + 0.4 * (-7.063%)</w:t>
-        <w:br/>
-        <w:t xml:space="preserve">              = 4.173% - 2.825%</w:t>
-        <w:br/>
-        <w:t xml:space="preserve">              = +1.348%/sem</w:t>
-      </w:r>
-    </w:p>
-    <w:p>
-      <w:r>
-        <w:rPr>
-          <w:b/>
-        </w:rPr>
-        <w:t>Cuando p_bull = 0.4:</w:t>
-      </w:r>
-    </w:p>
-    <w:p>
-      <w:pPr>
-        <w:spacing w:before="80" w:after="80"/>
-        <w:ind w:left="432"/>
-      </w:pPr>
-      <w:r>
-        <w:rPr>
-          <w:rFonts w:ascii="Consolas" w:hAnsi="Consolas"/>
-          <w:sz w:val="18"/>
-        </w:rPr>
-        <w:t>mu_mix(CMC, t) = 0.4 * 6.956% + 0.6 * (-7.063%)</w:t>
-        <w:br/>
-        <w:t xml:space="preserve">              = 2.782% - 4.238%</w:t>
-        <w:br/>
-        <w:t xml:space="preserve">              = -1.455%/sem</w:t>
-      </w:r>
-    </w:p>
-    <w:p>
-      <w:pPr>
-        <w:ind w:left="576" w:right="576"/>
-      </w:pPr>
-      <w:r>
-        <w:rPr>
-          <w:i/>
-          <w:sz w:val="20"/>
-        </w:rPr>
-        <w:t>CMC tiene magnitudes 4x mas grandes que SPX. Cuando el LSTM dice bullish, mu_mix(CMC) esperado es +1.35%/sem; cuando dice bearish, -1.46%/sem. Variacion de 2.80 pp.</w:t>
-      </w:r>
-    </w:p>
-    <w:p>
-      <w:pPr>
-        <w:pStyle w:val="Heading3"/>
-      </w:pPr>
-      <w:r>
-        <w:t>4.6.5 Como el optimizador "lee" mu_mix</w:t>
-      </w:r>
-    </w:p>
-    <w:p>
-      <w:pPr>
-        <w:spacing w:before="80" w:after="80"/>
-        <w:ind w:left="432"/>
-      </w:pPr>
-      <w:r>
-        <w:rPr>
-          <w:rFonts w:ascii="Consolas" w:hAnsi="Consolas"/>
-          <w:sz w:val="18"/>
-        </w:rPr>
-        <w:t>max  z = w * mu_mix(SPX, t) + (1-w) * mu_mix(CMC, t)</w:t>
-        <w:br/>
-        <w:t xml:space="preserve">       - lambda * Var(w, t)</w:t>
-        <w:br/>
-        <w:t xml:space="preserve">       - m * c * |Delta w|</w:t>
-        <w:br/>
-        <w:br/>
-        <w:t>Reescribiendo:</w:t>
-        <w:br/>
-        <w:t>retorno(w, t) = mu_mix(CMC, t) + w * gap(t)</w:t>
-        <w:br/>
-        <w:br/>
-        <w:t>donde gap(t) = mu_mix(SPX, t) - mu_mix(CMC, t)</w:t>
-        <w:br/>
-        <w:br/>
-        <w:t>Si gap &gt; 0 -&gt; mas retorno con mas SPX -&gt; w* tiende a 1</w:t>
-        <w:br/>
-        <w:t>Si gap &lt; 0 -&gt; mas retorno con mas CMC -&gt; w* tiende a 0</w:t>
-        <w:br/>
-        <w:t>La varianza tira hacia min-var (mayormente SPX).</w:t>
-      </w:r>
-    </w:p>
-    <w:p>
-      <w:pPr>
-        <w:pStyle w:val="Heading3"/>
-      </w:pPr>
-      <w:r>
-        <w:t>4.6.6 Las 4 combinaciones del gap con p_sign</w:t>
-      </w:r>
-    </w:p>
-    <w:tbl>
-      <w:tblPr>
-        <w:tblStyle w:val="LightGrid-Accent1"/>
-        <w:tblW w:type="auto" w:w="0"/>
-        <w:jc w:val="center"/>
-        <w:tblLook w:firstColumn="1" w:firstRow="1" w:lastColumn="0" w:lastRow="0" w:noHBand="0" w:noVBand="1" w:val="04A0"/>
-      </w:tblPr>
-      <w:tblGrid>
-        <w:gridCol w:w="1987"/>
-        <w:gridCol w:w="1987"/>
-        <w:gridCol w:w="1987"/>
-        <w:gridCol w:w="1987"/>
-        <w:gridCol w:w="1987"/>
-      </w:tblGrid>
-      <w:tr>
-        <w:tc>
-          <w:tcPr>
-            <w:tcW w:type="dxa" w:w="1728"/>
-          </w:tcPr>
-          <w:p>
-            <w:r>
-              <w:rPr>
-                <w:b/>
-                <w:sz w:val="20"/>
-              </w:rPr>
-              <w:t>p_bull(SPX)</w:t>
-            </w:r>
-          </w:p>
-        </w:tc>
-        <w:tc>
-          <w:tcPr>
-            <w:tcW w:type="dxa" w:w="1728"/>
-          </w:tcPr>
-          <w:p>
-            <w:r>
-              <w:rPr>
-                <w:b/>
-                <w:sz w:val="20"/>
-              </w:rPr>
-              <w:t>p_bull(CMC)</w:t>
-            </w:r>
-          </w:p>
-        </w:tc>
-        <w:tc>
-          <w:tcPr>
-            <w:tcW w:type="dxa" w:w="1584"/>
-          </w:tcPr>
-          <w:p>
-            <w:r>
-              <w:rPr>
-                <w:b/>
-                <w:sz w:val="20"/>
-              </w:rPr>
-              <w:t>mu_mix(SPX)</w:t>
-            </w:r>
-          </w:p>
-        </w:tc>
-        <w:tc>
-          <w:tcPr>
-            <w:tcW w:type="dxa" w:w="1584"/>
-          </w:tcPr>
-          <w:p>
-            <w:r>
-              <w:rPr>
-                <w:b/>
-                <w:sz w:val="20"/>
-              </w:rPr>
-              <w:t>mu_mix(CMC)</w:t>
-            </w:r>
-          </w:p>
-        </w:tc>
-        <w:tc>
-          <w:tcPr>
-            <w:tcW w:type="dxa" w:w="1584"/>
-          </w:tcPr>
-          <w:p>
-            <w:r>
-              <w:rPr>
-                <w:b/>
-                <w:sz w:val="20"/>
-              </w:rPr>
-              <w:t>gap</w:t>
-            </w:r>
-          </w:p>
-        </w:tc>
-      </w:tr>
-      <w:tr>
-        <w:tc>
-          <w:tcPr>
-            <w:tcW w:type="dxa" w:w="1728"/>
-          </w:tcPr>
-          <w:p>
-            <w:r>
-              <w:rPr>
-                <w:sz w:val="20"/>
-              </w:rPr>
-              <w:t>0.6</w:t>
-            </w:r>
-          </w:p>
-        </w:tc>
-        <w:tc>
-          <w:tcPr>
-            <w:tcW w:type="dxa" w:w="1728"/>
-          </w:tcPr>
-          <w:p>
-            <w:r>
-              <w:rPr>
-                <w:sz w:val="20"/>
-              </w:rPr>
-              <w:t>0.6</w:t>
-            </w:r>
-          </w:p>
-        </w:tc>
-        <w:tc>
-          <w:tcPr>
-            <w:tcW w:type="dxa" w:w="1584"/>
-          </w:tcPr>
-          <w:p>
-            <w:r>
-              <w:rPr>
-                <w:sz w:val="20"/>
-              </w:rPr>
-              <w:t>+0.340%</w:t>
-            </w:r>
-          </w:p>
-        </w:tc>
-        <w:tc>
-          <w:tcPr>
-            <w:tcW w:type="dxa" w:w="1584"/>
-          </w:tcPr>
-          <w:p>
-            <w:r>
-              <w:rPr>
-                <w:sz w:val="20"/>
-              </w:rPr>
-              <w:t>+1.348%</w:t>
-            </w:r>
-          </w:p>
-        </w:tc>
-        <w:tc>
-          <w:tcPr>
-            <w:tcW w:type="dxa" w:w="1584"/>
-          </w:tcPr>
-          <w:p>
-            <w:r>
-              <w:rPr>
-                <w:sz w:val="20"/>
-              </w:rPr>
-              <w:t>-1.008%</w:t>
-            </w:r>
-          </w:p>
-        </w:tc>
-      </w:tr>
-      <w:tr>
-        <w:tc>
-          <w:tcPr>
-            <w:tcW w:type="dxa" w:w="1728"/>
-          </w:tcPr>
-          <w:p>
-            <w:r>
-              <w:rPr>
-                <w:sz w:val="20"/>
-              </w:rPr>
-              <w:t>0.4</w:t>
-            </w:r>
-          </w:p>
-        </w:tc>
-        <w:tc>
-          <w:tcPr>
-            <w:tcW w:type="dxa" w:w="1728"/>
-          </w:tcPr>
-          <w:p>
-            <w:r>
-              <w:rPr>
-                <w:sz w:val="20"/>
-              </w:rPr>
-              <w:t>0.6</w:t>
-            </w:r>
-          </w:p>
-        </w:tc>
-        <w:tc>
-          <w:tcPr>
-            <w:tcW w:type="dxa" w:w="1584"/>
-          </w:tcPr>
-          <w:p>
-            <w:r>
-              <w:rPr>
-                <w:sz w:val="20"/>
-              </w:rPr>
-              <w:t>-0.393%</w:t>
-            </w:r>
-          </w:p>
-        </w:tc>
-        <w:tc>
-          <w:tcPr>
-            <w:tcW w:type="dxa" w:w="1584"/>
-          </w:tcPr>
-          <w:p>
-            <w:r>
-              <w:rPr>
-                <w:sz w:val="20"/>
-              </w:rPr>
-              <w:t>+1.348%</w:t>
-            </w:r>
-          </w:p>
-        </w:tc>
-        <w:tc>
-          <w:tcPr>
-            <w:tcW w:type="dxa" w:w="1584"/>
-          </w:tcPr>
-          <w:p>
-            <w:r>
-              <w:rPr>
-                <w:sz w:val="20"/>
-              </w:rPr>
-              <w:t>-1.741%</w:t>
-            </w:r>
-          </w:p>
-        </w:tc>
-      </w:tr>
-      <w:tr>
-        <w:tc>
-          <w:tcPr>
-            <w:tcW w:type="dxa" w:w="1728"/>
-          </w:tcPr>
-          <w:p>
-            <w:r>
-              <w:rPr>
-                <w:sz w:val="20"/>
-              </w:rPr>
-              <w:t>0.6</w:t>
-            </w:r>
-          </w:p>
-        </w:tc>
-        <w:tc>
-          <w:tcPr>
-            <w:tcW w:type="dxa" w:w="1728"/>
-          </w:tcPr>
-          <w:p>
-            <w:r>
-              <w:rPr>
-                <w:sz w:val="20"/>
-              </w:rPr>
-              <w:t>0.4</w:t>
-            </w:r>
-          </w:p>
-        </w:tc>
-        <w:tc>
-          <w:tcPr>
-            <w:tcW w:type="dxa" w:w="1584"/>
-          </w:tcPr>
-          <w:p>
-            <w:r>
-              <w:rPr>
-                <w:sz w:val="20"/>
-              </w:rPr>
-              <w:t>+0.340%</w:t>
-            </w:r>
-          </w:p>
-        </w:tc>
-        <w:tc>
-          <w:tcPr>
-            <w:tcW w:type="dxa" w:w="1584"/>
-          </w:tcPr>
-          <w:p>
-            <w:r>
-              <w:rPr>
-                <w:sz w:val="20"/>
-              </w:rPr>
-              <w:t>-1.455%</w:t>
-            </w:r>
-          </w:p>
-        </w:tc>
-        <w:tc>
-          <w:tcPr>
-            <w:tcW w:type="dxa" w:w="1584"/>
-          </w:tcPr>
-          <w:p>
-            <w:r>
-              <w:rPr>
-                <w:sz w:val="20"/>
-              </w:rPr>
-              <w:t>+1.795%</w:t>
-            </w:r>
-          </w:p>
-        </w:tc>
-      </w:tr>
-      <w:tr>
-        <w:tc>
-          <w:tcPr>
-            <w:tcW w:type="dxa" w:w="1728"/>
-          </w:tcPr>
-          <w:p>
-            <w:r>
-              <w:rPr>
-                <w:sz w:val="20"/>
-              </w:rPr>
-              <w:t>0.4</w:t>
-            </w:r>
-          </w:p>
-        </w:tc>
-        <w:tc>
-          <w:tcPr>
-            <w:tcW w:type="dxa" w:w="1728"/>
-          </w:tcPr>
-          <w:p>
-            <w:r>
-              <w:rPr>
-                <w:sz w:val="20"/>
-              </w:rPr>
-              <w:t>0.4</w:t>
-            </w:r>
-          </w:p>
-        </w:tc>
-        <w:tc>
-          <w:tcPr>
-            <w:tcW w:type="dxa" w:w="1584"/>
-          </w:tcPr>
-          <w:p>
-            <w:r>
-              <w:rPr>
-                <w:sz w:val="20"/>
-              </w:rPr>
-              <w:t>-0.393%</w:t>
-            </w:r>
-          </w:p>
-        </w:tc>
-        <w:tc>
-          <w:tcPr>
-            <w:tcW w:type="dxa" w:w="1584"/>
-          </w:tcPr>
-          <w:p>
-            <w:r>
-              <w:rPr>
-                <w:sz w:val="20"/>
-              </w:rPr>
-              <w:t>-1.455%</w:t>
-            </w:r>
-          </w:p>
-        </w:tc>
-        <w:tc>
-          <w:tcPr>
-            <w:tcW w:type="dxa" w:w="1584"/>
-          </w:tcPr>
-          <w:p>
-            <w:r>
-              <w:rPr>
-                <w:sz w:val="20"/>
-              </w:rPr>
-              <w:t>+1.062%</w:t>
-            </w:r>
-          </w:p>
-        </w:tc>
-      </w:tr>
-    </w:tbl>
-    <w:p>
-      <w:r>
-        <w:rPr>
-          <w:b/>
-        </w:rPr>
-        <w:t>A diferencia de p_hist (donde TODAS las combinaciones dan gap negativo), con p_sign el gap CAMBIA DE SIGNO segun las creencias del LSTM. Esto produce timing oscilante.</w:t>
-      </w:r>
-    </w:p>
-    <w:p>
-      <w:pPr>
-        <w:pStyle w:val="Heading3"/>
-      </w:pPr>
-      <w:r>
-        <w:t>4.6.7 El "tug-of-war" entre retorno y varianza</w:t>
-      </w:r>
-    </w:p>
-    <w:p>
-      <w:pPr>
-        <w:spacing w:before="80" w:after="80"/>
-        <w:ind w:left="432"/>
-      </w:pPr>
-      <w:r>
-        <w:rPr>
-          <w:rFonts w:ascii="Consolas" w:hAnsi="Consolas"/>
-          <w:sz w:val="18"/>
-        </w:rPr>
-        <w:t xml:space="preserve">    Cuando gap &lt; 0 (favor CMC):     Cuando gap &gt; 0 (favor SPX):</w:t>
-        <w:br/>
-        <w:t xml:space="preserve">       w*_SPX tiende a 0                w*_SPX tiende a 1</w:t>
-        <w:br/>
-        <w:t xml:space="preserve">       (var tira menos porque             (var tira mismo pero retorno</w:t>
-        <w:br/>
-        <w:t xml:space="preserve">        retorno tira fuerte)              tira en la misma direccion)</w:t>
-        <w:br/>
-        <w:br/>
-        <w:t xml:space="preserve">    Con lambda=1.80 (alto): la varianza tira MUCHO hacia SPX.</w:t>
-        <w:br/>
-        <w:t xml:space="preserve">    Pero los gaps son tan grandes (+/-1-2%/sem) que el RETORNO domina.</w:t>
-        <w:br/>
-        <w:t xml:space="preserve">    -&gt; politica oscila siguiendo el signo del gap.</w:t>
-      </w:r>
-    </w:p>
-    <w:p>
-      <w:pPr>
-        <w:pStyle w:val="Heading3"/>
-      </w:pPr>
-      <w:r>
-        <w:t>4.6.8 El bucle de decision semana por semana</w:t>
-      </w:r>
-    </w:p>
-    <w:p>
-      <w:pPr>
-        <w:spacing w:before="80" w:after="80"/>
-        <w:ind w:left="432"/>
-      </w:pPr>
-      <w:r>
-        <w:rPr>
-          <w:rFonts w:ascii="Consolas" w:hAnsi="Consolas"/>
-          <w:sz w:val="18"/>
-        </w:rPr>
-        <w:t>Para cada semana t:</w:t>
-        <w:br/>
-        <w:t xml:space="preserve">  1. LSTM predice p_bull(SPX, t) y p_bull(CMC, t)</w:t>
-        <w:br/>
-        <w:t xml:space="preserve">  2. mu_mix(SPX, t) y mu_mix(CMC, t) se calculan con la formula de mezcla</w:t>
-        <w:br/>
-        <w:t xml:space="preserve">  3. gap(t) = mu_mix(SPX, t) - mu_mix(CMC, t) -&gt; uno de 4 valores</w:t>
-        <w:br/>
-        <w:t xml:space="preserve">  4. Optimizador computa w*(t):</w:t>
-        <w:br/>
-        <w:t xml:space="preserve">     - Si gap(t) &gt; 0 -&gt; w*(t) ~ 1 (100% SPX)</w:t>
-        <w:br/>
-        <w:t xml:space="preserve">     - Si gap(t) &lt; 0 -&gt; w*(t) ~ 0 (100% CMC)</w:t>
-        <w:br/>
-        <w:t xml:space="preserve">  5. La politica oscila siguiendo el signo del gap</w:t>
-        <w:br/>
-        <w:t xml:space="preserve">  6. Como p_bull(SPX) y p_bull(CMC) son anti-correlacionados, el gap cambia de signo seguido</w:t>
-      </w:r>
-    </w:p>
-    <w:p>
-      <w:pPr>
-        <w:pStyle w:val="Heading3"/>
-      </w:pPr>
-      <w:r>
-        <w:t>4.6.9 Por que el timing falla (hit rate 43.6%)</w:t>
-      </w:r>
-    </w:p>
-    <w:p>
-      <w:r>
-        <w:t>El LSTM produce gaps grandes que el optimizador "obedece". Pero el LSTM aprendio MOMENTUM, mientras que CMC es MEAN-REVERTING. Resultado:</w:t>
-      </w:r>
-    </w:p>
-    <w:p>
-      <w:pPr>
-        <w:spacing w:before="80" w:after="80"/>
-        <w:ind w:left="432"/>
-      </w:pPr>
-      <w:r>
-        <w:rPr>
-          <w:rFonts w:ascii="Consolas" w:hAnsi="Consolas"/>
-          <w:sz w:val="18"/>
-        </w:rPr>
-        <w:t>Semanas apostando SPX (w_SPX &gt; 0.6): 134</w:t>
-        <w:br/>
-        <w:t xml:space="preserve">  Aciertos (SPX &gt; CMC esa semana): 60 (44.8%)</w:t>
-        <w:br/>
-        <w:t>Semanas apostando CMC (w_SPX &lt; 0.4): 29</w:t>
-        <w:br/>
-        <w:t xml:space="preserve">  Aciertos (CMC &gt; SPX esa semana): 11 (37.9%)</w:t>
-        <w:br/>
-        <w:t>Total: 71/163 = 43.6% (random = 50%)</w:t>
-      </w:r>
-    </w:p>
-    <w:p>
-      <w:pPr>
-        <w:ind w:left="576" w:right="576"/>
-      </w:pPr>
-      <w:r>
-        <w:rPr>
-          <w:i/>
-          <w:sz w:val="20"/>
-        </w:rPr>
-        <w:t>El modelo elige el activo EQUIVOCADO mas veces que el azar. Es anti-skill puro.</w:t>
-      </w:r>
-    </w:p>
-    <w:p>
-      <w:pPr>
-        <w:pStyle w:val="Heading3"/>
-      </w:pPr>
-      <w:r>
-        <w:t>4.6.10 La conclusion estructural</w:t>
-      </w:r>
-    </w:p>
-    <w:p>
-      <w:pPr>
-        <w:ind w:left="576" w:right="576"/>
-      </w:pPr>
-      <w:r>
-        <w:rPr>
-          <w:i/>
-          <w:sz w:val="20"/>
-        </w:rPr>
-        <w:t>Con p_sign: mu_mix(t) tiene magnitudes grandes (gap +/- 1-2%/sem). El optimizador obedece la señal del LSTM haciendo timing extremo. Pero la señal del LSTM esta anti-correlacionada con la realidad de CMC (corr = -0.108). Resultado: timing destructivo que pierde -32% en backtest. Es el "modo de fracaso por señal agresiva equivocada".</w:t>
+        <w:t>mu_hat tiene gaps GRANDES (SPX: 3.67%, CMC: 14%). mu_mix oscila fuerte (gap +/-1-2%/sem). El optimizador "obedece" la señal y hace timing extremo. Pero como el LSTM esta anti-correlacionado con CMC, el timing falla -&gt; hit rate 43.6%, backtest -32%.</w:t>
       </w:r>
     </w:p>
     <w:p>
@@ -4681,844 +3237,7 @@
         <w:pStyle w:val="Heading1"/>
       </w:pPr>
       <w:r>
-        <w:t>5. Efecto de lambda y m sobre la politica</w:t>
-      </w:r>
-    </w:p>
-    <w:p>
-      <w:r>
-        <w:t>Pregunta natural: con lambda alto, no deberia el optimizador rotar hacia SPX? Veamos la grilla completa de politicas con p_sign.</w:t>
-      </w:r>
-    </w:p>
-    <w:p>
-      <w:pPr>
-        <w:pStyle w:val="Heading2"/>
-      </w:pPr>
-      <w:r>
-        <w:t>5.1 La FO penaliza DOS cosas</w:t>
-      </w:r>
-    </w:p>
-    <w:p>
-      <w:pPr>
-        <w:spacing w:before="80" w:after="80"/>
-        <w:ind w:left="432"/>
-      </w:pPr>
-      <w:r>
-        <w:rPr>
-          <w:rFonts w:ascii="Consolas" w:hAnsi="Consolas"/>
-          <w:sz w:val="18"/>
-        </w:rPr>
-        <w:t>max  z = Sum_t [ Sum_i w_i * mu_mix(i, t)                          &lt;- retorno</w:t>
-        <w:br/>
-        <w:t xml:space="preserve">               - lambda * (Sum_ij w_i * w_j * sigma(i,j,t) - V_max) &lt;- riesgo</w:t>
-        <w:br/>
-        <w:t xml:space="preserve">               - m * Sum_i c_i * (u_i + v_i)                        &lt;- costos]</w:t>
-      </w:r>
-    </w:p>
-    <w:p>
-      <w:pPr>
-        <w:pStyle w:val="Heading2"/>
-      </w:pPr>
-      <w:r>
-        <w:t>5.2 Comportamiento de la politica seleccionada</w:t>
-      </w:r>
-    </w:p>
-    <w:p>
-      <w:r>
-        <w:t>Con p_sign, la politica con g*=(1.80, 1.00) hace TIMING porque el gap mu_mix cambia de signo segun las creencias del LSTM. Aunque lambda=1.8 es el maximo del grid, el gap es tan grande (+/- 1-2%/sem) que la varianza no compensa.</w:t>
-      </w:r>
-    </w:p>
-    <w:p>
-      <w:pPr>
-        <w:spacing w:before="80" w:after="80"/>
-        <w:ind w:left="432"/>
-      </w:pPr>
-      <w:r>
-        <w:rPr>
-          <w:rFonts w:ascii="Consolas" w:hAnsi="Consolas"/>
-          <w:sz w:val="18"/>
-        </w:rPr>
-        <w:t>En 78.5% de las semanas: gap &gt; 0 -&gt; w*_SPX ~ 1</w:t>
-        <w:br/>
-        <w:t>En 21.5% de las semanas: gap &lt; 0 -&gt; w*_SPX ~ 0</w:t>
-        <w:br/>
-        <w:t>NUNCA balanceada porque el gap es siempre grande en magnitud.</w:t>
-      </w:r>
-    </w:p>
-    <w:p>
-      <w:pPr>
-        <w:pStyle w:val="Heading2"/>
-      </w:pPr>
-      <w:r>
-        <w:t>5.3 Por que el regret-grid selecciona lambda=1.80</w:t>
-      </w:r>
-    </w:p>
-    <w:p>
-      <w:r>
-        <w:t>Con p_sign, lambda=1.80 SI funciona como deberia (penaliza varianza). El optimizador rota hacia SPX cuando puede. El problema es que el GAP de mu_mix sigue siendo grande incluso con lambda alto - el optimizador no puede ignorar gaps de 1.7%/sem.</w:t>
-      </w:r>
-    </w:p>
-    <w:p>
-      <w:r>
-        <w:t>El regret-grid selecciona g* porque dentro del grid, (1.80, 1.00) tiene el mejor mean_regret. Pero la politica resultante sigue siendo de timing porque mu_mix es oscilante.</w:t>
-      </w:r>
-    </w:p>
-    <w:p>
-      <w:pPr>
-        <w:ind w:left="576" w:right="576"/>
-      </w:pPr>
-      <w:r>
-        <w:rPr>
-          <w:i/>
-          <w:sz w:val="20"/>
-        </w:rPr>
-        <w:t>A diferencia de p_hist (donde el problema es estatica equivocada), con p_sign el problema es TIMING equivocado. Lambda mas alto reduce el timing pero no lo elimina porque el gap es estructuralmente grande.</w:t>
-      </w:r>
-    </w:p>
-    <w:p>
-      <w:r>
-        <w:br w:type="page"/>
-      </w:r>
-    </w:p>
-    <w:p>
-      <w:pPr>
-        <w:pStyle w:val="Heading1"/>
-      </w:pPr>
-      <w:r>
-        <w:t>6. Por que pierde plata - timing anti-skill</w:t>
-      </w:r>
-    </w:p>
-    <w:p>
-      <w:pPr>
-        <w:pStyle w:val="Heading2"/>
-      </w:pPr>
-      <w:r>
-        <w:t>6.1 El hit rate del timing</w:t>
-      </w:r>
-    </w:p>
-    <w:p>
-      <w:pPr>
-        <w:spacing w:before="80" w:after="80"/>
-        <w:ind w:left="432"/>
-      </w:pPr>
-      <w:r>
-        <w:rPr>
-          <w:rFonts w:ascii="Consolas" w:hAnsi="Consolas"/>
-          <w:sz w:val="18"/>
-        </w:rPr>
-        <w:t>Semanas apostando a SPX (w_SPX &gt; 0.6): 134</w:t>
-        <w:br/>
-        <w:t xml:space="preserve">  Aciertos (SPX &gt; CMC esa semana): 60 (44.8%)</w:t>
-        <w:br/>
-        <w:t>Semanas apostando a CMC (w_SPX &lt; 0.4): 29</w:t>
-        <w:br/>
-        <w:t xml:space="preserve">  Aciertos (CMC &gt; SPX esa semana): 11 (37.9%)</w:t>
-        <w:br/>
-        <w:t>Total: 71/163 = 43.6%</w:t>
-        <w:br/>
-        <w:br/>
-        <w:t>Random esperado: 50%. El modelo es 6.4 pp peor que random.</w:t>
-      </w:r>
-    </w:p>
-    <w:p>
-      <w:pPr>
-        <w:pStyle w:val="Heading2"/>
-      </w:pPr>
-      <w:r>
-        <w:t>6.2 La causa del -32.27%</w:t>
-      </w:r>
-    </w:p>
-    <w:p>
-      <w:r>
-        <w:t>El timing anti-skill destruye capital cuando la politica oscila violentamente entre 100% SPX y 100% CMC. Cada vez que apuesta CMC y CMC baja, pierde fuerte. Cada vez que apuesta SPX y CMC sube, pierde la oportunidad.</w:t>
-      </w:r>
-    </w:p>
-    <w:p>
-      <w:pPr>
-        <w:spacing w:before="80" w:after="80"/>
-        <w:ind w:left="432"/>
-      </w:pPr>
-      <w:r>
-        <w:rPr>
-          <w:rFonts w:ascii="Consolas" w:hAnsi="Consolas"/>
-          <w:sz w:val="18"/>
-        </w:rPr>
-        <w:t>Politica: oscila entre 100% SPX y 100% CMC</w:t>
-        <w:br/>
-        <w:t>Hit rate: 43.6% (peor que random)</w:t>
-        <w:br/>
-        <w:t>Turnover total: 41.44 (muy alto - mucho costo)</w:t>
-        <w:br/>
-        <w:t>Resultado: cap_final = $6,773 (-32.27%)</w:t>
-        <w:br/>
-        <w:br/>
-        <w:t>Naive 50/50:</w:t>
-        <w:br/>
-        <w:t xml:space="preserve">  No hace timing - inmune a equivocaciones predictivas</w:t>
-        <w:br/>
-        <w:t xml:space="preserve">  Resultado: cap_final = $12,092 (+20.9%)</w:t>
-      </w:r>
-    </w:p>
-    <w:p>
-      <w:pPr>
-        <w:pStyle w:val="Heading2"/>
-      </w:pPr>
-      <w:r>
-        <w:t>6.3 Las correlaciones</w:t>
-      </w:r>
-    </w:p>
-    <w:p>
-      <w:pPr>
-        <w:spacing w:before="80" w:after="80"/>
-        <w:ind w:left="432"/>
-      </w:pPr>
-      <w:r>
-        <w:rPr>
-          <w:rFonts w:ascii="Consolas" w:hAnsi="Consolas"/>
-          <w:sz w:val="18"/>
-        </w:rPr>
-        <w:t>corr(mu_mix(SPX, t), r_real(SPX, t)) = +0.0704</w:t>
-        <w:br/>
-        <w:t>corr(mu_mix(CMC, t), r_real(CMC, t)) = -0.1087</w:t>
-      </w:r>
-    </w:p>
-    <w:p>
-      <w:pPr>
-        <w:ind w:left="576" w:right="576"/>
-      </w:pPr>
-      <w:r>
-        <w:rPr>
-          <w:i/>
-          <w:sz w:val="20"/>
-        </w:rPr>
-        <w:t>Para CMC: la señal del modelo esta NEGATIVAMENTE correlacionada con la realidad. Cuando mu_mix(CMC, t) sube, CMC realmente baja en promedio. Por eso el timing falla sistematicamente para CMC.</w:t>
-      </w:r>
-    </w:p>
-    <w:p>
-      <w:r>
-        <w:br w:type="page"/>
-      </w:r>
-    </w:p>
-    <w:p>
-      <w:pPr>
-        <w:pStyle w:val="Heading1"/>
-      </w:pPr>
-      <w:r>
-        <w:t>7. Comparativa: p_sign vs p_hist</w:t>
-      </w:r>
-    </w:p>
-    <w:p>
-      <w:pPr>
-        <w:pStyle w:val="Heading2"/>
-      </w:pPr>
-      <w:r>
-        <w:t>7.1 mu_hat condicional</w:t>
-      </w:r>
-    </w:p>
-    <w:tbl>
-      <w:tblPr>
-        <w:tblStyle w:val="LightGrid-Accent1"/>
-        <w:tblW w:type="auto" w:w="0"/>
-        <w:jc w:val="center"/>
-        <w:tblLook w:firstColumn="1" w:firstRow="1" w:lastColumn="0" w:lastRow="0" w:noHBand="0" w:noVBand="1" w:val="04A0"/>
-      </w:tblPr>
-      <w:tblGrid>
-        <w:gridCol w:w="2484"/>
-        <w:gridCol w:w="2484"/>
-        <w:gridCol w:w="2484"/>
-        <w:gridCol w:w="2484"/>
-      </w:tblGrid>
-      <w:tr>
-        <w:tc>
-          <w:tcPr>
-            <w:tcW w:type="dxa" w:w="2160"/>
-          </w:tcPr>
-          <w:p>
-            <w:r>
-              <w:rPr>
-                <w:b/>
-                <w:sz w:val="20"/>
-              </w:rPr>
-              <w:t>Activo / Regimen</w:t>
-            </w:r>
-          </w:p>
-        </w:tc>
-        <w:tc>
-          <w:tcPr>
-            <w:tcW w:type="dxa" w:w="1728"/>
-          </w:tcPr>
-          <w:p>
-            <w:r>
-              <w:rPr>
-                <w:b/>
-                <w:sz w:val="20"/>
-              </w:rPr>
-              <w:t>p_sign</w:t>
-            </w:r>
-          </w:p>
-        </w:tc>
-        <w:tc>
-          <w:tcPr>
-            <w:tcW w:type="dxa" w:w="1728"/>
-          </w:tcPr>
-          <w:p>
-            <w:r>
-              <w:rPr>
-                <w:b/>
-                <w:sz w:val="20"/>
-              </w:rPr>
-              <w:t>p_hist</w:t>
-            </w:r>
-          </w:p>
-        </w:tc>
-        <w:tc>
-          <w:tcPr>
-            <w:tcW w:type="dxa" w:w="3600"/>
-          </w:tcPr>
-          <w:p>
-            <w:r>
-              <w:rPr>
-                <w:b/>
-                <w:sz w:val="20"/>
-              </w:rPr>
-              <w:t>Diferencia</w:t>
-            </w:r>
-          </w:p>
-        </w:tc>
-      </w:tr>
-      <w:tr>
-        <w:tc>
-          <w:tcPr>
-            <w:tcW w:type="dxa" w:w="2160"/>
-          </w:tcPr>
-          <w:p>
-            <w:r>
-              <w:rPr>
-                <w:sz w:val="20"/>
-              </w:rPr>
-              <w:t>SPX bull</w:t>
-            </w:r>
-          </w:p>
-        </w:tc>
-        <w:tc>
-          <w:tcPr>
-            <w:tcW w:type="dxa" w:w="1728"/>
-          </w:tcPr>
-          <w:p>
-            <w:r>
-              <w:rPr>
-                <w:sz w:val="20"/>
-              </w:rPr>
-              <w:t>+1.807%</w:t>
-            </w:r>
-          </w:p>
-        </w:tc>
-        <w:tc>
-          <w:tcPr>
-            <w:tcW w:type="dxa" w:w="1728"/>
-          </w:tcPr>
-          <w:p>
-            <w:r>
-              <w:rPr>
-                <w:sz w:val="20"/>
-              </w:rPr>
-              <w:t>+0.175%</w:t>
-            </w:r>
-          </w:p>
-        </w:tc>
-        <w:tc>
-          <w:tcPr>
-            <w:tcW w:type="dxa" w:w="3600"/>
-          </w:tcPr>
-          <w:p>
-            <w:r>
-              <w:rPr>
-                <w:sz w:val="20"/>
-              </w:rPr>
-              <w:t>p_sign es 10x mas grande</w:t>
-            </w:r>
-          </w:p>
-        </w:tc>
-      </w:tr>
-      <w:tr>
-        <w:tc>
-          <w:tcPr>
-            <w:tcW w:type="dxa" w:w="2160"/>
-          </w:tcPr>
-          <w:p>
-            <w:r>
-              <w:rPr>
-                <w:sz w:val="20"/>
-              </w:rPr>
-              <w:t>SPX bear</w:t>
-            </w:r>
-          </w:p>
-        </w:tc>
-        <w:tc>
-          <w:tcPr>
-            <w:tcW w:type="dxa" w:w="1728"/>
-          </w:tcPr>
-          <w:p>
-            <w:r>
-              <w:rPr>
-                <w:sz w:val="20"/>
-              </w:rPr>
-              <w:t>-1.860%</w:t>
-            </w:r>
-          </w:p>
-        </w:tc>
-        <w:tc>
-          <w:tcPr>
-            <w:tcW w:type="dxa" w:w="1728"/>
-          </w:tcPr>
-          <w:p>
-            <w:r>
-              <w:rPr>
-                <w:sz w:val="20"/>
-              </w:rPr>
-              <w:t>+0.205%</w:t>
-            </w:r>
-          </w:p>
-        </w:tc>
-        <w:tc>
-          <w:tcPr>
-            <w:tcW w:type="dxa" w:w="3600"/>
-          </w:tcPr>
-          <w:p>
-            <w:r>
-              <w:rPr>
-                <w:sz w:val="20"/>
-              </w:rPr>
-              <w:t>p_sign es negativo, p_hist positivo</w:t>
-            </w:r>
-          </w:p>
-        </w:tc>
-      </w:tr>
-      <w:tr>
-        <w:tc>
-          <w:tcPr>
-            <w:tcW w:type="dxa" w:w="2160"/>
-          </w:tcPr>
-          <w:p>
-            <w:r>
-              <w:rPr>
-                <w:sz w:val="20"/>
-              </w:rPr>
-              <w:t>CMC bull</w:t>
-            </w:r>
-          </w:p>
-        </w:tc>
-        <w:tc>
-          <w:tcPr>
-            <w:tcW w:type="dxa" w:w="1728"/>
-          </w:tcPr>
-          <w:p>
-            <w:r>
-              <w:rPr>
-                <w:sz w:val="20"/>
-              </w:rPr>
-              <w:t>+6.956%</w:t>
-            </w:r>
-          </w:p>
-        </w:tc>
-        <w:tc>
-          <w:tcPr>
-            <w:tcW w:type="dxa" w:w="1728"/>
-          </w:tcPr>
-          <w:p>
-            <w:r>
-              <w:rPr>
-                <w:sz w:val="20"/>
-              </w:rPr>
-              <w:t>+0.283%</w:t>
-            </w:r>
-          </w:p>
-        </w:tc>
-        <w:tc>
-          <w:tcPr>
-            <w:tcW w:type="dxa" w:w="3600"/>
-          </w:tcPr>
-          <w:p>
-            <w:r>
-              <w:rPr>
-                <w:sz w:val="20"/>
-              </w:rPr>
-              <w:t>p_sign es 25x mas grande</w:t>
-            </w:r>
-          </w:p>
-        </w:tc>
-      </w:tr>
-      <w:tr>
-        <w:tc>
-          <w:tcPr>
-            <w:tcW w:type="dxa" w:w="2160"/>
-          </w:tcPr>
-          <w:p>
-            <w:r>
-              <w:rPr>
-                <w:sz w:val="20"/>
-              </w:rPr>
-              <w:t>CMC bear</w:t>
-            </w:r>
-          </w:p>
-        </w:tc>
-        <w:tc>
-          <w:tcPr>
-            <w:tcW w:type="dxa" w:w="1728"/>
-          </w:tcPr>
-          <w:p>
-            <w:r>
-              <w:rPr>
-                <w:sz w:val="20"/>
-              </w:rPr>
-              <w:t>-7.063%</w:t>
-            </w:r>
-          </w:p>
-        </w:tc>
-        <w:tc>
-          <w:tcPr>
-            <w:tcW w:type="dxa" w:w="1728"/>
-          </w:tcPr>
-          <w:p>
-            <w:r>
-              <w:rPr>
-                <w:sz w:val="20"/>
-              </w:rPr>
-              <w:t>+0.865%</w:t>
-            </w:r>
-          </w:p>
-        </w:tc>
-        <w:tc>
-          <w:tcPr>
-            <w:tcW w:type="dxa" w:w="3600"/>
-          </w:tcPr>
-          <w:p>
-            <w:r>
-              <w:rPr>
-                <w:sz w:val="20"/>
-              </w:rPr>
-              <w:t>p_sign negativo, p_hist positivo Y MAYOR que bull</w:t>
-            </w:r>
-          </w:p>
-        </w:tc>
-      </w:tr>
-    </w:tbl>
-    <w:p>
-      <w:pPr>
-        <w:pStyle w:val="Heading2"/>
-      </w:pPr>
-      <w:r>
-        <w:t>7.2 La señal del optimizador (gap mu_mix SPX - CMC)</w:t>
-      </w:r>
-    </w:p>
-    <w:tbl>
-      <w:tblPr>
-        <w:tblStyle w:val="LightGrid-Accent1"/>
-        <w:tblW w:type="auto" w:w="0"/>
-        <w:jc w:val="center"/>
-        <w:tblLook w:firstColumn="1" w:firstRow="1" w:lastColumn="0" w:lastRow="0" w:noHBand="0" w:noVBand="1" w:val="04A0"/>
-      </w:tblPr>
-      <w:tblGrid>
-        <w:gridCol w:w="3312"/>
-        <w:gridCol w:w="3312"/>
-        <w:gridCol w:w="3312"/>
-      </w:tblGrid>
-      <w:tr>
-        <w:tc>
-          <w:tcPr>
-            <w:tcW w:type="dxa" w:w="2880"/>
-          </w:tcPr>
-          <w:p>
-            <w:r>
-              <w:rPr>
-                <w:b/>
-                <w:sz w:val="20"/>
-              </w:rPr>
-              <w:t>Metrica</w:t>
-            </w:r>
-          </w:p>
-        </w:tc>
-        <w:tc>
-          <w:tcPr>
-            <w:tcW w:type="dxa" w:w="2448"/>
-          </w:tcPr>
-          <w:p>
-            <w:r>
-              <w:rPr>
-                <w:b/>
-                <w:sz w:val="20"/>
-              </w:rPr>
-              <w:t>p_sign (este doc)</w:t>
-            </w:r>
-          </w:p>
-        </w:tc>
-        <w:tc>
-          <w:tcPr>
-            <w:tcW w:type="dxa" w:w="2448"/>
-          </w:tcPr>
-          <w:p>
-            <w:r>
-              <w:rPr>
-                <w:b/>
-                <w:sz w:val="20"/>
-              </w:rPr>
-              <w:t>p_hist (otro doc)</w:t>
-            </w:r>
-          </w:p>
-        </w:tc>
-      </w:tr>
-      <w:tr>
-        <w:tc>
-          <w:tcPr>
-            <w:tcW w:type="dxa" w:w="2880"/>
-          </w:tcPr>
-          <w:p>
-            <w:r>
-              <w:rPr>
-                <w:sz w:val="20"/>
-              </w:rPr>
-              <w:t>Gap mean</w:t>
-            </w:r>
-          </w:p>
-        </w:tc>
-        <w:tc>
-          <w:tcPr>
-            <w:tcW w:type="dxa" w:w="2448"/>
-          </w:tcPr>
-          <w:p>
-            <w:r>
-              <w:rPr>
-                <w:sz w:val="20"/>
-              </w:rPr>
-              <w:t>+1.040%</w:t>
-            </w:r>
-          </w:p>
-        </w:tc>
-        <w:tc>
-          <w:tcPr>
-            <w:tcW w:type="dxa" w:w="2448"/>
-          </w:tcPr>
-          <w:p>
-            <w:r>
-              <w:rPr>
-                <w:sz w:val="20"/>
-              </w:rPr>
-              <w:t>-0.4193%</w:t>
-            </w:r>
-          </w:p>
-        </w:tc>
-      </w:tr>
-      <w:tr>
-        <w:tc>
-          <w:tcPr>
-            <w:tcW w:type="dxa" w:w="2880"/>
-          </w:tcPr>
-          <w:p>
-            <w:r>
-              <w:rPr>
-                <w:sz w:val="20"/>
-              </w:rPr>
-              <w:t>Gap std</w:t>
-            </w:r>
-          </w:p>
-        </w:tc>
-        <w:tc>
-          <w:tcPr>
-            <w:tcW w:type="dxa" w:w="2448"/>
-          </w:tcPr>
-          <w:p>
-            <w:r>
-              <w:rPr>
-                <w:sz w:val="20"/>
-              </w:rPr>
-              <w:t>1.154%</w:t>
-            </w:r>
-          </w:p>
-        </w:tc>
-        <w:tc>
-          <w:tcPr>
-            <w:tcW w:type="dxa" w:w="2448"/>
-          </w:tcPr>
-          <w:p>
-            <w:r>
-              <w:rPr>
-                <w:sz w:val="20"/>
-              </w:rPr>
-              <w:t>0.0476%</w:t>
-            </w:r>
-          </w:p>
-        </w:tc>
-      </w:tr>
-      <w:tr>
-        <w:tc>
-          <w:tcPr>
-            <w:tcW w:type="dxa" w:w="2880"/>
-          </w:tcPr>
-          <w:p>
-            <w:r>
-              <w:rPr>
-                <w:sz w:val="20"/>
-              </w:rPr>
-              <w:t>Gap rango</w:t>
-            </w:r>
-          </w:p>
-        </w:tc>
-        <w:tc>
-          <w:tcPr>
-            <w:tcW w:type="dxa" w:w="2448"/>
-          </w:tcPr>
-          <w:p>
-            <w:r>
-              <w:rPr>
-                <w:sz w:val="20"/>
-              </w:rPr>
-              <w:t>[-1.74%, +1.80%]</w:t>
-            </w:r>
-          </w:p>
-        </w:tc>
-        <w:tc>
-          <w:tcPr>
-            <w:tcW w:type="dxa" w:w="2448"/>
-          </w:tcPr>
-          <w:p>
-            <w:r>
-              <w:rPr>
-                <w:sz w:val="20"/>
-              </w:rPr>
-              <w:t>[-0.45%, -0.32%]</w:t>
-            </w:r>
-          </w:p>
-        </w:tc>
-      </w:tr>
-      <w:tr>
-        <w:tc>
-          <w:tcPr>
-            <w:tcW w:type="dxa" w:w="2880"/>
-          </w:tcPr>
-          <w:p>
-            <w:r>
-              <w:rPr>
-                <w:sz w:val="20"/>
-              </w:rPr>
-              <w:t>Magnitud (std)</w:t>
-            </w:r>
-          </w:p>
-        </w:tc>
-        <w:tc>
-          <w:tcPr>
-            <w:tcW w:type="dxa" w:w="2448"/>
-          </w:tcPr>
-          <w:p>
-            <w:r>
-              <w:rPr>
-                <w:sz w:val="20"/>
-              </w:rPr>
-              <w:t>24x mas grande con p_sign</w:t>
-            </w:r>
-          </w:p>
-        </w:tc>
-        <w:tc>
-          <w:tcPr>
-            <w:tcW w:type="dxa" w:w="2448"/>
-          </w:tcPr>
-          <w:p>
-            <w:r>
-              <w:rPr>
-                <w:sz w:val="20"/>
-              </w:rPr>
-              <w:t>BASELINE</w:t>
-            </w:r>
-          </w:p>
-        </w:tc>
-      </w:tr>
-      <w:tr>
-        <w:tc>
-          <w:tcPr>
-            <w:tcW w:type="dxa" w:w="2880"/>
-          </w:tcPr>
-          <w:p>
-            <w:r>
-              <w:rPr>
-                <w:sz w:val="20"/>
-              </w:rPr>
-              <w:t>Semanas favor SPX</w:t>
-            </w:r>
-          </w:p>
-        </w:tc>
-        <w:tc>
-          <w:tcPr>
-            <w:tcW w:type="dxa" w:w="2448"/>
-          </w:tcPr>
-          <w:p>
-            <w:r>
-              <w:rPr>
-                <w:sz w:val="20"/>
-              </w:rPr>
-              <w:t>78.5%</w:t>
-            </w:r>
-          </w:p>
-        </w:tc>
-        <w:tc>
-          <w:tcPr>
-            <w:tcW w:type="dxa" w:w="2448"/>
-          </w:tcPr>
-          <w:p>
-            <w:r>
-              <w:rPr>
-                <w:sz w:val="20"/>
-              </w:rPr>
-              <w:t>0.0%</w:t>
-            </w:r>
-          </w:p>
-        </w:tc>
-      </w:tr>
-      <w:tr>
-        <w:tc>
-          <w:tcPr>
-            <w:tcW w:type="dxa" w:w="2880"/>
-          </w:tcPr>
-          <w:p>
-            <w:r>
-              <w:rPr>
-                <w:sz w:val="20"/>
-              </w:rPr>
-              <w:t>Semanas favor CMC</w:t>
-            </w:r>
-          </w:p>
-        </w:tc>
-        <w:tc>
-          <w:tcPr>
-            <w:tcW w:type="dxa" w:w="2448"/>
-          </w:tcPr>
-          <w:p>
-            <w:r>
-              <w:rPr>
-                <w:sz w:val="20"/>
-              </w:rPr>
-              <w:t>21.5%</w:t>
-            </w:r>
-          </w:p>
-        </w:tc>
-        <w:tc>
-          <w:tcPr>
-            <w:tcW w:type="dxa" w:w="2448"/>
-          </w:tcPr>
-          <w:p>
-            <w:r>
-              <w:rPr>
-                <w:sz w:val="20"/>
-              </w:rPr>
-              <w:t>100.0%</w:t>
-            </w:r>
-          </w:p>
-        </w:tc>
-      </w:tr>
-    </w:tbl>
-    <w:p>
-      <w:pPr>
-        <w:pStyle w:val="Heading2"/>
-      </w:pPr>
-      <w:r>
-        <w:t>7.3 Politica y backtest</w:t>
+        <w:t>6. Comparativa: p_sign vs p_hist</w:t>
       </w:r>
     </w:p>
     <w:tbl>
@@ -5558,7 +3277,7 @@
                 <w:b/>
                 <w:sz w:val="20"/>
               </w:rPr>
-              <w:t>p_sign (default)</w:t>
+              <w:t>p_sign</w:t>
             </w:r>
           </w:p>
         </w:tc>
@@ -5764,7 +3483,7 @@
               <w:rPr>
                 <w:sz w:val="20"/>
               </w:rPr>
-              <w:t>41.44 (alto)</w:t>
+              <w:t>41.44</w:t>
             </w:r>
           </w:p>
         </w:tc>
@@ -5777,7 +3496,7 @@
               <w:rPr>
                 <w:sz w:val="20"/>
               </w:rPr>
-              <w:t>0.00 (cero)</w:t>
+              <w:t>0.00</w:t>
             </w:r>
           </w:p>
         </w:tc>
@@ -5874,7 +3593,7 @@
               <w:rPr>
                 <w:sz w:val="20"/>
               </w:rPr>
-              <w:t>Backtest historico</w:t>
+              <w:t>Backtest RG</w:t>
             </w:r>
           </w:p>
         </w:tc>
@@ -5905,13 +3624,103 @@
           </w:p>
         </w:tc>
       </w:tr>
+      <w:tr>
+        <w:tc>
+          <w:tcPr>
+            <w:tcW w:type="dxa" w:w="2592"/>
+          </w:tcPr>
+          <w:p>
+            <w:r>
+              <w:rPr>
+                <w:sz w:val="20"/>
+              </w:rPr>
+              <w:t>OPT base (verdadero)</w:t>
+            </w:r>
+          </w:p>
+        </w:tc>
+        <w:tc>
+          <w:tcPr>
+            <w:tcW w:type="dxa" w:w="2880"/>
+          </w:tcPr>
+          <w:p>
+            <w:r>
+              <w:rPr>
+                <w:sz w:val="20"/>
+              </w:rPr>
+              <w:t>+45.22%</w:t>
+            </w:r>
+          </w:p>
+        </w:tc>
+        <w:tc>
+          <w:tcPr>
+            <w:tcW w:type="dxa" w:w="3456"/>
+          </w:tcPr>
+          <w:p>
+            <w:r>
+              <w:rPr>
+                <w:sz w:val="20"/>
+              </w:rPr>
+              <w:t>+45.22%</w:t>
+            </w:r>
+          </w:p>
+        </w:tc>
+      </w:tr>
+      <w:tr>
+        <w:tc>
+          <w:tcPr>
+            <w:tcW w:type="dxa" w:w="2592"/>
+          </w:tcPr>
+          <w:p>
+            <w:r>
+              <w:rPr>
+                <w:sz w:val="20"/>
+              </w:rPr>
+              <w:t>Naive 50/50 RB</w:t>
+            </w:r>
+          </w:p>
+        </w:tc>
+        <w:tc>
+          <w:tcPr>
+            <w:tcW w:type="dxa" w:w="2880"/>
+          </w:tcPr>
+          <w:p>
+            <w:r>
+              <w:rPr>
+                <w:sz w:val="20"/>
+              </w:rPr>
+              <w:t>+20.92%</w:t>
+            </w:r>
+          </w:p>
+        </w:tc>
+        <w:tc>
+          <w:tcPr>
+            <w:tcW w:type="dxa" w:w="3456"/>
+          </w:tcPr>
+          <w:p>
+            <w:r>
+              <w:rPr>
+                <w:sz w:val="20"/>
+              </w:rPr>
+              <w:t>+20.92%</w:t>
+            </w:r>
+          </w:p>
+        </w:tc>
+      </w:tr>
     </w:tbl>
+    <w:p>
+      <w:r>
+        <w:rPr>
+          <w:i/>
+        </w:rPr>
+        <w:t>OPT base y Naive son INDEPENDIENTES del setup.</w:t>
+      </w:r>
+    </w:p>
     <w:p>
       <w:pPr>
         <w:pStyle w:val="Heading2"/>
       </w:pPr>
       <w:r>
-        <w:t>7.4 Dos modos de fracasar</w:t>
+        <w:t>6.1 Dos modos de fracasar</w:t>
       </w:r>
     </w:p>
     <w:p>
@@ -5922,10 +3731,10 @@
         <w:rPr>
           <w:b/>
         </w:rPr>
-        <w:t xml:space="preserve">p_sign (este doc): </w:t>
+        <w:t xml:space="preserve">p_sign: </w:t>
       </w:r>
       <w:r>
-        <w:t>"señal agresiva con timing equivocado". LSTM produce gaps grandes -&gt; timing extremo -&gt; hit rate 43.6% -&gt; backtest -32%.</w:t>
+        <w:t>"señal agresiva con timing equivocado". Backtest -32% (PEOR).</w:t>
       </w:r>
     </w:p>
     <w:p>
@@ -5936,10 +3745,10 @@
         <w:rPr>
           <w:b/>
         </w:rPr>
-        <w:t xml:space="preserve">p_hist (otro doc): </w:t>
+        <w:t xml:space="preserve">p_hist: </w:t>
       </w:r>
       <w:r>
-        <w:t>"señal plana con apuesta fija equivocada". HMM colapsa gaps -&gt; politica estatica 100% CMC -&gt; CMC real -13% -&gt; backtest -20%.</w:t>
+        <w:t>"señal plana con apuesta fija equivocada". Backtest -20% (MENOS peor).</w:t>
       </w:r>
     </w:p>
     <w:p>
@@ -5951,7 +3760,7 @@
           <w:i/>
           <w:sz w:val="20"/>
         </w:rPr>
-        <w:t>p_sign es PEOR en backtest (-32% vs -20%) porque el timing equivocado AMPLIFICA las perdidas. p_hist al menos es estatica - sufre solo el drift real de CMC.</w:t>
+        <w:t>AMBOS pierden vs naive (+21%) y vs OPT base verdadero (+45%). p_sign amplifica las perdidas con timing equivocado; p_hist al menos no amplifica porque no hace timing.</w:t>
       </w:r>
     </w:p>
     <w:p>
@@ -5964,7 +3773,7 @@
         <w:pStyle w:val="Heading1"/>
       </w:pPr>
       <w:r>
-        <w:t>8. Causa Raiz</w:t>
+        <w:t>7. Estructura para la Defensa</w:t>
       </w:r>
     </w:p>
     <w:p>
@@ -5972,97 +3781,7 @@
         <w:pStyle w:val="Heading2"/>
       </w:pPr>
       <w:r>
-        <w:t>8.1 La cadena causal completa</w:t>
-      </w:r>
-    </w:p>
-    <w:p>
-      <w:pPr>
-        <w:spacing w:before="80" w:after="80"/>
-        <w:ind w:left="432"/>
-      </w:pPr>
-      <w:r>
-        <w:rPr>
-          <w:rFonts w:ascii="Consolas" w:hAnsi="Consolas"/>
-          <w:sz w:val="18"/>
-        </w:rPr>
-        <w:t>Dataset historico (163 semanas)</w:t>
-        <w:br/>
-        <w:t xml:space="preserve">        |</w:t>
-        <w:br/>
-        <w:t xml:space="preserve">        v</w:t>
-        <w:br/>
-        <w:t>LSTM con skill marginal: p_bull casi-binario, anti-correlacionado con CMC</w:t>
-        <w:br/>
-        <w:t xml:space="preserve">        |</w:t>
-        <w:br/>
-        <w:t xml:space="preserve">        v</w:t>
-        <w:br/>
-        <w:t>p_sign (regla r &gt;= 0) -&gt; mu_hat con gaps grandes:</w:t>
-        <w:br/>
-        <w:t xml:space="preserve">  SPX: bull +1.81% / bear -1.86% (gap 3.67%)</w:t>
-        <w:br/>
-        <w:t xml:space="preserve">  CMC: bull +6.96% / bear -7.06% (gap 14.02%)</w:t>
-        <w:br/>
-        <w:t xml:space="preserve">        |</w:t>
-        <w:br/>
-        <w:t xml:space="preserve">        v</w:t>
-        <w:br/>
-        <w:t>mu_mix(t) oscila con magnitudes grandes (gap +/-1-2%/sem)</w:t>
-        <w:br/>
-        <w:t xml:space="preserve">        |</w:t>
-        <w:br/>
-        <w:t xml:space="preserve">        v</w:t>
-        <w:br/>
-        <w:t>Optimizador (incluso con lambda alto) hace timing siguiendo el gap:</w:t>
-        <w:br/>
-        <w:t xml:space="preserve">  Cuando gap &gt; 0 -&gt; 100% SPX</w:t>
-        <w:br/>
-        <w:t xml:space="preserve">  Cuando gap &lt; 0 -&gt; 100% CMC</w:t>
-        <w:br/>
-        <w:t xml:space="preserve">        |</w:t>
-        <w:br/>
-        <w:t xml:space="preserve">        v</w:t>
-        <w:br/>
-        <w:t>LSTM aprendio MOMENTUM, pero CMC realmente es MEAN-REVERTING</w:t>
-        <w:br/>
-        <w:t xml:space="preserve">        |</w:t>
-        <w:br/>
-        <w:t xml:space="preserve">        v</w:t>
-        <w:br/>
-        <w:t>Hit rate del timing: 43.6% (peor que random 50%)</w:t>
-        <w:br/>
-        <w:t xml:space="preserve">        |</w:t>
-        <w:br/>
-        <w:t xml:space="preserve">        v</w:t>
-        <w:br/>
-        <w:t>Cada apuesta equivocada destruye capital</w:t>
-        <w:br/>
-        <w:t xml:space="preserve">        |</w:t>
-        <w:br/>
-        <w:t xml:space="preserve">        v</w:t>
-        <w:br/>
-        <w:t>Backtest: -32.27% (peor que p_hist que es -20%)</w:t>
-      </w:r>
-    </w:p>
-    <w:p>
-      <w:r>
-        <w:br w:type="page"/>
-      </w:r>
-    </w:p>
-    <w:p>
-      <w:pPr>
-        <w:pStyle w:val="Heading1"/>
-      </w:pPr>
-      <w:r>
-        <w:t>9. Estructura para la Defensa</w:t>
-      </w:r>
-    </w:p>
-    <w:p>
-      <w:pPr>
-        <w:pStyle w:val="Heading2"/>
-      </w:pPr>
-      <w:r>
-        <w:t>9.1 Las tres frases para memorizar</w:t>
+        <w:t>7.1 Las tres frases para memorizar</w:t>
       </w:r>
     </w:p>
     <w:p>
@@ -6073,7 +3792,7 @@
         <w:rPr>
           <w:b/>
         </w:rPr>
-        <w:t>Con p_sign, mu_hat tiene gaps grandes (CMC: +6.96% bull vs -7.06% bear). Esto genera mu_mix oscilante (+/-1-2%/sem) que el optimizador "obedece" haciendo timing extremo.</w:t>
+        <w:t>OPT base verdadero (load_market_data, sin LSTM) gana +45% en backtest. La RG con DL pierde -32% (p_sign) o -20% (p_hist) - el DL EMPEORA el resultado.</w:t>
       </w:r>
     </w:p>
     <w:p>
@@ -6084,7 +3803,7 @@
         <w:rPr>
           <w:b/>
         </w:rPr>
-        <w:t>El timing es ANTI-skill (hit rate 43.6% vs 50% random). El LSTM aprendio momentum pero CMC es mean-reverting. Correlacion mu_mix(CMC) vs r_real(CMC) = -0.108.</w:t>
+        <w:t>El LSTM produce p_bull casi-binario sin skill predictivo (accuracy ~50%, correlacion negativa para CMC).</w:t>
       </w:r>
     </w:p>
     <w:p>
@@ -6095,7 +3814,7 @@
         <w:rPr>
           <w:b/>
         </w:rPr>
-        <w:t>Backtest -32%. Mas perdida que p_hist (-20%) porque el timing equivocado AMPLIFICA las perdidas.</w:t>
+        <w:t>El optimizador SI funciona (lambda y m hacen lo que deben). El problema esta en los inputs (mu_mix) que vienen del LSTM, o en la SELECCION del regret-grid cuando los escenarios estan sesgados.</w:t>
       </w:r>
     </w:p>
     <w:p>
@@ -6103,7 +3822,7 @@
         <w:pStyle w:val="Heading2"/>
       </w:pPr>
       <w:r>
-        <w:t>9.2 Preguntas anticipadas</w:t>
+        <w:t>7.2 Preguntas anticipadas</w:t>
       </w:r>
     </w:p>
     <w:p>
@@ -6111,7 +3830,7 @@
         <w:rPr>
           <w:b/>
         </w:rPr>
-        <w:t>P: "Por que la politica oscila tanto?"</w:t>
+        <w:t>P: "Cual es el verdadero OPT base?"</w:t>
       </w:r>
     </w:p>
     <w:p>
@@ -6123,7 +3842,7 @@
           <w:i/>
           <w:sz w:val="20"/>
         </w:rPr>
-        <w:t>"Porque con p_sign, mu_hat tiene gaps grandes entre bull y bear (3.67% SPX, 14% CMC). Esto produce gaps de mu_mix de +/-1-2%/sem, que el optimizador no puede ignorar incluso con lambda alto. El optimizador "obedece" la señal del LSTM, que cambia de signo seguido porque p_bull(SPX) y p_bull(CMC) son anti-correlacionados."</w:t>
+        <w:t>"$14,522 (+45.22%). Se calcula con load_market_data - contexto historico puro sin LSTM ni regret-grid. Es el benchmark del PDF: media-varianza estandar con (lambda=1, m=1) sobre datos reales. Es INDEPENDIENTE del setup (p_sign o p_hist) porque no usa el DL en ninguna parte."</w:t>
       </w:r>
     </w:p>
     <w:p>
@@ -6131,7 +3850,7 @@
         <w:rPr>
           <w:b/>
         </w:rPr>
-        <w:t>P: "Por que el timing falla?"</w:t>
+        <w:t>P: "Por que la RG con DL pierde vs OPT base?"</w:t>
       </w:r>
     </w:p>
     <w:p>
@@ -6143,7 +3862,7 @@
           <w:i/>
           <w:sz w:val="20"/>
         </w:rPr>
-        <w:t>"Hit rate del timing = 43.6%, peor que random (50%). El LSTM aprendio momentum (predice continuacion del retorno previo), pero CMC empiricamente es mean-reverting (despues de r&gt;0, solo 49% de prob de continuar bull). El patron aprendido es el OPUESTO al patron real. Por eso correlacion mu_mix(CMC) vs r_real(CMC) = -0.108 (NEGATIVA)."</w:t>
+        <w:t>"Porque OPT base usa mu_hat estimado directamente del historico (con probabilidades historicas), mientras la RG-DL pasa toda la informacion por el LSTM. Como el LSTM tiene skill marginal y aprendio momentum (mientras CMC es mean-reverting), la informacion que llega al optimizador esta CORRUPTA por la prediccion equivocada. OPT base es robusto porque no hace timing."</w:t>
       </w:r>
     </w:p>
     <w:p>
@@ -6151,7 +3870,7 @@
         <w:rPr>
           <w:b/>
         </w:rPr>
-        <w:t>P: "Por que p_sign si es la regla mas intuitiva (bull si r &gt;= 0)?"</w:t>
+        <w:t>P: "Entonces el DL no aporta nada?"</w:t>
       </w:r>
     </w:p>
     <w:p>
@@ -6163,7 +3882,7 @@
           <w:i/>
           <w:sz w:val="20"/>
         </w:rPr>
-        <w:t>"p_sign es intuitiva y resuelve la inconsistencia del HMM externo (que para CMC daba mu_hat(bear) &gt; mu_hat(bull) - una inversion). Por eso fue elegida como default tras auditoria. PERO con esta data especifica, el LSTM no aprende dinamica real y termina haciendo timing equivocado. p_hist daria una politica estatica que pierde menos pero tampoco gana."</w:t>
+        <w:t>"En esta data especifica, el DL EMPEORA el resultado. El LSTM con 163 semanas no aprende dinamica robusta. Lo demostre con experimento sintetico: cuando la data tiene señal extractable, el framework SI funciona (+103% vs -26% naive). La limitacion es de DATOS, no de diseño."</w:t>
       </w:r>
     </w:p>
     <w:p>
@@ -6171,7 +3890,7 @@
         <w:rPr>
           <w:b/>
         </w:rPr>
-        <w:t>P: "Como se compara con p_hist?"</w:t>
+        <w:t>P: "Que harias diferente?"</w:t>
       </w:r>
     </w:p>
     <w:p>
@@ -6183,277 +3902,7 @@
           <w:i/>
           <w:sz w:val="20"/>
         </w:rPr>
-        <w:t>"Dos modos de fracasar. Con p_sign: timing oscilante con hit rate anti-skill -&gt; backtest -32%. Con p_hist: politica estatica 100% CMC -&gt; backtest -20%. p_hist es "menos peor" porque la apuesta estatica sufre solo el drift real de CMC; p_sign amplifica las perdidas con timing equivocado."</w:t>
-      </w:r>
-    </w:p>
-    <w:p>
-      <w:r>
-        <w:br w:type="page"/>
-      </w:r>
-    </w:p>
-    <w:p>
-      <w:pPr>
-        <w:pStyle w:val="Heading1"/>
-      </w:pPr>
-      <w:r>
-        <w:t>10. Archivos y Reproduccion</w:t>
-      </w:r>
-    </w:p>
-    <w:p>
-      <w:r>
-        <w:t>Resultados en resultados_psign/:</w:t>
-      </w:r>
-    </w:p>
-    <w:p>
-      <w:pPr>
-        <w:pStyle w:val="ListBullet"/>
-      </w:pPr>
-      <w:r>
-        <w:rPr>
-          <w:b/>
-        </w:rPr>
-        <w:t>regret_grid_results.csv</w:t>
-      </w:r>
-      <w:r>
-        <w:t xml:space="preserve"> - V[g, s] completo</w:t>
-      </w:r>
-    </w:p>
-    <w:p>
-      <w:pPr>
-        <w:pStyle w:val="ListBullet"/>
-      </w:pPr>
-      <w:r>
-        <w:rPr>
-          <w:b/>
-        </w:rPr>
-        <w:t>regret_table.csv</w:t>
-      </w:r>
-      <w:r>
-        <w:t xml:space="preserve"> - R[g, s]</w:t>
-      </w:r>
-    </w:p>
-    <w:p>
-      <w:pPr>
-        <w:pStyle w:val="ListBullet"/>
-      </w:pPr>
-      <w:r>
-        <w:rPr>
-          <w:b/>
-        </w:rPr>
-        <w:t>regret_summary.csv</w:t>
-      </w:r>
-      <w:r>
-        <w:t xml:space="preserve"> - mean_regret y worst_regret por g</w:t>
-      </w:r>
-    </w:p>
-    <w:p>
-      <w:pPr>
-        <w:pStyle w:val="ListBullet"/>
-      </w:pPr>
-      <w:r>
-        <w:rPr>
-          <w:b/>
-        </w:rPr>
-        <w:t>1_mu_mix_psign.png</w:t>
-      </w:r>
-      <w:r>
-        <w:t xml:space="preserve"> - serie temporal mu_mix(t)</w:t>
-      </w:r>
-    </w:p>
-    <w:p>
-      <w:pPr>
-        <w:pStyle w:val="ListBullet"/>
-      </w:pPr>
-      <w:r>
-        <w:rPr>
-          <w:b/>
-        </w:rPr>
-        <w:t>2_politica_w_psign.png</w:t>
-      </w:r>
-      <w:r>
-        <w:t xml:space="preserve"> - politica w(t) oscilante</w:t>
-      </w:r>
-    </w:p>
-    <w:p>
-      <w:pPr>
-        <w:pStyle w:val="ListBullet"/>
-      </w:pPr>
-      <w:r>
-        <w:rPr>
-          <w:b/>
-        </w:rPr>
-        <w:t>3_capital_escenarios_psign.png</w:t>
-      </w:r>
-      <w:r>
-        <w:t xml:space="preserve"> - capital por escenario bajo g*</w:t>
-      </w:r>
-    </w:p>
-    <w:p>
-      <w:pPr>
-        <w:pStyle w:val="ListBullet"/>
-      </w:pPr>
-      <w:r>
-        <w:rPr>
-          <w:b/>
-        </w:rPr>
-        <w:t>4_backtest_psign.png</w:t>
-      </w:r>
-      <w:r>
-        <w:t xml:space="preserve"> - evolucion sobre datos historicos</w:t>
-      </w:r>
-    </w:p>
-    <w:p>
-      <w:pPr>
-        <w:pStyle w:val="ListBullet"/>
-      </w:pPr>
-      <w:r>
-        <w:rPr>
-          <w:b/>
-        </w:rPr>
-        <w:t>5_V_heatmap_psign.png</w:t>
-      </w:r>
-      <w:r>
-        <w:t xml:space="preserve"> - heatmap V[g, s]</w:t>
-      </w:r>
-    </w:p>
-    <w:p>
-      <w:r>
-        <w:rPr>
-          <w:b/>
-        </w:rPr>
-        <w:t>Graficos compartidos con resultados_phist/ (los escenarios y p_bull son iguales):</w:t>
-      </w:r>
-    </w:p>
-    <w:p>
-      <w:pPr>
-        <w:pStyle w:val="ListBullet"/>
-      </w:pPr>
-      <w:r>
-        <w:rPr>
-          <w:b/>
-        </w:rPr>
-        <w:t>6_mu_mix_compare.png</w:t>
-      </w:r>
-      <w:r>
-        <w:t xml:space="preserve"> - comparativa mu_mix p_sign vs p_hist</w:t>
-      </w:r>
-    </w:p>
-    <w:p>
-      <w:pPr>
-        <w:pStyle w:val="ListBullet"/>
-      </w:pPr>
-      <w:r>
-        <w:rPr>
-          <w:b/>
-        </w:rPr>
-        <w:t>7_escenarios_compare.png</w:t>
-      </w:r>
-      <w:r>
-        <w:t xml:space="preserve"> - los 5 escenarios SPX y CMC vs realidad</w:t>
-      </w:r>
-    </w:p>
-    <w:p>
-      <w:pPr>
-        <w:pStyle w:val="ListBullet"/>
-      </w:pPr>
-      <w:r>
-        <w:rPr>
-          <w:b/>
-        </w:rPr>
-        <w:t>8_cmc_escenarios_vs_real.png</w:t>
-      </w:r>
-      <w:r>
-        <w:t xml:space="preserve"> - zoom a CMC</w:t>
-      </w:r>
-    </w:p>
-    <w:p>
-      <w:pPr>
-        <w:pStyle w:val="ListBullet"/>
-      </w:pPr>
-      <w:r>
-        <w:rPr>
-          <w:b/>
-        </w:rPr>
-        <w:t>9_escenarios_scatter.png</w:t>
-      </w:r>
-      <w:r>
-        <w:t xml:space="preserve"> - scatter (cumret SPX, cumret CMC)</w:t>
-      </w:r>
-    </w:p>
-    <w:p>
-      <w:pPr>
-        <w:pStyle w:val="ListBullet"/>
-      </w:pPr>
-      <w:r>
-        <w:rPr>
-          <w:b/>
-        </w:rPr>
-        <w:t>10_pbull_serie.png</w:t>
-      </w:r>
-      <w:r>
-        <w:t xml:space="preserve"> - serie temporal p_bull(t)</w:t>
-      </w:r>
-    </w:p>
-    <w:p>
-      <w:pPr>
-        <w:pStyle w:val="ListBullet"/>
-      </w:pPr>
-      <w:r>
-        <w:rPr>
-          <w:b/>
-        </w:rPr>
-        <w:t>11_pbull_hist.png</w:t>
-      </w:r>
-      <w:r>
-        <w:t xml:space="preserve"> - distribucion de p_bull</w:t>
-      </w:r>
-    </w:p>
-    <w:p>
-      <w:pPr>
-        <w:pStyle w:val="ListBullet"/>
-      </w:pPr>
-      <w:r>
-        <w:rPr>
-          <w:b/>
-        </w:rPr>
-        <w:t>12_pbull_vs_real.png</w:t>
-      </w:r>
-      <w:r>
-        <w:t xml:space="preserve"> - p_bull vs signo real</w:t>
-      </w:r>
-    </w:p>
-    <w:p>
-      <w:r>
-        <w:rPr>
-          <w:b/>
-        </w:rPr>
-        <w:t>Para reproducir (es el default actual del codigo):</w:t>
-      </w:r>
-    </w:p>
-    <w:p>
-      <w:pPr>
-        <w:spacing w:before="80" w:after="80"/>
-        <w:ind w:left="432"/>
-      </w:pPr>
-      <w:r>
-        <w:rPr>
-          <w:rFonts w:ascii="Consolas" w:hAnsi="Consolas"/>
-          <w:sz w:val="18"/>
-        </w:rPr>
-        <w:t>python main.py</w:t>
-        <w:br/>
-        <w:br/>
-        <w:t># o equivalentemente:</w:t>
-        <w:br/>
-        <w:t>from Regret_Grid import build_dl_context</w:t>
-        <w:br/>
-        <w:t>ctx = build_dl_context(</w:t>
-        <w:br/>
-        <w:t xml:space="preserve">    data_dir="data", checkpoint_path="models/decile_predictor.pt",</w:t>
-        <w:br/>
-        <w:t xml:space="preserve">    T=163, p_method="walking", mu_hat_source="p_sign"</w:t>
-        <w:br/>
-        <w:t>)</w:t>
+        <w:t>"Cuatro extensiones: (1) mas datos (al menos 1000 ventanas), (2) frecuencia diaria, (3) features adicionales (volatilidad, volumen, macro), (4) entrenar LSTM con metrica downstream (regret directo) en vez de pinball loss."</w:t>
       </w:r>
     </w:p>
     <w:sectPr>

--- a/Defensa_SPC_Grid_psign.docx
+++ b/Defensa_SPC_Grid_psign.docx
@@ -21,7 +21,7 @@
           <w:i/>
           <w:sz w:val="28"/>
         </w:rPr>
-        <w:t>Configuracion: mu_hat_source = p_sign (default actual, v6)</w:t>
+        <w:t>Configuracion: mu_hat_source = p_sign (default actual, v7)</w:t>
       </w:r>
     </w:p>
     <w:p/>
@@ -41,6 +41,14 @@
         <w:t>Universo: SPX + CMC200 | Horizonte: 163 semanas | Capital inicial: $10,000</w:t>
       </w:r>
     </w:p>
+    <w:p>
+      <w:r>
+        <w:rPr>
+          <w:sz w:val="22"/>
+        </w:rPr>
+        <w:t>Framework: LSTM cuantilica + Markowitz multi-periodo + seleccion por minimo regret</w:t>
+      </w:r>
+    </w:p>
     <w:p/>
     <w:p>
       <w:pPr>
@@ -51,7 +59,7 @@
           <w:i/>
           <w:sz w:val="20"/>
         </w:rPr>
-        <w:t>Version 6: corrige el calculo de OPT base. Anteriormente se usaba el contexto DL (build_dl_context con la misma mu_hat_source) para OPT base, dando numeros distintos a los del codigo original (main.py). Ahora OPT base usa load_market_data como corresponde - su valor verdadero es $14,522.32 (+45.22%), independiente del setup.</w:t>
+        <w:t>Documento de defensa con el DEFAULT ACTUAL del codigo: mu_hat_source=p_sign. Usa la regla "bull si r &gt;= 0" sobre los retornos historicos para clasificar regimenes y estimar mu_hat condicional. Genera gaps grandes entre mu_hat(bull) y mu_hat(bear), lo que hace que el optimizador haga timing oscilante entre 100% SPX y 100% CMC. OPT base CORREGIDO ($14,522, +45.22%) usa load_market_data sin LSTM.</w:t>
       </w:r>
     </w:p>
     <w:p>
@@ -78,7 +86,7 @@
         <w:t xml:space="preserve">Configuracion: </w:t>
       </w:r>
       <w:r>
-        <w:t>p_method=walking, mu_hat_source=psign</w:t>
+        <w:t>p_method=walking, mu_hat_source=p_sign (default actual del codigo)</w:t>
       </w:r>
     </w:p>
     <w:p>
@@ -92,7 +100,7 @@
         <w:t xml:space="preserve">Politica seleccionada: </w:t>
       </w:r>
       <w:r>
-        <w:t>g* = (lambda=1.80, m=1.00)</w:t>
+        <w:t>g* = (lambda=1.80, m=1.00) - esquina del grid</w:t>
       </w:r>
     </w:p>
     <w:p>
@@ -106,7 +114,7 @@
         <w:t xml:space="preserve">Naturaleza de la politica: </w:t>
       </w:r>
       <w:r>
-        <w:t>Timing oscilante entre 100% SPX (82% sem) y 100% CMC (9% sem)</w:t>
+        <w:t>Timing oscilante entre 100% SPX (82% sem) y 100% CMC (9% sem). Turnover 41.44.</w:t>
       </w:r>
     </w:p>
     <w:p>
@@ -120,7 +128,7 @@
         <w:t xml:space="preserve">Resultado metrica formal (regret): </w:t>
       </w:r>
       <w:r>
-        <w:t>V mean = +31.64%, mean_regret = $80.70</w:t>
+        <w:t>V mean = +31.64% sobre los 5 escenarios, mean_regret = $80.70</w:t>
       </w:r>
     </w:p>
     <w:p>
@@ -134,7 +142,7 @@
         <w:t xml:space="preserve">Backtest historico RG: </w:t>
       </w:r>
       <w:r>
-        <w:t>$6,773.37 (-32.27%)</w:t>
+        <w:t>-32.27% (timing equivocado, hit rate 43.6%)</w:t>
       </w:r>
     </w:p>
     <w:p>
@@ -145,10 +153,10 @@
         <w:rPr>
           <w:b/>
         </w:rPr>
-        <w:t xml:space="preserve">OPT base (load_market_data, sin LSTM): </w:t>
+        <w:t xml:space="preserve">OPT base verdadero (load_market_data, SIN LSTM): </w:t>
       </w:r>
       <w:r>
-        <w:t>$14,522.32 (+45.22%) - INDEPENDIENTE del setup</w:t>
+        <w:t>+45.22% - el modelo DL EMPEORA el resultado</w:t>
       </w:r>
     </w:p>
     <w:p>
@@ -159,10 +167,10 @@
         <w:rPr>
           <w:b/>
         </w:rPr>
-        <w:t xml:space="preserve">Naive 50/50 rebalance: </w:t>
+        <w:t xml:space="preserve">Causa raiz: </w:t>
       </w:r>
       <w:r>
-        <w:t>$12,091.59 (+20.92%) - INDEPENDIENTE del setup</w:t>
+        <w:t>El LSTM aprendio momentum pero CMC es mean-reverting. El timing tiene hit rate 43.6% (peor que random). La politica acierta menos veces que el azar sobre que activo apostar.</w:t>
       </w:r>
     </w:p>
     <w:p>
@@ -449,7 +457,32 @@
         <w:pStyle w:val="Heading2"/>
       </w:pPr>
       <w:r>
-        <w:t>2.1 Los dos hiperparametros (lambda, m)</w:t>
+        <w:t>2.1 Que significa "p_sign"</w:t>
+      </w:r>
+    </w:p>
+    <w:p>
+      <w:r>
+        <w:t>p_sign usa la regla simple "bull si r &gt;= 0, bear si r &lt; 0" sobre los retornos historicos para clasificar regimenes y estimar mu_hat condicional. Es la alternativa al "p_hist" (probabilidades del CSV HMM-derivado).</w:t>
+      </w:r>
+    </w:p>
+    <w:p>
+      <w:pPr>
+        <w:ind w:left="576" w:right="576"/>
+      </w:pPr>
+      <w:r>
+        <w:rPr>
+          <w:i/>
+          <w:sz w:val="20"/>
+        </w:rPr>
+        <w:t>p_sign maximiza por construccion el gap entre mu_hat(bull) y mu_hat(bear). Es el promedio de los retornos positivos vs el promedio de los retornos negativos. Para CMC, esto da +6.96% (bull) vs -7.06% (bear) - un gap de 14 puntos porcentuales.</w:t>
+      </w:r>
+    </w:p>
+    <w:p>
+      <w:pPr>
+        <w:pStyle w:val="Heading2"/>
+      </w:pPr>
+      <w:r>
+        <w:t>2.2 Los dos hiperparametros (lambda, m)</w:t>
       </w:r>
     </w:p>
     <w:tbl>
@@ -503,7 +536,7 @@
                 <w:b/>
                 <w:sz w:val="20"/>
               </w:rPr>
-              <w:t>Efecto</w:t>
+              <w:t>Efecto en la politica</w:t>
             </w:r>
           </w:p>
         </w:tc>
@@ -572,7 +605,7 @@
               <w:rPr>
                 <w:sz w:val="20"/>
               </w:rPr>
-              <w:t>m * c * (u + v)</w:t>
+              <w:t>m * Sum c_i * (u_i + v_i)</w:t>
             </w:r>
           </w:p>
         </w:tc>
@@ -591,6 +624,14 @@
         </w:tc>
       </w:tr>
     </w:tbl>
+    <w:p>
+      <w:r>
+        <w:rPr>
+          <w:i/>
+        </w:rPr>
+        <w:t>lambda decide COMPOSICION; m decide DINAMICA. Son ortogonales.</w:t>
+      </w:r>
+    </w:p>
     <w:p>
       <w:r>
         <w:br w:type="page"/>
@@ -601,7 +642,7 @@
         <w:pStyle w:val="Heading1"/>
       </w:pPr>
       <w:r>
-        <w:t>3. Resultados del Modelo</w:t>
+        <w:t>3. Resultados del Modelo con p_sign</w:t>
       </w:r>
     </w:p>
     <w:p>
@@ -622,11 +663,16 @@
           <w:rFonts w:ascii="Consolas" w:hAnsi="Consolas"/>
           <w:sz w:val="18"/>
         </w:rPr>
-        <w:t>g*_mean = (lambda=1.80, m=1.00)</w:t>
+        <w:t>g*_mean = g*_worst = (lambda=1.80, m=1.00)</w:t>
         <w:br/>
-        <w:t xml:space="preserve">  mean_regret = $80.70</w:t>
+        <w:t xml:space="preserve">  mean_regret  = $80.70</w:t>
         <w:br/>
         <w:t xml:space="preserve">  worst_regret = $202.76</w:t>
+        <w:br/>
+        <w:br/>
+        <w:t>NOTA: ambos criterios coinciden en el mismo punto.</w:t>
+        <w:br/>
+        <w:t>g* cae en esquina superior del grid (lambda=1.8 es el maximo).</w:t>
       </w:r>
     </w:p>
     <w:p>
@@ -939,7 +985,97 @@
           </w:p>
         </w:tc>
       </w:tr>
+      <w:tr>
+        <w:tc>
+          <w:tcPr>
+            <w:tcW w:type="dxa" w:w="1728"/>
+          </w:tcPr>
+          <w:p>
+            <w:r>
+              <w:rPr>
+                <w:sz w:val="20"/>
+              </w:rPr>
+              <w:t>Worst</w:t>
+            </w:r>
+          </w:p>
+        </w:tc>
+        <w:tc>
+          <w:tcPr>
+            <w:tcW w:type="dxa" w:w="2448"/>
+          </w:tcPr>
+          <w:p>
+            <w:r>
+              <w:rPr>
+                <w:sz w:val="20"/>
+              </w:rPr>
+              <w:t>$4,611.68</w:t>
+            </w:r>
+          </w:p>
+        </w:tc>
+        <w:tc>
+          <w:tcPr>
+            <w:tcW w:type="dxa" w:w="2160"/>
+          </w:tcPr>
+          <w:p>
+            <w:r>
+              <w:rPr>
+                <w:sz w:val="20"/>
+              </w:rPr>
+              <w:t>-53.88%</w:t>
+            </w:r>
+          </w:p>
+        </w:tc>
+      </w:tr>
+      <w:tr>
+        <w:tc>
+          <w:tcPr>
+            <w:tcW w:type="dxa" w:w="1728"/>
+          </w:tcPr>
+          <w:p>
+            <w:r>
+              <w:rPr>
+                <w:sz w:val="20"/>
+              </w:rPr>
+              <w:t>Best</w:t>
+            </w:r>
+          </w:p>
+        </w:tc>
+        <w:tc>
+          <w:tcPr>
+            <w:tcW w:type="dxa" w:w="2448"/>
+          </w:tcPr>
+          <w:p>
+            <w:r>
+              <w:rPr>
+                <w:sz w:val="20"/>
+              </w:rPr>
+              <w:t>$19,919.82</w:t>
+            </w:r>
+          </w:p>
+        </w:tc>
+        <w:tc>
+          <w:tcPr>
+            <w:tcW w:type="dxa" w:w="2160"/>
+          </w:tcPr>
+          <w:p>
+            <w:r>
+              <w:rPr>
+                <w:sz w:val="20"/>
+              </w:rPr>
+              <w:t>+99.20%</w:t>
+            </w:r>
+          </w:p>
+        </w:tc>
+      </w:tr>
     </w:tbl>
+    <w:p>
+      <w:r>
+        <w:rPr>
+          <w:i/>
+        </w:rPr>
+        <w:t>Dispersion factor 4.3x entre worst y best - menor que p_hist (17x).</w:t>
+      </w:r>
+    </w:p>
     <w:p>
       <w:pPr>
         <w:jc w:val="center"/>
@@ -989,7 +1125,7 @@
           <w:color w:val="606060"/>
           <w:sz w:val="18"/>
         </w:rPr>
-        <w:t>Figura: Curvas de capital por escenario bajo g* con psign.</w:t>
+        <w:t>Figura: Curvas de capital por escenario bajo g*=(1.8, 1.0) con p_sign.</w:t>
       </w:r>
     </w:p>
     <w:p>
@@ -1041,7 +1177,7 @@
           <w:color w:val="606060"/>
           <w:sz w:val="18"/>
         </w:rPr>
-        <w:t>Figura: Heatmap V[g, s] con psign.</w:t>
+        <w:t>Figura: Heatmap V[g, s] con p_sign.</w:t>
       </w:r>
     </w:p>
     <w:p>
@@ -1049,7 +1185,7 @@
         <w:pStyle w:val="Heading2"/>
       </w:pPr>
       <w:r>
-        <w:t>3.3 Backtest historico (CORREGIDO)</w:t>
+        <w:t>3.3 Backtest historico (con OPT base CORREGIDO)</w:t>
       </w:r>
     </w:p>
     <w:p>
@@ -1061,7 +1197,7 @@
           <w:i/>
           <w:sz w:val="20"/>
         </w:rPr>
-        <w:t>IMPORTANTE: OPT base usa load_market_data (contexto historico puro, sin LSTM ni DL). Su valor es INDEPENDIENTE de mu_hat_source. Es el "OPT base verdadero" del proyecto, replica del caso base GAMS.</w:t>
+        <w:t>IMPORTANTE: OPT base ahora usa load_market_data (contexto historico puro, sin LSTM ni build_dl_context). Es el benchmark del PDF: media-varianza estandar sobre datos reales. Su valor es INDEPENDIENTE de mu_hat_source: $14,522.32 (+45.22%).</w:t>
       </w:r>
     </w:p>
     <w:tbl>
@@ -1107,7 +1243,7 @@
         </w:tc>
         <w:tc>
           <w:tcPr>
-            <w:tcW w:type="dxa" w:w="1728"/>
+            <w:tcW w:type="dxa" w:w="2016"/>
           </w:tcPr>
           <w:p>
             <w:r>
@@ -1130,7 +1266,7 @@
               <w:rPr>
                 <w:sz w:val="20"/>
               </w:rPr>
-              <w:t>Regret-Grid g* = (lambda=1.80, m=1.00)</w:t>
+              <w:t>OPT base (load_market_data, SIN LSTM)</w:t>
             </w:r>
           </w:p>
         </w:tc>
@@ -1143,20 +1279,20 @@
               <w:rPr>
                 <w:sz w:val="20"/>
               </w:rPr>
-              <w:t>$6,773.37</w:t>
-            </w:r>
-          </w:p>
-        </w:tc>
-        <w:tc>
-          <w:tcPr>
-            <w:tcW w:type="dxa" w:w="1728"/>
-          </w:tcPr>
-          <w:p>
-            <w:r>
-              <w:rPr>
-                <w:sz w:val="20"/>
-              </w:rPr>
-              <w:t>-32.27%</w:t>
+              <w:t>$14,522.32</w:t>
+            </w:r>
+          </w:p>
+        </w:tc>
+        <w:tc>
+          <w:tcPr>
+            <w:tcW w:type="dxa" w:w="2016"/>
+          </w:tcPr>
+          <w:p>
+            <w:r>
+              <w:rPr>
+                <w:sz w:val="20"/>
+              </w:rPr>
+              <w:t>+45.22%</w:t>
             </w:r>
           </w:p>
         </w:tc>
@@ -1171,7 +1307,7 @@
               <w:rPr>
                 <w:sz w:val="20"/>
               </w:rPr>
-              <w:t>OPT base (load_market_data, sin LSTM)</w:t>
+              <w:t>Naive 50/50 buy &amp; hold</w:t>
             </w:r>
           </w:p>
         </w:tc>
@@ -1184,20 +1320,20 @@
               <w:rPr>
                 <w:sz w:val="20"/>
               </w:rPr>
-              <w:t>$14,522.32</w:t>
-            </w:r>
-          </w:p>
-        </w:tc>
-        <w:tc>
-          <w:tcPr>
-            <w:tcW w:type="dxa" w:w="1728"/>
-          </w:tcPr>
-          <w:p>
-            <w:r>
-              <w:rPr>
-                <w:sz w:val="20"/>
-              </w:rPr>
-              <w:t>+45.22%</w:t>
+              <w:t>$12,258.46</w:t>
+            </w:r>
+          </w:p>
+        </w:tc>
+        <w:tc>
+          <w:tcPr>
+            <w:tcW w:type="dxa" w:w="2016"/>
+          </w:tcPr>
+          <w:p>
+            <w:r>
+              <w:rPr>
+                <w:sz w:val="20"/>
+              </w:rPr>
+              <w:t>+22.58%</w:t>
             </w:r>
           </w:p>
         </w:tc>
@@ -1212,7 +1348,7 @@
               <w:rPr>
                 <w:sz w:val="20"/>
               </w:rPr>
-              <w:t>Naive 50/50 buy &amp; hold</w:t>
+              <w:t>Naive 50/50 rebalance</w:t>
             </w:r>
           </w:p>
         </w:tc>
@@ -1225,20 +1361,20 @@
               <w:rPr>
                 <w:sz w:val="20"/>
               </w:rPr>
-              <w:t>$12,258.46</w:t>
-            </w:r>
-          </w:p>
-        </w:tc>
-        <w:tc>
-          <w:tcPr>
-            <w:tcW w:type="dxa" w:w="1728"/>
-          </w:tcPr>
-          <w:p>
-            <w:r>
-              <w:rPr>
-                <w:sz w:val="20"/>
-              </w:rPr>
-              <w:t>+22.58%</w:t>
+              <w:t>$12,091.59</w:t>
+            </w:r>
+          </w:p>
+        </w:tc>
+        <w:tc>
+          <w:tcPr>
+            <w:tcW w:type="dxa" w:w="2016"/>
+          </w:tcPr>
+          <w:p>
+            <w:r>
+              <w:rPr>
+                <w:sz w:val="20"/>
+              </w:rPr>
+              <w:t>+20.92%</w:t>
             </w:r>
           </w:p>
         </w:tc>
@@ -1253,7 +1389,7 @@
               <w:rPr>
                 <w:sz w:val="20"/>
               </w:rPr>
-              <w:t>Naive 50/50 rebalance</w:t>
+              <w:t>Regret-Grid g* (lambda=1.8, m=1.0)</w:t>
             </w:r>
           </w:p>
         </w:tc>
@@ -1266,20 +1402,20 @@
               <w:rPr>
                 <w:sz w:val="20"/>
               </w:rPr>
-              <w:t>$12,091.59</w:t>
-            </w:r>
-          </w:p>
-        </w:tc>
-        <w:tc>
-          <w:tcPr>
-            <w:tcW w:type="dxa" w:w="1728"/>
-          </w:tcPr>
-          <w:p>
-            <w:r>
-              <w:rPr>
-                <w:sz w:val="20"/>
-              </w:rPr>
-              <w:t>+20.92%</w:t>
+              <w:t>$6,773.37</w:t>
+            </w:r>
+          </w:p>
+        </w:tc>
+        <w:tc>
+          <w:tcPr>
+            <w:tcW w:type="dxa" w:w="2016"/>
+          </w:tcPr>
+          <w:p>
+            <w:r>
+              <w:rPr>
+                <w:sz w:val="20"/>
+              </w:rPr>
+              <w:t>-32.27%</w:t>
             </w:r>
           </w:p>
         </w:tc>
@@ -1334,7 +1470,19 @@
           <w:color w:val="606060"/>
           <w:sz w:val="18"/>
         </w:rPr>
-        <w:t>Figura: Evolucion del capital sobre retornos historicos REALES. OPT base ($14,522, +45%) es el benchmark del PDF: media-varianza estandar sobre contexto historico puro, sin LSTM. La RG con DL pierde vs OPT base y vs naive.</w:t>
+        <w:t>Figura: Evolucion del capital sobre retornos historicos REALES. OPT base ($14,522, +45%) supera ampliamente a la RG (-32%) y a las naive. El modelo DL EMPEORA el resultado vs no usar DL.</w:t>
+      </w:r>
+    </w:p>
+    <w:p>
+      <w:pPr>
+        <w:ind w:left="576" w:right="576"/>
+      </w:pPr>
+      <w:r>
+        <w:rPr>
+          <w:i/>
+          <w:sz w:val="20"/>
+        </w:rPr>
+        <w:t>OBSERVACION CRITICA: La RG con DL pierde -32%, mientras OPT base (la misma optimizacion Markowitz pero SIN LSTM) gana +45%. Esto demuestra empiricamente que en esta data especifica, agregar el LSTM EMPEORA el modelo en 77 puntos porcentuales.</w:t>
       </w:r>
     </w:p>
     <w:p>
@@ -1347,10 +1495,15 @@
     </w:p>
     <w:p>
       <w:r>
-        <w:rPr>
-          <w:i/>
-        </w:rPr>
-        <w:t>Los escenarios son INDEPENDIENTES de mu_hat_source.</w:t>
+        <w:t>Los escenarios son INDEPENDIENTES de mu_hat_source - solo dependen del checkpoint LSTM y del seed. Son los MISMOS escenarios que en el setup p_hist.</w:t>
+      </w:r>
+    </w:p>
+    <w:p>
+      <w:pPr>
+        <w:pStyle w:val="Heading3"/>
+      </w:pPr>
+      <w:r>
+        <w:t>3.4.1 Cumret terminal por escenario y activo</w:t>
       </w:r>
     </w:p>
     <w:tbl>
@@ -1411,7 +1564,7 @@
         </w:tc>
         <w:tc>
           <w:tcPr>
-            <w:tcW w:type="dxa" w:w="2160"/>
+            <w:tcW w:type="dxa" w:w="2592"/>
           </w:tcPr>
           <w:p>
             <w:r>
@@ -1419,7 +1572,7 @@
                 <w:b/>
                 <w:sz w:val="20"/>
               </w:rPr>
-              <w:t>Quintil</w:t>
+              <w:t>Quintil de SPX</w:t>
             </w:r>
           </w:p>
         </w:tc>
@@ -1466,14 +1619,14 @@
         </w:tc>
         <w:tc>
           <w:tcPr>
-            <w:tcW w:type="dxa" w:w="2160"/>
-          </w:tcPr>
-          <w:p>
-            <w:r>
-              <w:rPr>
-                <w:sz w:val="20"/>
-              </w:rPr>
-              <w:t>Q1</w:t>
+            <w:tcW w:type="dxa" w:w="2592"/>
+          </w:tcPr>
+          <w:p>
+            <w:r>
+              <w:rPr>
+                <w:sz w:val="20"/>
+              </w:rPr>
+              <w:t>Q1 (peor SPX)</w:t>
             </w:r>
           </w:p>
         </w:tc>
@@ -1520,7 +1673,7 @@
         </w:tc>
         <w:tc>
           <w:tcPr>
-            <w:tcW w:type="dxa" w:w="2160"/>
+            <w:tcW w:type="dxa" w:w="2592"/>
           </w:tcPr>
           <w:p>
             <w:r>
@@ -1574,14 +1727,14 @@
         </w:tc>
         <w:tc>
           <w:tcPr>
-            <w:tcW w:type="dxa" w:w="2160"/>
-          </w:tcPr>
-          <w:p>
-            <w:r>
-              <w:rPr>
-                <w:sz w:val="20"/>
-              </w:rPr>
-              <w:t>Q3</w:t>
+            <w:tcW w:type="dxa" w:w="2592"/>
+          </w:tcPr>
+          <w:p>
+            <w:r>
+              <w:rPr>
+                <w:sz w:val="20"/>
+              </w:rPr>
+              <w:t>Q3 (mediano)</w:t>
             </w:r>
           </w:p>
         </w:tc>
@@ -1628,7 +1781,7 @@
         </w:tc>
         <w:tc>
           <w:tcPr>
-            <w:tcW w:type="dxa" w:w="2160"/>
+            <w:tcW w:type="dxa" w:w="2592"/>
           </w:tcPr>
           <w:p>
             <w:r>
@@ -1682,14 +1835,14 @@
         </w:tc>
         <w:tc>
           <w:tcPr>
-            <w:tcW w:type="dxa" w:w="2160"/>
-          </w:tcPr>
-          <w:p>
-            <w:r>
-              <w:rPr>
-                <w:sz w:val="20"/>
-              </w:rPr>
-              <w:t>Q5</w:t>
+            <w:tcW w:type="dxa" w:w="2592"/>
+          </w:tcPr>
+          <w:p>
+            <w:r>
+              <w:rPr>
+                <w:sz w:val="20"/>
+              </w:rPr>
+              <w:t>Q5 (mejor SPX)</w:t>
             </w:r>
           </w:p>
         </w:tc>
@@ -1704,7 +1857,7 @@
               <w:rPr>
                 <w:sz w:val="20"/>
               </w:rPr>
-              <w:t>Mean</w:t>
+              <w:t>Mean (5 esc)</w:t>
             </w:r>
           </w:p>
         </w:tc>
@@ -1736,7 +1889,7 @@
         </w:tc>
         <w:tc>
           <w:tcPr>
-            <w:tcW w:type="dxa" w:w="2160"/>
+            <w:tcW w:type="dxa" w:w="2592"/>
           </w:tcPr>
           <w:p>
             <w:r>
@@ -1758,7 +1911,7 @@
               <w:rPr>
                 <w:sz w:val="20"/>
               </w:rPr>
-              <w:t>REAL</w:t>
+              <w:t>Historico REAL</w:t>
             </w:r>
           </w:p>
         </w:tc>
@@ -1790,7 +1943,7 @@
         </w:tc>
         <w:tc>
           <w:tcPr>
-            <w:tcW w:type="dxa" w:w="2160"/>
+            <w:tcW w:type="dxa" w:w="2592"/>
           </w:tcPr>
           <w:p>
             <w:r>
@@ -1803,6 +1956,40 @@
         </w:tc>
       </w:tr>
     </w:tbl>
+    <w:p>
+      <w:pPr>
+        <w:pStyle w:val="Heading3"/>
+      </w:pPr>
+      <w:r>
+        <w:t>3.4.2 La observacion CRITICA - sesgo brutal en CMC</w:t>
+      </w:r>
+    </w:p>
+    <w:p>
+      <w:r>
+        <w:rPr>
+          <w:b/>
+        </w:rPr>
+        <w:t xml:space="preserve">Para SPX: </w:t>
+      </w:r>
+    </w:p>
+    <w:p>
+      <w:r>
+        <w:t>escenarios razonablemente calibrados. Mean +46% vs real +30% (sesgo +16 pp).</w:t>
+      </w:r>
+    </w:p>
+    <w:p>
+      <w:r>
+        <w:rPr>
+          <w:b/>
+        </w:rPr>
+        <w:t xml:space="preserve">Para CMC: </w:t>
+      </w:r>
+    </w:p>
+    <w:p>
+      <w:r>
+        <w:t>escenarios BRUTALMENTE sesgados al alza. Mean +122% vs real -13% (sesgo +135 pp). 3 de los 5 escenarios proyectan CMC subiendo (+49%, +191%, +475%).</w:t>
+      </w:r>
+    </w:p>
     <w:p>
       <w:pPr>
         <w:ind w:left="576" w:right="576"/>
@@ -1812,7 +1999,445 @@
           <w:i/>
           <w:sz w:val="20"/>
         </w:rPr>
-        <w:t>Para SPX los escenarios estan razonablemente calibrados. Para CMC estan BRUTALMENTE sesgados al alza (+135 pp). 3 de 5 escenarios proyectan CMC subiendo (+49%, +191%, +475%).</w:t>
+        <w:t>El regret-grid evalua todas las politicas sobre estos 5 escenarios pro-CMC. Politicas que sobre-ponderan CMC tienen mejor V mean. Pero la realidad CMC fue -13% -&gt; la politica seleccionada pierde plata real.</w:t>
+      </w:r>
+    </w:p>
+    <w:p>
+      <w:pPr>
+        <w:pStyle w:val="Heading3"/>
+      </w:pPr>
+      <w:r>
+        <w:t>3.4.3 Estadisticas semanales por escenario</w:t>
+      </w:r>
+    </w:p>
+    <w:tbl>
+      <w:tblPr>
+        <w:tblStyle w:val="LightGrid-Accent1"/>
+        <w:tblW w:type="auto" w:w="0"/>
+        <w:jc w:val="center"/>
+        <w:tblLook w:firstColumn="1" w:firstRow="1" w:lastColumn="0" w:lastRow="0" w:noHBand="0" w:noVBand="1" w:val="04A0"/>
+      </w:tblPr>
+      <w:tblGrid>
+        <w:gridCol w:w="1987"/>
+        <w:gridCol w:w="1987"/>
+        <w:gridCol w:w="1987"/>
+        <w:gridCol w:w="1987"/>
+        <w:gridCol w:w="1987"/>
+      </w:tblGrid>
+      <w:tr>
+        <w:tc>
+          <w:tcPr>
+            <w:tcW w:type="dxa" w:w="1008"/>
+          </w:tcPr>
+          <w:p>
+            <w:r>
+              <w:rPr>
+                <w:b/>
+                <w:sz w:val="20"/>
+              </w:rPr>
+              <w:t>Esc</w:t>
+            </w:r>
+          </w:p>
+        </w:tc>
+        <w:tc>
+          <w:tcPr>
+            <w:tcW w:type="dxa" w:w="2016"/>
+          </w:tcPr>
+          <w:p>
+            <w:r>
+              <w:rPr>
+                <w:b/>
+                <w:sz w:val="20"/>
+              </w:rPr>
+              <w:t>SPX mean (sem)</w:t>
+            </w:r>
+          </w:p>
+        </w:tc>
+        <w:tc>
+          <w:tcPr>
+            <w:tcW w:type="dxa" w:w="1440"/>
+          </w:tcPr>
+          <w:p>
+            <w:r>
+              <w:rPr>
+                <w:b/>
+                <w:sz w:val="20"/>
+              </w:rPr>
+              <w:t>SPX std</w:t>
+            </w:r>
+          </w:p>
+        </w:tc>
+        <w:tc>
+          <w:tcPr>
+            <w:tcW w:type="dxa" w:w="2016"/>
+          </w:tcPr>
+          <w:p>
+            <w:r>
+              <w:rPr>
+                <w:b/>
+                <w:sz w:val="20"/>
+              </w:rPr>
+              <w:t>CMC mean (sem)</w:t>
+            </w:r>
+          </w:p>
+        </w:tc>
+        <w:tc>
+          <w:tcPr>
+            <w:tcW w:type="dxa" w:w="1440"/>
+          </w:tcPr>
+          <w:p>
+            <w:r>
+              <w:rPr>
+                <w:b/>
+                <w:sz w:val="20"/>
+              </w:rPr>
+              <w:t>CMC std</w:t>
+            </w:r>
+          </w:p>
+        </w:tc>
+      </w:tr>
+      <w:tr>
+        <w:tc>
+          <w:tcPr>
+            <w:tcW w:type="dxa" w:w="1008"/>
+          </w:tcPr>
+          <w:p>
+            <w:r>
+              <w:rPr>
+                <w:sz w:val="20"/>
+              </w:rPr>
+              <w:t>s=0</w:t>
+            </w:r>
+          </w:p>
+        </w:tc>
+        <w:tc>
+          <w:tcPr>
+            <w:tcW w:type="dxa" w:w="2016"/>
+          </w:tcPr>
+          <w:p>
+            <w:r>
+              <w:rPr>
+                <w:sz w:val="20"/>
+              </w:rPr>
+              <w:t>-0.161%</w:t>
+            </w:r>
+          </w:p>
+        </w:tc>
+        <w:tc>
+          <w:tcPr>
+            <w:tcW w:type="dxa" w:w="1440"/>
+          </w:tcPr>
+          <w:p>
+            <w:r>
+              <w:rPr>
+                <w:sz w:val="20"/>
+              </w:rPr>
+              <w:t>3.60%</w:t>
+            </w:r>
+          </w:p>
+        </w:tc>
+        <w:tc>
+          <w:tcPr>
+            <w:tcW w:type="dxa" w:w="2016"/>
+          </w:tcPr>
+          <w:p>
+            <w:r>
+              <w:rPr>
+                <w:sz w:val="20"/>
+              </w:rPr>
+              <w:t>-0.360%</w:t>
+            </w:r>
+          </w:p>
+        </w:tc>
+        <w:tc>
+          <w:tcPr>
+            <w:tcW w:type="dxa" w:w="1440"/>
+          </w:tcPr>
+          <w:p>
+            <w:r>
+              <w:rPr>
+                <w:sz w:val="20"/>
+              </w:rPr>
+              <w:t>6.81%</w:t>
+            </w:r>
+          </w:p>
+        </w:tc>
+      </w:tr>
+      <w:tr>
+        <w:tc>
+          <w:tcPr>
+            <w:tcW w:type="dxa" w:w="1008"/>
+          </w:tcPr>
+          <w:p>
+            <w:r>
+              <w:rPr>
+                <w:sz w:val="20"/>
+              </w:rPr>
+              <w:t>s=1</w:t>
+            </w:r>
+          </w:p>
+        </w:tc>
+        <w:tc>
+          <w:tcPr>
+            <w:tcW w:type="dxa" w:w="2016"/>
+          </w:tcPr>
+          <w:p>
+            <w:r>
+              <w:rPr>
+                <w:sz w:val="20"/>
+              </w:rPr>
+              <w:t>+0.084%</w:t>
+            </w:r>
+          </w:p>
+        </w:tc>
+        <w:tc>
+          <w:tcPr>
+            <w:tcW w:type="dxa" w:w="1440"/>
+          </w:tcPr>
+          <w:p>
+            <w:r>
+              <w:rPr>
+                <w:sz w:val="20"/>
+              </w:rPr>
+              <w:t>3.14%</w:t>
+            </w:r>
+          </w:p>
+        </w:tc>
+        <w:tc>
+          <w:tcPr>
+            <w:tcW w:type="dxa" w:w="2016"/>
+          </w:tcPr>
+          <w:p>
+            <w:r>
+              <w:rPr>
+                <w:sz w:val="20"/>
+              </w:rPr>
+              <w:t>-0.138%</w:t>
+            </w:r>
+          </w:p>
+        </w:tc>
+        <w:tc>
+          <w:tcPr>
+            <w:tcW w:type="dxa" w:w="1440"/>
+          </w:tcPr>
+          <w:p>
+            <w:r>
+              <w:rPr>
+                <w:sz w:val="20"/>
+              </w:rPr>
+              <w:t>6.59%</w:t>
+            </w:r>
+          </w:p>
+        </w:tc>
+      </w:tr>
+      <w:tr>
+        <w:tc>
+          <w:tcPr>
+            <w:tcW w:type="dxa" w:w="1008"/>
+          </w:tcPr>
+          <w:p>
+            <w:r>
+              <w:rPr>
+                <w:sz w:val="20"/>
+              </w:rPr>
+              <w:t>s=2</w:t>
+            </w:r>
+          </w:p>
+        </w:tc>
+        <w:tc>
+          <w:tcPr>
+            <w:tcW w:type="dxa" w:w="2016"/>
+          </w:tcPr>
+          <w:p>
+            <w:r>
+              <w:rPr>
+                <w:sz w:val="20"/>
+              </w:rPr>
+              <w:t>+0.253%</w:t>
+            </w:r>
+          </w:p>
+        </w:tc>
+        <w:tc>
+          <w:tcPr>
+            <w:tcW w:type="dxa" w:w="1440"/>
+          </w:tcPr>
+          <w:p>
+            <w:r>
+              <w:rPr>
+                <w:sz w:val="20"/>
+              </w:rPr>
+              <w:t>3.45%</w:t>
+            </w:r>
+          </w:p>
+        </w:tc>
+        <w:tc>
+          <w:tcPr>
+            <w:tcW w:type="dxa" w:w="2016"/>
+          </w:tcPr>
+          <w:p>
+            <w:r>
+              <w:rPr>
+                <w:sz w:val="20"/>
+              </w:rPr>
+              <w:t>+0.483%</w:t>
+            </w:r>
+          </w:p>
+        </w:tc>
+        <w:tc>
+          <w:tcPr>
+            <w:tcW w:type="dxa" w:w="1440"/>
+          </w:tcPr>
+          <w:p>
+            <w:r>
+              <w:rPr>
+                <w:sz w:val="20"/>
+              </w:rPr>
+              <w:t>6.93%</w:t>
+            </w:r>
+          </w:p>
+        </w:tc>
+      </w:tr>
+      <w:tr>
+        <w:tc>
+          <w:tcPr>
+            <w:tcW w:type="dxa" w:w="1008"/>
+          </w:tcPr>
+          <w:p>
+            <w:r>
+              <w:rPr>
+                <w:sz w:val="20"/>
+              </w:rPr>
+              <w:t>s=3</w:t>
+            </w:r>
+          </w:p>
+        </w:tc>
+        <w:tc>
+          <w:tcPr>
+            <w:tcW w:type="dxa" w:w="2016"/>
+          </w:tcPr>
+          <w:p>
+            <w:r>
+              <w:rPr>
+                <w:sz w:val="20"/>
+              </w:rPr>
+              <w:t>+0.399%</w:t>
+            </w:r>
+          </w:p>
+        </w:tc>
+        <w:tc>
+          <w:tcPr>
+            <w:tcW w:type="dxa" w:w="1440"/>
+          </w:tcPr>
+          <w:p>
+            <w:r>
+              <w:rPr>
+                <w:sz w:val="20"/>
+              </w:rPr>
+              <w:t>3.38%</w:t>
+            </w:r>
+          </w:p>
+        </w:tc>
+        <w:tc>
+          <w:tcPr>
+            <w:tcW w:type="dxa" w:w="2016"/>
+          </w:tcPr>
+          <w:p>
+            <w:r>
+              <w:rPr>
+                <w:sz w:val="20"/>
+              </w:rPr>
+              <w:t>+0.896%</w:t>
+            </w:r>
+          </w:p>
+        </w:tc>
+        <w:tc>
+          <w:tcPr>
+            <w:tcW w:type="dxa" w:w="1440"/>
+          </w:tcPr>
+          <w:p>
+            <w:r>
+              <w:rPr>
+                <w:sz w:val="20"/>
+              </w:rPr>
+              <w:t>6.96%</w:t>
+            </w:r>
+          </w:p>
+        </w:tc>
+      </w:tr>
+      <w:tr>
+        <w:tc>
+          <w:tcPr>
+            <w:tcW w:type="dxa" w:w="1008"/>
+          </w:tcPr>
+          <w:p>
+            <w:r>
+              <w:rPr>
+                <w:sz w:val="20"/>
+              </w:rPr>
+              <w:t>s=4</w:t>
+            </w:r>
+          </w:p>
+        </w:tc>
+        <w:tc>
+          <w:tcPr>
+            <w:tcW w:type="dxa" w:w="2016"/>
+          </w:tcPr>
+          <w:p>
+            <w:r>
+              <w:rPr>
+                <w:sz w:val="20"/>
+              </w:rPr>
+              <w:t>+0.604%</w:t>
+            </w:r>
+          </w:p>
+        </w:tc>
+        <w:tc>
+          <w:tcPr>
+            <w:tcW w:type="dxa" w:w="1440"/>
+          </w:tcPr>
+          <w:p>
+            <w:r>
+              <w:rPr>
+                <w:sz w:val="20"/>
+              </w:rPr>
+              <w:t>3.34%</w:t>
+            </w:r>
+          </w:p>
+        </w:tc>
+        <w:tc>
+          <w:tcPr>
+            <w:tcW w:type="dxa" w:w="2016"/>
+          </w:tcPr>
+          <w:p>
+            <w:r>
+              <w:rPr>
+                <w:sz w:val="20"/>
+              </w:rPr>
+              <w:t>+1.325%</w:t>
+            </w:r>
+          </w:p>
+        </w:tc>
+        <w:tc>
+          <w:tcPr>
+            <w:tcW w:type="dxa" w:w="1440"/>
+          </w:tcPr>
+          <w:p>
+            <w:r>
+              <w:rPr>
+                <w:sz w:val="20"/>
+              </w:rPr>
+              <w:t>7.10%</w:t>
+            </w:r>
+          </w:p>
+        </w:tc>
+      </w:tr>
+    </w:tbl>
+    <w:p>
+      <w:pPr>
+        <w:pStyle w:val="Heading3"/>
+      </w:pPr>
+      <w:r>
+        <w:t>3.4.4 Visualizacion de los escenarios</w:t>
       </w:r>
     </w:p>
     <w:p>
@@ -1864,7 +2489,7 @@
           <w:color w:val="606060"/>
           <w:sz w:val="18"/>
         </w:rPr>
-        <w:t>Figura: Los 5 escenarios para SPX (izq) y CMC (der) vs realidad.</w:t>
+        <w:t>Figura: Los 5 escenarios para SPX (izq) y CMC (der) vs realidad (linea negra).</w:t>
       </w:r>
     </w:p>
     <w:p>
@@ -1972,6 +2597,51 @@
       </w:r>
     </w:p>
     <w:p>
+      <w:pPr>
+        <w:pStyle w:val="Heading3"/>
+      </w:pPr>
+      <w:r>
+        <w:t>3.4.5 Por que los escenarios sobre-estiman CMC</w:t>
+      </w:r>
+    </w:p>
+    <w:p>
+      <w:r>
+        <w:t>El rollout autoregresivo del LSTM amplifica la cola derecha gorda de cripto:</w:t>
+      </w:r>
+    </w:p>
+    <w:p>
+      <w:pPr>
+        <w:pStyle w:val="ListBullet"/>
+      </w:pPr>
+      <w:r>
+        <w:t>LSTM aprende del historico donde CMC tuvo crecimiento explosivo.</w:t>
+      </w:r>
+    </w:p>
+    <w:p>
+      <w:pPr>
+        <w:pStyle w:val="ListBullet"/>
+      </w:pPr>
+      <w:r>
+        <w:t>En rollout, esos patrones compoundean (1+r)^163 -&gt; magnitudes astronomicas.</w:t>
+      </w:r>
+    </w:p>
+    <w:p>
+      <w:pPr>
+        <w:pStyle w:val="ListBullet"/>
+      </w:pPr>
+      <w:r>
+        <w:t>Al reducir a 5 reps por quintil, los altos heredan esa cola.</w:t>
+      </w:r>
+    </w:p>
+    <w:p>
+      <w:pPr>
+        <w:pStyle w:val="ListBullet"/>
+      </w:pPr>
+      <w:r>
+        <w:t>Resultado: 3 de 5 escenarios proyectan CMC explosivo.</w:t>
+      </w:r>
+    </w:p>
+    <w:p>
       <w:r>
         <w:br w:type="page"/>
       </w:r>
@@ -1981,7 +2651,12 @@
         <w:pStyle w:val="Heading1"/>
       </w:pPr>
       <w:r>
-        <w:t>4. Diagnostico Tecnico</w:t>
+        <w:t>4. Diagnostico Tecnico: cadena LSTM -&gt; mu_mix -&gt; politica</w:t>
+      </w:r>
+    </w:p>
+    <w:p>
+      <w:r>
+        <w:t>Esta seccion descompone el comportamiento del modelo en su cadena interna: que produce el LSTM (p_bull), como se transforma en mu_mix via mu_hat, y como termina en la politica seleccionada.</w:t>
       </w:r>
     </w:p>
     <w:p>
@@ -1994,10 +2669,30 @@
     </w:p>
     <w:p>
       <w:r>
+        <w:t>p_bull(t) NO depende de mu_hat_source - viene directo de los deciles predichos por el LSTM.</w:t>
+      </w:r>
+    </w:p>
+    <w:p>
+      <w:pPr>
+        <w:spacing w:before="80" w:after="80"/>
+        <w:ind w:left="432"/>
+      </w:pPr>
+      <w:r>
         <w:rPr>
-          <w:i/>
+          <w:rFonts w:ascii="Consolas" w:hAnsi="Consolas"/>
+          <w:sz w:val="18"/>
         </w:rPr>
-        <w:t>p_bull NO depende de mu_hat_source. Es el mismo en ambos setups.</w:t>
+        <w:t>p_bull(t) = (numero de deciles predichos &gt;= 0) / 5</w:t>
+        <w:br/>
+        <w:t>Solo 6 valores posibles: {0.0, 0.2, 0.4, 0.6, 0.8, 1.0}</w:t>
+      </w:r>
+    </w:p>
+    <w:p>
+      <w:pPr>
+        <w:pStyle w:val="Heading3"/>
+      </w:pPr>
+      <w:r>
+        <w:t>4.1.1 Estadisticas globales (walking)</w:t>
       </w:r>
     </w:p>
     <w:tbl>
@@ -2226,9 +2921,506 @@
         <w:rPr>
           <w:i/>
         </w:rPr>
-        <w:t>El LSTM solo usa 2 de 6 valores posibles (0.4 y 0.6).</w:t>
+        <w:t>El LSTM solo usa 2 de los 6 valores posibles (0.4 y 0.6). Nunca extremos.</w:t>
       </w:r>
     </w:p>
+    <w:p>
+      <w:pPr>
+        <w:pStyle w:val="Heading3"/>
+      </w:pPr>
+      <w:r>
+        <w:t>4.1.2 Distribucion de los 6 valores</w:t>
+      </w:r>
+    </w:p>
+    <w:tbl>
+      <w:tblPr>
+        <w:tblStyle w:val="LightGrid-Accent1"/>
+        <w:tblW w:type="auto" w:w="0"/>
+        <w:jc w:val="center"/>
+        <w:tblLook w:firstColumn="1" w:firstRow="1" w:lastColumn="0" w:lastRow="0" w:noHBand="0" w:noVBand="1" w:val="04A0"/>
+      </w:tblPr>
+      <w:tblGrid>
+        <w:gridCol w:w="1987"/>
+        <w:gridCol w:w="1987"/>
+        <w:gridCol w:w="1987"/>
+        <w:gridCol w:w="1987"/>
+        <w:gridCol w:w="1987"/>
+      </w:tblGrid>
+      <w:tr>
+        <w:tc>
+          <w:tcPr>
+            <w:tcW w:type="dxa" w:w="1440"/>
+          </w:tcPr>
+          <w:p>
+            <w:r>
+              <w:rPr>
+                <w:b/>
+                <w:sz w:val="20"/>
+              </w:rPr>
+              <w:t>p_bull</w:t>
+            </w:r>
+          </w:p>
+        </w:tc>
+        <w:tc>
+          <w:tcPr>
+            <w:tcW w:type="dxa" w:w="1872"/>
+          </w:tcPr>
+          <w:p>
+            <w:r>
+              <w:rPr>
+                <w:b/>
+                <w:sz w:val="20"/>
+              </w:rPr>
+              <w:t>SPX (sem)</w:t>
+            </w:r>
+          </w:p>
+        </w:tc>
+        <w:tc>
+          <w:tcPr>
+            <w:tcW w:type="dxa" w:w="1440"/>
+          </w:tcPr>
+          <w:p>
+            <w:r>
+              <w:rPr>
+                <w:b/>
+                <w:sz w:val="20"/>
+              </w:rPr>
+              <w:t>SPX %</w:t>
+            </w:r>
+          </w:p>
+        </w:tc>
+        <w:tc>
+          <w:tcPr>
+            <w:tcW w:type="dxa" w:w="1872"/>
+          </w:tcPr>
+          <w:p>
+            <w:r>
+              <w:rPr>
+                <w:b/>
+                <w:sz w:val="20"/>
+              </w:rPr>
+              <w:t>CMC (sem)</w:t>
+            </w:r>
+          </w:p>
+        </w:tc>
+        <w:tc>
+          <w:tcPr>
+            <w:tcW w:type="dxa" w:w="1440"/>
+          </w:tcPr>
+          <w:p>
+            <w:r>
+              <w:rPr>
+                <w:b/>
+                <w:sz w:val="20"/>
+              </w:rPr>
+              <w:t>CMC %</w:t>
+            </w:r>
+          </w:p>
+        </w:tc>
+      </w:tr>
+      <w:tr>
+        <w:tc>
+          <w:tcPr>
+            <w:tcW w:type="dxa" w:w="1440"/>
+          </w:tcPr>
+          <w:p>
+            <w:r>
+              <w:rPr>
+                <w:sz w:val="20"/>
+              </w:rPr>
+              <w:t>0.0</w:t>
+            </w:r>
+          </w:p>
+        </w:tc>
+        <w:tc>
+          <w:tcPr>
+            <w:tcW w:type="dxa" w:w="1872"/>
+          </w:tcPr>
+          <w:p>
+            <w:r>
+              <w:rPr>
+                <w:sz w:val="20"/>
+              </w:rPr>
+              <w:t>0</w:t>
+            </w:r>
+          </w:p>
+        </w:tc>
+        <w:tc>
+          <w:tcPr>
+            <w:tcW w:type="dxa" w:w="1440"/>
+          </w:tcPr>
+          <w:p>
+            <w:r>
+              <w:rPr>
+                <w:sz w:val="20"/>
+              </w:rPr>
+              <w:t>0.0%</w:t>
+            </w:r>
+          </w:p>
+        </w:tc>
+        <w:tc>
+          <w:tcPr>
+            <w:tcW w:type="dxa" w:w="1872"/>
+          </w:tcPr>
+          <w:p>
+            <w:r>
+              <w:rPr>
+                <w:sz w:val="20"/>
+              </w:rPr>
+              <w:t>0</w:t>
+            </w:r>
+          </w:p>
+        </w:tc>
+        <w:tc>
+          <w:tcPr>
+            <w:tcW w:type="dxa" w:w="1440"/>
+          </w:tcPr>
+          <w:p>
+            <w:r>
+              <w:rPr>
+                <w:sz w:val="20"/>
+              </w:rPr>
+              <w:t>0.0%</w:t>
+            </w:r>
+          </w:p>
+        </w:tc>
+      </w:tr>
+      <w:tr>
+        <w:tc>
+          <w:tcPr>
+            <w:tcW w:type="dxa" w:w="1440"/>
+          </w:tcPr>
+          <w:p>
+            <w:r>
+              <w:rPr>
+                <w:sz w:val="20"/>
+              </w:rPr>
+              <w:t>0.2</w:t>
+            </w:r>
+          </w:p>
+        </w:tc>
+        <w:tc>
+          <w:tcPr>
+            <w:tcW w:type="dxa" w:w="1872"/>
+          </w:tcPr>
+          <w:p>
+            <w:r>
+              <w:rPr>
+                <w:sz w:val="20"/>
+              </w:rPr>
+              <w:t>0</w:t>
+            </w:r>
+          </w:p>
+        </w:tc>
+        <w:tc>
+          <w:tcPr>
+            <w:tcW w:type="dxa" w:w="1440"/>
+          </w:tcPr>
+          <w:p>
+            <w:r>
+              <w:rPr>
+                <w:sz w:val="20"/>
+              </w:rPr>
+              <w:t>0.0%</w:t>
+            </w:r>
+          </w:p>
+        </w:tc>
+        <w:tc>
+          <w:tcPr>
+            <w:tcW w:type="dxa" w:w="1872"/>
+          </w:tcPr>
+          <w:p>
+            <w:r>
+              <w:rPr>
+                <w:sz w:val="20"/>
+              </w:rPr>
+              <w:t>0</w:t>
+            </w:r>
+          </w:p>
+        </w:tc>
+        <w:tc>
+          <w:tcPr>
+            <w:tcW w:type="dxa" w:w="1440"/>
+          </w:tcPr>
+          <w:p>
+            <w:r>
+              <w:rPr>
+                <w:sz w:val="20"/>
+              </w:rPr>
+              <w:t>0.0%</w:t>
+            </w:r>
+          </w:p>
+        </w:tc>
+      </w:tr>
+      <w:tr>
+        <w:tc>
+          <w:tcPr>
+            <w:tcW w:type="dxa" w:w="1440"/>
+          </w:tcPr>
+          <w:p>
+            <w:r>
+              <w:rPr>
+                <w:sz w:val="20"/>
+              </w:rPr>
+              <w:t>0.4</w:t>
+            </w:r>
+          </w:p>
+        </w:tc>
+        <w:tc>
+          <w:tcPr>
+            <w:tcW w:type="dxa" w:w="1872"/>
+          </w:tcPr>
+          <w:p>
+            <w:r>
+              <w:rPr>
+                <w:sz w:val="20"/>
+              </w:rPr>
+              <w:t>34</w:t>
+            </w:r>
+          </w:p>
+        </w:tc>
+        <w:tc>
+          <w:tcPr>
+            <w:tcW w:type="dxa" w:w="1440"/>
+          </w:tcPr>
+          <w:p>
+            <w:r>
+              <w:rPr>
+                <w:sz w:val="20"/>
+              </w:rPr>
+              <w:t>20.9%</w:t>
+            </w:r>
+          </w:p>
+        </w:tc>
+        <w:tc>
+          <w:tcPr>
+            <w:tcW w:type="dxa" w:w="1872"/>
+          </w:tcPr>
+          <w:p>
+            <w:r>
+              <w:rPr>
+                <w:sz w:val="20"/>
+              </w:rPr>
+              <w:t>128</w:t>
+            </w:r>
+          </w:p>
+        </w:tc>
+        <w:tc>
+          <w:tcPr>
+            <w:tcW w:type="dxa" w:w="1440"/>
+          </w:tcPr>
+          <w:p>
+            <w:r>
+              <w:rPr>
+                <w:sz w:val="20"/>
+              </w:rPr>
+              <w:t>78.5%</w:t>
+            </w:r>
+          </w:p>
+        </w:tc>
+      </w:tr>
+      <w:tr>
+        <w:tc>
+          <w:tcPr>
+            <w:tcW w:type="dxa" w:w="1440"/>
+          </w:tcPr>
+          <w:p>
+            <w:r>
+              <w:rPr>
+                <w:sz w:val="20"/>
+              </w:rPr>
+              <w:t>0.6</w:t>
+            </w:r>
+          </w:p>
+        </w:tc>
+        <w:tc>
+          <w:tcPr>
+            <w:tcW w:type="dxa" w:w="1872"/>
+          </w:tcPr>
+          <w:p>
+            <w:r>
+              <w:rPr>
+                <w:sz w:val="20"/>
+              </w:rPr>
+              <w:t>129</w:t>
+            </w:r>
+          </w:p>
+        </w:tc>
+        <w:tc>
+          <w:tcPr>
+            <w:tcW w:type="dxa" w:w="1440"/>
+          </w:tcPr>
+          <w:p>
+            <w:r>
+              <w:rPr>
+                <w:sz w:val="20"/>
+              </w:rPr>
+              <w:t>79.1%</w:t>
+            </w:r>
+          </w:p>
+        </w:tc>
+        <w:tc>
+          <w:tcPr>
+            <w:tcW w:type="dxa" w:w="1872"/>
+          </w:tcPr>
+          <w:p>
+            <w:r>
+              <w:rPr>
+                <w:sz w:val="20"/>
+              </w:rPr>
+              <w:t>35</w:t>
+            </w:r>
+          </w:p>
+        </w:tc>
+        <w:tc>
+          <w:tcPr>
+            <w:tcW w:type="dxa" w:w="1440"/>
+          </w:tcPr>
+          <w:p>
+            <w:r>
+              <w:rPr>
+                <w:sz w:val="20"/>
+              </w:rPr>
+              <w:t>21.5%</w:t>
+            </w:r>
+          </w:p>
+        </w:tc>
+      </w:tr>
+      <w:tr>
+        <w:tc>
+          <w:tcPr>
+            <w:tcW w:type="dxa" w:w="1440"/>
+          </w:tcPr>
+          <w:p>
+            <w:r>
+              <w:rPr>
+                <w:sz w:val="20"/>
+              </w:rPr>
+              <w:t>0.8</w:t>
+            </w:r>
+          </w:p>
+        </w:tc>
+        <w:tc>
+          <w:tcPr>
+            <w:tcW w:type="dxa" w:w="1872"/>
+          </w:tcPr>
+          <w:p>
+            <w:r>
+              <w:rPr>
+                <w:sz w:val="20"/>
+              </w:rPr>
+              <w:t>0</w:t>
+            </w:r>
+          </w:p>
+        </w:tc>
+        <w:tc>
+          <w:tcPr>
+            <w:tcW w:type="dxa" w:w="1440"/>
+          </w:tcPr>
+          <w:p>
+            <w:r>
+              <w:rPr>
+                <w:sz w:val="20"/>
+              </w:rPr>
+              <w:t>0.0%</w:t>
+            </w:r>
+          </w:p>
+        </w:tc>
+        <w:tc>
+          <w:tcPr>
+            <w:tcW w:type="dxa" w:w="1872"/>
+          </w:tcPr>
+          <w:p>
+            <w:r>
+              <w:rPr>
+                <w:sz w:val="20"/>
+              </w:rPr>
+              <w:t>0</w:t>
+            </w:r>
+          </w:p>
+        </w:tc>
+        <w:tc>
+          <w:tcPr>
+            <w:tcW w:type="dxa" w:w="1440"/>
+          </w:tcPr>
+          <w:p>
+            <w:r>
+              <w:rPr>
+                <w:sz w:val="20"/>
+              </w:rPr>
+              <w:t>0.0%</w:t>
+            </w:r>
+          </w:p>
+        </w:tc>
+      </w:tr>
+      <w:tr>
+        <w:tc>
+          <w:tcPr>
+            <w:tcW w:type="dxa" w:w="1440"/>
+          </w:tcPr>
+          <w:p>
+            <w:r>
+              <w:rPr>
+                <w:sz w:val="20"/>
+              </w:rPr>
+              <w:t>1.0</w:t>
+            </w:r>
+          </w:p>
+        </w:tc>
+        <w:tc>
+          <w:tcPr>
+            <w:tcW w:type="dxa" w:w="1872"/>
+          </w:tcPr>
+          <w:p>
+            <w:r>
+              <w:rPr>
+                <w:sz w:val="20"/>
+              </w:rPr>
+              <w:t>0</w:t>
+            </w:r>
+          </w:p>
+        </w:tc>
+        <w:tc>
+          <w:tcPr>
+            <w:tcW w:type="dxa" w:w="1440"/>
+          </w:tcPr>
+          <w:p>
+            <w:r>
+              <w:rPr>
+                <w:sz w:val="20"/>
+              </w:rPr>
+              <w:t>0.0%</w:t>
+            </w:r>
+          </w:p>
+        </w:tc>
+        <w:tc>
+          <w:tcPr>
+            <w:tcW w:type="dxa" w:w="1872"/>
+          </w:tcPr>
+          <w:p>
+            <w:r>
+              <w:rPr>
+                <w:sz w:val="20"/>
+              </w:rPr>
+              <w:t>0</w:t>
+            </w:r>
+          </w:p>
+        </w:tc>
+        <w:tc>
+          <w:tcPr>
+            <w:tcW w:type="dxa" w:w="1440"/>
+          </w:tcPr>
+          <w:p>
+            <w:r>
+              <w:rPr>
+                <w:sz w:val="20"/>
+              </w:rPr>
+              <w:t>0.0%</w:t>
+            </w:r>
+          </w:p>
+        </w:tc>
+      </w:tr>
+    </w:tbl>
     <w:p>
       <w:pPr>
         <w:jc w:val="center"/>
@@ -2278,7 +3470,15 @@
           <w:color w:val="606060"/>
           <w:sz w:val="18"/>
         </w:rPr>
-        <w:t>Figura: Distribucion de p_bull.</w:t>
+        <w:t>Figura: Distribucion de p_bull: SPX casi siempre 0.6 (bullish); CMC casi siempre 0.4 (bearish). Sesgo fijo opuesto.</w:t>
+      </w:r>
+    </w:p>
+    <w:p>
+      <w:pPr>
+        <w:pStyle w:val="Heading3"/>
+      </w:pPr>
+      <w:r>
+        <w:t>4.1.3 Serie temporal walking vs rollout</w:t>
       </w:r>
     </w:p>
     <w:p>
@@ -2330,7 +3530,7 @@
           <w:color w:val="606060"/>
           <w:sz w:val="18"/>
         </w:rPr>
-        <w:t>Figura: walking vs rollout (rollout colapsa).</w:t>
+        <w:t>Figura: walking (azul) vs rollout (rojo). Rollout colapsa por exposure bias.</w:t>
       </w:r>
     </w:p>
     <w:p>
@@ -2338,7 +3538,7 @@
         <w:pStyle w:val="Heading3"/>
       </w:pPr>
       <w:r>
-        <w:t>4.1.1 Skill predictivo</w:t>
+        <w:t>4.1.4 Skill predictivo</w:t>
       </w:r>
     </w:p>
     <w:tbl>
@@ -2392,7 +3592,7 @@
                 <w:b/>
                 <w:sz w:val="20"/>
               </w:rPr>
-              <w:t>Correlacion</w:t>
+              <w:t>Correlacion p_bull vs r_real</w:t>
             </w:r>
           </w:p>
         </w:tc>
@@ -2475,188 +3675,6 @@
                 <w:sz w:val="20"/>
               </w:rPr>
               <w:t>-0.1578</w:t>
-            </w:r>
-          </w:p>
-        </w:tc>
-      </w:tr>
-    </w:tbl>
-    <w:p>
-      <w:pPr>
-        <w:ind w:left="576" w:right="576"/>
-      </w:pPr>
-      <w:r>
-        <w:rPr>
-          <w:i/>
-          <w:sz w:val="20"/>
-        </w:rPr>
-        <w:t>CMC: correlacion NEGATIVA. Cuando el LSTM dice "bull", CMC en promedio BAJA. El LSTM aprendio momentum pero CMC es mean-reverting.</w:t>
-      </w:r>
-    </w:p>
-    <w:p>
-      <w:pPr>
-        <w:pStyle w:val="Heading2"/>
-      </w:pPr>
-      <w:r>
-        <w:t>4.2 mu_hat condicional</w:t>
-      </w:r>
-    </w:p>
-    <w:p>
-      <w:pPr>
-        <w:spacing w:before="80" w:after="80"/>
-        <w:ind w:left="432"/>
-      </w:pPr>
-      <w:r>
-        <w:rPr>
-          <w:rFonts w:ascii="Consolas" w:hAnsi="Consolas"/>
-          <w:sz w:val="18"/>
-        </w:rPr>
-        <w:t>mu_hat[SPX,    bull] = +1.807%/sem    mu_hat[SPX,    bear] = -1.860%/sem</w:t>
-        <w:br/>
-        <w:t>mu_hat[CMC200, bull] = +6.956%/sem    mu_hat[CMC200, bear] = -7.063%/sem</w:t>
-      </w:r>
-    </w:p>
-    <w:p>
-      <w:pPr>
-        <w:pStyle w:val="Heading2"/>
-      </w:pPr>
-      <w:r>
-        <w:t>4.3 mu_mix(t)</w:t>
-      </w:r>
-    </w:p>
-    <w:tbl>
-      <w:tblPr>
-        <w:tblStyle w:val="LightGrid-Accent1"/>
-        <w:tblW w:type="auto" w:w="0"/>
-        <w:jc w:val="center"/>
-        <w:tblLook w:firstColumn="1" w:firstRow="1" w:lastColumn="0" w:lastRow="0" w:noHBand="0" w:noVBand="1" w:val="04A0"/>
-      </w:tblPr>
-      <w:tblGrid>
-        <w:gridCol w:w="3312"/>
-        <w:gridCol w:w="3312"/>
-        <w:gridCol w:w="3312"/>
-      </w:tblGrid>
-      <w:tr>
-        <w:tc>
-          <w:tcPr>
-            <w:tcW w:type="dxa" w:w="2016"/>
-          </w:tcPr>
-          <w:p>
-            <w:r>
-              <w:rPr>
-                <w:b/>
-                <w:sz w:val="20"/>
-              </w:rPr>
-              <w:t>Activo</w:t>
-            </w:r>
-          </w:p>
-        </w:tc>
-        <w:tc>
-          <w:tcPr>
-            <w:tcW w:type="dxa" w:w="3456"/>
-          </w:tcPr>
-          <w:p>
-            <w:r>
-              <w:rPr>
-                <w:b/>
-                <w:sz w:val="20"/>
-              </w:rPr>
-              <w:t>Cuando p_bull=0.4</w:t>
-            </w:r>
-          </w:p>
-        </w:tc>
-        <w:tc>
-          <w:tcPr>
-            <w:tcW w:type="dxa" w:w="3456"/>
-          </w:tcPr>
-          <w:p>
-            <w:r>
-              <w:rPr>
-                <w:b/>
-                <w:sz w:val="20"/>
-              </w:rPr>
-              <w:t>Cuando p_bull=0.6</w:t>
-            </w:r>
-          </w:p>
-        </w:tc>
-      </w:tr>
-      <w:tr>
-        <w:tc>
-          <w:tcPr>
-            <w:tcW w:type="dxa" w:w="2016"/>
-          </w:tcPr>
-          <w:p>
-            <w:r>
-              <w:rPr>
-                <w:sz w:val="20"/>
-              </w:rPr>
-              <w:t>SPX mu_mix</w:t>
-            </w:r>
-          </w:p>
-        </w:tc>
-        <w:tc>
-          <w:tcPr>
-            <w:tcW w:type="dxa" w:w="3456"/>
-          </w:tcPr>
-          <w:p>
-            <w:r>
-              <w:rPr>
-                <w:sz w:val="20"/>
-              </w:rPr>
-              <w:t>-0.393%/sem (20.9%)</w:t>
-            </w:r>
-          </w:p>
-        </w:tc>
-        <w:tc>
-          <w:tcPr>
-            <w:tcW w:type="dxa" w:w="3456"/>
-          </w:tcPr>
-          <w:p>
-            <w:r>
-              <w:rPr>
-                <w:sz w:val="20"/>
-              </w:rPr>
-              <w:t>+0.340%/sem (79.1%)</w:t>
-            </w:r>
-          </w:p>
-        </w:tc>
-      </w:tr>
-      <w:tr>
-        <w:tc>
-          <w:tcPr>
-            <w:tcW w:type="dxa" w:w="2016"/>
-          </w:tcPr>
-          <w:p>
-            <w:r>
-              <w:rPr>
-                <w:sz w:val="20"/>
-              </w:rPr>
-              <w:t>CMC mu_mix</w:t>
-            </w:r>
-          </w:p>
-        </w:tc>
-        <w:tc>
-          <w:tcPr>
-            <w:tcW w:type="dxa" w:w="3456"/>
-          </w:tcPr>
-          <w:p>
-            <w:r>
-              <w:rPr>
-                <w:sz w:val="20"/>
-              </w:rPr>
-              <w:t>-1.455%/sem (78.5%)</w:t>
-            </w:r>
-          </w:p>
-        </w:tc>
-        <w:tc>
-          <w:tcPr>
-            <w:tcW w:type="dxa" w:w="3456"/>
-          </w:tcPr>
-          <w:p>
-            <w:r>
-              <w:rPr>
-                <w:sz w:val="20"/>
-              </w:rPr>
-              <w:t>+1.348%/sem (21.5%)</w:t>
             </w:r>
           </w:p>
         </w:tc>
@@ -2669,7 +3687,7 @@
       <w:r>
         <w:drawing>
           <wp:inline xmlns:a="http://schemas.openxmlformats.org/drawingml/2006/main" xmlns:pic="http://schemas.openxmlformats.org/drawingml/2006/picture">
-            <wp:extent cx="5486400" cy="1693027"/>
+            <wp:extent cx="5486400" cy="2288240"/>
             <wp:docPr id="9" name="Picture 9"/>
             <wp:cNvGraphicFramePr>
               <a:graphicFrameLocks noChangeAspect="1"/>
@@ -2678,7 +3696,7 @@
               <a:graphicData uri="http://schemas.openxmlformats.org/drawingml/2006/picture">
                 <pic:pic>
                   <pic:nvPicPr>
-                    <pic:cNvPr id="0" name="1_mu_mix_psign.png"/>
+                    <pic:cNvPr id="0" name="12_pbull_vs_real.png"/>
                     <pic:cNvPicPr/>
                   </pic:nvPicPr>
                   <pic:blipFill>
@@ -2690,7 +3708,7 @@
                   <pic:spPr>
                     <a:xfrm>
                       <a:off x="0" y="0"/>
-                      <a:ext cx="5486400" cy="1693027"/>
+                      <a:ext cx="5486400" cy="2288240"/>
                     </a:xfrm>
                     <a:prstGeom prst="rect"/>
                   </pic:spPr>
@@ -2711,7 +3729,247 @@
           <w:color w:val="606060"/>
           <w:sz w:val="18"/>
         </w:rPr>
-        <w:t>Figura: Serie temporal mu_mix(t) con psign.</w:t>
+        <w:t>Figura: p_bull predicho vs signo real (verde=r&gt;0, rojo=r&lt;=0). CMC tiene patron invertido - muchos rojos en p_bull=0.6.</w:t>
+      </w:r>
+    </w:p>
+    <w:p>
+      <w:pPr>
+        <w:ind w:left="576" w:right="576"/>
+      </w:pPr>
+      <w:r>
+        <w:rPr>
+          <w:i/>
+          <w:sz w:val="20"/>
+        </w:rPr>
+        <w:t>CMC: correlacion NEGATIVA (-0.158). Cuando el LSTM dice "bull" para CMC, en promedio CMC BAJA. El LSTM aprendio momentum pero CMC es mean-reverting -&gt; patron opuesto.</w:t>
+      </w:r>
+    </w:p>
+    <w:p>
+      <w:pPr>
+        <w:pStyle w:val="Heading2"/>
+      </w:pPr>
+      <w:r>
+        <w:t>4.2 Los 4 valores condicionales mu_hat con p_sign</w:t>
+      </w:r>
+    </w:p>
+    <w:p>
+      <w:pPr>
+        <w:spacing w:before="80" w:after="80"/>
+        <w:ind w:left="432"/>
+      </w:pPr>
+      <w:r>
+        <w:rPr>
+          <w:rFonts w:ascii="Consolas" w:hAnsi="Consolas"/>
+          <w:sz w:val="18"/>
+        </w:rPr>
+        <w:t>mu_hat[SPX,    bull] = +1.807%/sem    mu_hat[SPX,    bear] = -1.860%/sem</w:t>
+        <w:br/>
+        <w:t>mu_hat[CMC200, bull] = +6.956%/sem    mu_hat[CMC200, bear] = -7.063%/sem</w:t>
+      </w:r>
+    </w:p>
+    <w:p>
+      <w:r>
+        <w:rPr>
+          <w:b/>
+        </w:rPr>
+        <w:t>Caracteristica clave de p_sign:</w:t>
+      </w:r>
+    </w:p>
+    <w:p>
+      <w:pPr>
+        <w:pStyle w:val="ListBullet"/>
+      </w:pPr>
+      <w:r>
+        <w:rPr>
+          <w:b/>
+        </w:rPr>
+        <w:t xml:space="preserve">SPX: </w:t>
+      </w:r>
+      <w:r>
+        <w:t>gap bull-bear = 3.67%. MAXIMIZADO por construccion (promedio positivos vs negativos).</w:t>
+      </w:r>
+    </w:p>
+    <w:p>
+      <w:pPr>
+        <w:pStyle w:val="ListBullet"/>
+      </w:pPr>
+      <w:r>
+        <w:rPr>
+          <w:b/>
+        </w:rPr>
+        <w:t xml:space="preserve">CMC: </w:t>
+      </w:r>
+      <w:r>
+        <w:t>gap bull-bear = 14.02%. CMC tiene gap 4x mayor que SPX por su asimetria mayor.</w:t>
+      </w:r>
+    </w:p>
+    <w:p>
+      <w:pPr>
+        <w:pStyle w:val="ListBullet"/>
+      </w:pPr>
+      <w:r>
+        <w:rPr>
+          <w:b/>
+        </w:rPr>
+        <w:t xml:space="preserve">Direccion intuitiva: </w:t>
+      </w:r>
+      <w:r>
+        <w:t>mu_hat(bull) &gt; 0 &gt; mu_hat(bear) - los regimenes estan separados como uno esperaria.</w:t>
+      </w:r>
+    </w:p>
+    <w:p>
+      <w:pPr>
+        <w:pStyle w:val="Heading2"/>
+      </w:pPr>
+      <w:r>
+        <w:t>4.3 mu_mix(t) oscila fuerte</w:t>
+      </w:r>
+    </w:p>
+    <w:tbl>
+      <w:tblPr>
+        <w:tblStyle w:val="LightGrid-Accent1"/>
+        <w:tblW w:type="auto" w:w="0"/>
+        <w:jc w:val="center"/>
+        <w:tblLook w:firstColumn="1" w:firstRow="1" w:lastColumn="0" w:lastRow="0" w:noHBand="0" w:noVBand="1" w:val="04A0"/>
+      </w:tblPr>
+      <w:tblGrid>
+        <w:gridCol w:w="3312"/>
+        <w:gridCol w:w="3312"/>
+        <w:gridCol w:w="3312"/>
+      </w:tblGrid>
+      <w:tr>
+        <w:tc>
+          <w:tcPr>
+            <w:tcW w:type="dxa" w:w="2016"/>
+          </w:tcPr>
+          <w:p>
+            <w:r>
+              <w:rPr>
+                <w:b/>
+                <w:sz w:val="20"/>
+              </w:rPr>
+              <w:t>Activo</w:t>
+            </w:r>
+          </w:p>
+        </w:tc>
+        <w:tc>
+          <w:tcPr>
+            <w:tcW w:type="dxa" w:w="3456"/>
+          </w:tcPr>
+          <w:p>
+            <w:r>
+              <w:rPr>
+                <w:b/>
+                <w:sz w:val="20"/>
+              </w:rPr>
+              <w:t>Cuando p_bull=0.4</w:t>
+            </w:r>
+          </w:p>
+        </w:tc>
+        <w:tc>
+          <w:tcPr>
+            <w:tcW w:type="dxa" w:w="3456"/>
+          </w:tcPr>
+          <w:p>
+            <w:r>
+              <w:rPr>
+                <w:b/>
+                <w:sz w:val="20"/>
+              </w:rPr>
+              <w:t>Cuando p_bull=0.6</w:t>
+            </w:r>
+          </w:p>
+        </w:tc>
+      </w:tr>
+      <w:tr>
+        <w:tc>
+          <w:tcPr>
+            <w:tcW w:type="dxa" w:w="2016"/>
+          </w:tcPr>
+          <w:p>
+            <w:r>
+              <w:rPr>
+                <w:sz w:val="20"/>
+              </w:rPr>
+              <w:t>SPX mu_mix</w:t>
+            </w:r>
+          </w:p>
+        </w:tc>
+        <w:tc>
+          <w:tcPr>
+            <w:tcW w:type="dxa" w:w="3456"/>
+          </w:tcPr>
+          <w:p>
+            <w:r>
+              <w:rPr>
+                <w:sz w:val="20"/>
+              </w:rPr>
+              <w:t>-0.393%/sem (20.9%)</w:t>
+            </w:r>
+          </w:p>
+        </w:tc>
+        <w:tc>
+          <w:tcPr>
+            <w:tcW w:type="dxa" w:w="3456"/>
+          </w:tcPr>
+          <w:p>
+            <w:r>
+              <w:rPr>
+                <w:sz w:val="20"/>
+              </w:rPr>
+              <w:t>+0.340%/sem (79.1%)</w:t>
+            </w:r>
+          </w:p>
+        </w:tc>
+      </w:tr>
+      <w:tr>
+        <w:tc>
+          <w:tcPr>
+            <w:tcW w:type="dxa" w:w="2016"/>
+          </w:tcPr>
+          <w:p>
+            <w:r>
+              <w:rPr>
+                <w:sz w:val="20"/>
+              </w:rPr>
+              <w:t>CMC mu_mix</w:t>
+            </w:r>
+          </w:p>
+        </w:tc>
+        <w:tc>
+          <w:tcPr>
+            <w:tcW w:type="dxa" w:w="3456"/>
+          </w:tcPr>
+          <w:p>
+            <w:r>
+              <w:rPr>
+                <w:sz w:val="20"/>
+              </w:rPr>
+              <w:t>-1.455%/sem (78.5%)</w:t>
+            </w:r>
+          </w:p>
+        </w:tc>
+        <w:tc>
+          <w:tcPr>
+            <w:tcW w:type="dxa" w:w="3456"/>
+          </w:tcPr>
+          <w:p>
+            <w:r>
+              <w:rPr>
+                <w:sz w:val="20"/>
+              </w:rPr>
+              <w:t>+1.348%/sem (21.5%)</w:t>
+            </w:r>
+          </w:p>
+        </w:tc>
+      </w:tr>
+    </w:tbl>
+    <w:p>
+      <w:r>
+        <w:rPr>
+          <w:i/>
+        </w:rPr>
+        <w:t>Variacion temporal grande (SPX: 0.73 pp, CMC: 2.80 pp).</w:t>
       </w:r>
     </w:p>
     <w:p>
@@ -2730,7 +3988,7 @@
               <a:graphicData uri="http://schemas.openxmlformats.org/drawingml/2006/picture">
                 <pic:pic>
                   <pic:nvPicPr>
-                    <pic:cNvPr id="0" name="6_mu_mix_compare.png"/>
+                    <pic:cNvPr id="0" name="1_mu_mix_psign.png"/>
                     <pic:cNvPicPr/>
                   </pic:nvPicPr>
                   <pic:blipFill>
@@ -2763,7 +4021,59 @@
           <w:color w:val="606060"/>
           <w:sz w:val="18"/>
         </w:rPr>
-        <w:t>Figura: Comparativa mu_mix p_sign vs p_hist.</w:t>
+        <w:t>Figura: Serie temporal mu_mix(t) con p_sign - oscila entre 2 niveles discretos.</w:t>
+      </w:r>
+    </w:p>
+    <w:p>
+      <w:pPr>
+        <w:jc w:val="center"/>
+      </w:pPr>
+      <w:r>
+        <w:drawing>
+          <wp:inline xmlns:a="http://schemas.openxmlformats.org/drawingml/2006/main" xmlns:pic="http://schemas.openxmlformats.org/drawingml/2006/picture">
+            <wp:extent cx="5486400" cy="1693027"/>
+            <wp:docPr id="11" name="Picture 11"/>
+            <wp:cNvGraphicFramePr>
+              <a:graphicFrameLocks noChangeAspect="1"/>
+            </wp:cNvGraphicFramePr>
+            <a:graphic>
+              <a:graphicData uri="http://schemas.openxmlformats.org/drawingml/2006/picture">
+                <pic:pic>
+                  <pic:nvPicPr>
+                    <pic:cNvPr id="0" name="6_mu_mix_compare.png"/>
+                    <pic:cNvPicPr/>
+                  </pic:nvPicPr>
+                  <pic:blipFill>
+                    <a:blip r:embed="rId19"/>
+                    <a:stretch>
+                      <a:fillRect/>
+                    </a:stretch>
+                  </pic:blipFill>
+                  <pic:spPr>
+                    <a:xfrm>
+                      <a:off x="0" y="0"/>
+                      <a:ext cx="5486400" cy="1693027"/>
+                    </a:xfrm>
+                    <a:prstGeom prst="rect"/>
+                  </pic:spPr>
+                </pic:pic>
+              </a:graphicData>
+            </a:graphic>
+          </wp:inline>
+        </w:drawing>
+      </w:r>
+    </w:p>
+    <w:p>
+      <w:pPr>
+        <w:jc w:val="center"/>
+      </w:pPr>
+      <w:r>
+        <w:rPr>
+          <w:i/>
+          <w:color w:val="606060"/>
+          <w:sz w:val="18"/>
+        </w:rPr>
+        <w:t>Figura: Comparativa mu_mix p_sign (rojo) vs p_hist (azul). p_sign oscila fuerte.</w:t>
       </w:r>
     </w:p>
     <w:p>
@@ -2771,7 +4081,7 @@
         <w:pStyle w:val="Heading2"/>
       </w:pPr>
       <w:r>
-        <w:t>4.4 El gap mu_mix(SPX) - mu_mix(CMC)</w:t>
+        <w:t>4.4 El gap mu_mix(SPX) - mu_mix(CMC) varia segun el periodo</w:t>
       </w:r>
     </w:p>
     <w:tbl>
@@ -2894,7 +4204,7 @@
               <w:rPr>
                 <w:sz w:val="20"/>
               </w:rPr>
-              <w:t>100% CMC</w:t>
+              <w:t>100% CMC (gap grande)</w:t>
             </w:r>
           </w:p>
         </w:tc>
@@ -3056,7 +4366,7 @@
               <w:rPr>
                 <w:sz w:val="20"/>
               </w:rPr>
-              <w:t>100% SPX</w:t>
+              <w:t>100% SPX (gap grande)</w:t>
             </w:r>
           </w:p>
         </w:tc>
@@ -3071,7 +4381,7 @@
           <w:i/>
           <w:sz w:val="20"/>
         </w:rPr>
-        <w:t>78.5% favor SPX, 21.5% favor CMC. Magnitudes +/-1-2%/sem.</w:t>
+        <w:t>78.5% de las semanas el gap favorece SPX (con magnitudes de +1.06% a +1.80%). 21.5% favorece CMC. Magnitudes grandes -&gt; el optimizador siempre tiene decision clara, NUNCA esta balanceado.</w:t>
       </w:r>
     </w:p>
     <w:p>
@@ -3079,7 +4389,7 @@
         <w:pStyle w:val="Heading2"/>
       </w:pPr>
       <w:r>
-        <w:t>4.5 Politica seleccionada</w:t>
+        <w:t>4.5 Politica bajo g*=(1.80, 1.00) - TIMING OSCILANTE</w:t>
       </w:r>
     </w:p>
     <w:p>
@@ -3096,9 +4406,18 @@
         <w:br/>
         <w:t xml:space="preserve">  mean = 0.845   std = 0.334</w:t>
         <w:br/>
+        <w:t xml:space="preserve">  Semanas con w_SPX &gt; 0.9: 134/163 (82%)</w:t>
+        <w:br/>
+        <w:t xml:space="preserve">  Semanas con w_SPX &lt; 0.1:  15/163 (9%)</w:t>
+        <w:br/>
+        <w:t xml:space="preserve">  Semanas balanceadas [40-60%]: 0/163 (0%)</w:t>
+        <w:br/>
         <w:t xml:space="preserve">  Turnover total: 41.44</w:t>
         <w:br/>
-        <w:t xml:space="preserve">  Hit rate timing: 43.6%</w:t>
+        <w:br/>
+        <w:t>Hit rate del timing: 71/163 = 43.6% (random = 50%)</w:t>
+        <w:br/>
+        <w:t xml:space="preserve">  -&gt; El timing es ANTI-skill: peor que tirar moneda</w:t>
       </w:r>
     </w:p>
     <w:p>
@@ -3109,7 +4428,7 @@
         <w:drawing>
           <wp:inline xmlns:a="http://schemas.openxmlformats.org/drawingml/2006/main" xmlns:pic="http://schemas.openxmlformats.org/drawingml/2006/picture">
             <wp:extent cx="5486400" cy="1657608"/>
-            <wp:docPr id="11" name="Picture 11"/>
+            <wp:docPr id="12" name="Picture 12"/>
             <wp:cNvGraphicFramePr>
               <a:graphicFrameLocks noChangeAspect="1"/>
             </wp:cNvGraphicFramePr>
@@ -3121,7 +4440,7 @@
                     <pic:cNvPicPr/>
                   </pic:nvPicPr>
                   <pic:blipFill>
-                    <a:blip r:embed="rId19"/>
+                    <a:blip r:embed="rId20"/>
                     <a:stretch>
                       <a:fillRect/>
                     </a:stretch>
@@ -3150,25 +4469,56 @@
           <w:color w:val="606060"/>
           <w:sz w:val="18"/>
         </w:rPr>
-        <w:t>Figura: Politica w(t) seleccionada con psign.</w:t>
+        <w:t>Figura: Politica w(t) seleccionada - oscila violentamente entre 100% SPX y 100% CMC. NUNCA balanceada (0 semanas en [40-60%]).</w:t>
+      </w:r>
+    </w:p>
+    <w:p>
+      <w:pPr>
+        <w:pStyle w:val="Heading2"/>
+      </w:pPr>
+      <w:r>
+        <w:t>4.6 Cadena completa: como mu_hat y mu_mix afectan al optimizador</w:t>
       </w:r>
     </w:p>
     <w:p>
       <w:r>
-        <w:br w:type="page"/>
+        <w:t>Esta seccion sintetiza con aritmetica concreta como las creencias del LSTM (p_bull) se combinan con las estimaciones historicas (mu_hat) para producir mu_mix(t), y como el optimizador finalmente toma decisiones.</w:t>
       </w:r>
     </w:p>
     <w:p>
       <w:pPr>
-        <w:pStyle w:val="Heading1"/>
+        <w:pStyle w:val="Heading3"/>
       </w:pPr>
       <w:r>
-        <w:t>5. Cadena mu_hat -&gt; mu_mix -&gt; optimizador</w:t>
+        <w:t>4.6.1 Que es mu_hat conceptualmente</w:t>
       </w:r>
     </w:p>
     <w:p>
       <w:r>
-        <w:t>mu_hat son 4 numeros FIJOS calculados sobre el historico (retorno medio por activo y regimen). mu_mix(i, t) es una media ponderada de los mu_hat con pesos p_bull(t) del LSTM:</w:t>
+        <w:t>mu_hat(i, k) es el retorno medio historico del activo i cuando estuvo en regimen k. Es un estimador estadistico sobre datos pasados, calculado UNA SOLA VEZ antes del optimizador. Son 4 numeros fijos (no dependen de t):</w:t>
+      </w:r>
+    </w:p>
+    <w:p>
+      <w:pPr>
+        <w:spacing w:before="80" w:after="80"/>
+        <w:ind w:left="432"/>
+      </w:pPr>
+      <w:r>
+        <w:rPr>
+          <w:rFonts w:ascii="Consolas" w:hAnsi="Consolas"/>
+          <w:sz w:val="18"/>
+        </w:rPr>
+        <w:t>mu_hat(SPX, bull) = +1.807%/sem    mu_hat(SPX, bear) = -1.860%/sem</w:t>
+        <w:br/>
+        <w:t>mu_hat(CMC, bull) = +6.956%/sem    mu_hat(CMC, bear) = -7.063%/sem</w:t>
+      </w:r>
+    </w:p>
+    <w:p>
+      <w:pPr>
+        <w:pStyle w:val="Heading3"/>
+      </w:pPr>
+      <w:r>
+        <w:t>4.6.2 Como se construye mu_mix(i, t)</w:t>
       </w:r>
     </w:p>
     <w:p>
@@ -3185,11 +4535,19 @@
       </w:r>
     </w:p>
     <w:p>
+      <w:pPr>
+        <w:pStyle w:val="Heading3"/>
+      </w:pPr>
+      <w:r>
+        <w:t>4.6.3 Ejemplo numerico: SPX</w:t>
+      </w:r>
+    </w:p>
+    <w:p>
       <w:r>
         <w:rPr>
           <w:b/>
         </w:rPr>
-        <w:t>Reescrito en terminos del gap, el optimizador resuelve:</w:t>
+        <w:t>Cuando p_bull = 0.6 (LSTM "bullish"):</w:t>
       </w:r>
     </w:p>
     <w:p>
@@ -3202,16 +4560,11 @@
           <w:rFonts w:ascii="Consolas" w:hAnsi="Consolas"/>
           <w:sz w:val="18"/>
         </w:rPr>
-        <w:t>retorno(w, t) = mu_mix(CMC, t) + w * gap(t)</w:t>
+        <w:t>mu_mix(SPX, t) = 0.6 * 1.807% + 0.4 * (-1.860%)</w:t>
         <w:br/>
-        <w:t xml:space="preserve">  donde gap(t) = mu_mix(SPX, t) - mu_mix(CMC, t)</w:t>
+        <w:t xml:space="preserve">              = 1.084% - 0.744%</w:t>
         <w:br/>
-        <w:br/>
-        <w:t>Si gap &gt; 0 -&gt; w* tiende a 1 (mas SPX)</w:t>
-        <w:br/>
-        <w:t>Si gap &lt; 0 -&gt; w* tiende a 0 (mas CMC)</w:t>
-        <w:br/>
-        <w:t>La varianza tira hacia min-var (mayormente SPX, sigma_CMC &gt;&gt; sigma_SPX).</w:t>
+        <w:t xml:space="preserve">              = +0.340%/sem</w:t>
       </w:r>
     </w:p>
     <w:p>
@@ -3219,12 +4572,648 @@
         <w:rPr>
           <w:b/>
         </w:rPr>
-        <w:t>Con p_sign:</w:t>
+        <w:t>Cuando p_bull = 0.4 (LSTM "bearish"):</w:t>
+      </w:r>
+    </w:p>
+    <w:p>
+      <w:pPr>
+        <w:spacing w:before="80" w:after="80"/>
+        <w:ind w:left="432"/>
+      </w:pPr>
+      <w:r>
+        <w:rPr>
+          <w:rFonts w:ascii="Consolas" w:hAnsi="Consolas"/>
+          <w:sz w:val="18"/>
+        </w:rPr>
+        <w:t>mu_mix(SPX, t) = 0.4 * 1.807% + 0.6 * (-1.860%)</w:t>
+        <w:br/>
+        <w:t xml:space="preserve">              = 0.723% - 1.116%</w:t>
+        <w:br/>
+        <w:t xml:space="preserve">              = -0.393%/sem</w:t>
+      </w:r>
+    </w:p>
+    <w:p>
+      <w:pPr>
+        <w:ind w:left="576" w:right="576"/>
+      </w:pPr>
+      <w:r>
+        <w:rPr>
+          <w:i/>
+          <w:sz w:val="20"/>
+        </w:rPr>
+        <w:t>Para SPX, cuando el LSTM dice "bullish" mu_mix es POSITIVO (+0.34%); cuando dice "bearish" es NEGATIVO (-0.39%). La direccion es intuitiva y la magnitud es grande (0.73 pp de variacion).</w:t>
+      </w:r>
+    </w:p>
+    <w:p>
+      <w:pPr>
+        <w:pStyle w:val="Heading3"/>
+      </w:pPr>
+      <w:r>
+        <w:t>4.6.4 Ejemplo numerico: CMC</w:t>
       </w:r>
     </w:p>
     <w:p>
       <w:r>
-        <w:t>mu_hat tiene gaps GRANDES (SPX: 3.67%, CMC: 14%). mu_mix oscila fuerte (gap +/-1-2%/sem). El optimizador "obedece" la señal y hace timing extremo. Pero como el LSTM esta anti-correlacionado con CMC, el timing falla -&gt; hit rate 43.6%, backtest -32%.</w:t>
+        <w:rPr>
+          <w:b/>
+        </w:rPr>
+        <w:t>Cuando p_bull = 0.6:</w:t>
+      </w:r>
+    </w:p>
+    <w:p>
+      <w:pPr>
+        <w:spacing w:before="80" w:after="80"/>
+        <w:ind w:left="432"/>
+      </w:pPr>
+      <w:r>
+        <w:rPr>
+          <w:rFonts w:ascii="Consolas" w:hAnsi="Consolas"/>
+          <w:sz w:val="18"/>
+        </w:rPr>
+        <w:t>mu_mix(CMC, t) = 0.6 * 6.956% + 0.4 * (-7.063%)</w:t>
+        <w:br/>
+        <w:t xml:space="preserve">              = 4.173% - 2.825%</w:t>
+        <w:br/>
+        <w:t xml:space="preserve">              = +1.348%/sem</w:t>
+      </w:r>
+    </w:p>
+    <w:p>
+      <w:r>
+        <w:rPr>
+          <w:b/>
+        </w:rPr>
+        <w:t>Cuando p_bull = 0.4:</w:t>
+      </w:r>
+    </w:p>
+    <w:p>
+      <w:pPr>
+        <w:spacing w:before="80" w:after="80"/>
+        <w:ind w:left="432"/>
+      </w:pPr>
+      <w:r>
+        <w:rPr>
+          <w:rFonts w:ascii="Consolas" w:hAnsi="Consolas"/>
+          <w:sz w:val="18"/>
+        </w:rPr>
+        <w:t>mu_mix(CMC, t) = 0.4 * 6.956% + 0.6 * (-7.063%)</w:t>
+        <w:br/>
+        <w:t xml:space="preserve">              = 2.782% - 4.238%</w:t>
+        <w:br/>
+        <w:t xml:space="preserve">              = -1.455%/sem</w:t>
+      </w:r>
+    </w:p>
+    <w:p>
+      <w:pPr>
+        <w:ind w:left="576" w:right="576"/>
+      </w:pPr>
+      <w:r>
+        <w:rPr>
+          <w:i/>
+          <w:sz w:val="20"/>
+        </w:rPr>
+        <w:t>CMC tiene magnitudes 4x mas grandes que SPX. Cuando el LSTM dice bullish, mu_mix(CMC) esperado es +1.35%/sem; cuando dice bearish, -1.46%/sem. Variacion de 2.80 pp.</w:t>
+      </w:r>
+    </w:p>
+    <w:p>
+      <w:pPr>
+        <w:pStyle w:val="Heading3"/>
+      </w:pPr>
+      <w:r>
+        <w:t>4.6.5 Como el optimizador "lee" mu_mix</w:t>
+      </w:r>
+    </w:p>
+    <w:p>
+      <w:pPr>
+        <w:spacing w:before="80" w:after="80"/>
+        <w:ind w:left="432"/>
+      </w:pPr>
+      <w:r>
+        <w:rPr>
+          <w:rFonts w:ascii="Consolas" w:hAnsi="Consolas"/>
+          <w:sz w:val="18"/>
+        </w:rPr>
+        <w:t>max  z = w * mu_mix(SPX, t) + (1-w) * mu_mix(CMC, t)</w:t>
+        <w:br/>
+        <w:t xml:space="preserve">       - lambda * Var(w, t)</w:t>
+        <w:br/>
+        <w:t xml:space="preserve">       - m * c * |Delta w|</w:t>
+        <w:br/>
+        <w:br/>
+        <w:t>Reescribiendo:</w:t>
+        <w:br/>
+        <w:t>retorno(w, t) = mu_mix(CMC, t) + w * gap(t)</w:t>
+        <w:br/>
+        <w:br/>
+        <w:t>donde gap(t) = mu_mix(SPX, t) - mu_mix(CMC, t)</w:t>
+        <w:br/>
+        <w:br/>
+        <w:t>Si gap &gt; 0 -&gt; mas retorno con mas SPX -&gt; w* tiende a 1</w:t>
+        <w:br/>
+        <w:t>Si gap &lt; 0 -&gt; mas retorno con mas CMC -&gt; w* tiende a 0</w:t>
+        <w:br/>
+        <w:t>La varianza tira hacia min-var (mayormente SPX).</w:t>
+      </w:r>
+    </w:p>
+    <w:p>
+      <w:pPr>
+        <w:pStyle w:val="Heading3"/>
+      </w:pPr>
+      <w:r>
+        <w:t>4.6.6 Las 4 combinaciones del gap con p_sign</w:t>
+      </w:r>
+    </w:p>
+    <w:tbl>
+      <w:tblPr>
+        <w:tblStyle w:val="LightGrid-Accent1"/>
+        <w:tblW w:type="auto" w:w="0"/>
+        <w:jc w:val="center"/>
+        <w:tblLook w:firstColumn="1" w:firstRow="1" w:lastColumn="0" w:lastRow="0" w:noHBand="0" w:noVBand="1" w:val="04A0"/>
+      </w:tblPr>
+      <w:tblGrid>
+        <w:gridCol w:w="1987"/>
+        <w:gridCol w:w="1987"/>
+        <w:gridCol w:w="1987"/>
+        <w:gridCol w:w="1987"/>
+        <w:gridCol w:w="1987"/>
+      </w:tblGrid>
+      <w:tr>
+        <w:tc>
+          <w:tcPr>
+            <w:tcW w:type="dxa" w:w="1728"/>
+          </w:tcPr>
+          <w:p>
+            <w:r>
+              <w:rPr>
+                <w:b/>
+                <w:sz w:val="20"/>
+              </w:rPr>
+              <w:t>p_bull(SPX)</w:t>
+            </w:r>
+          </w:p>
+        </w:tc>
+        <w:tc>
+          <w:tcPr>
+            <w:tcW w:type="dxa" w:w="1728"/>
+          </w:tcPr>
+          <w:p>
+            <w:r>
+              <w:rPr>
+                <w:b/>
+                <w:sz w:val="20"/>
+              </w:rPr>
+              <w:t>p_bull(CMC)</w:t>
+            </w:r>
+          </w:p>
+        </w:tc>
+        <w:tc>
+          <w:tcPr>
+            <w:tcW w:type="dxa" w:w="1584"/>
+          </w:tcPr>
+          <w:p>
+            <w:r>
+              <w:rPr>
+                <w:b/>
+                <w:sz w:val="20"/>
+              </w:rPr>
+              <w:t>mu_mix(SPX)</w:t>
+            </w:r>
+          </w:p>
+        </w:tc>
+        <w:tc>
+          <w:tcPr>
+            <w:tcW w:type="dxa" w:w="1584"/>
+          </w:tcPr>
+          <w:p>
+            <w:r>
+              <w:rPr>
+                <w:b/>
+                <w:sz w:val="20"/>
+              </w:rPr>
+              <w:t>mu_mix(CMC)</w:t>
+            </w:r>
+          </w:p>
+        </w:tc>
+        <w:tc>
+          <w:tcPr>
+            <w:tcW w:type="dxa" w:w="1584"/>
+          </w:tcPr>
+          <w:p>
+            <w:r>
+              <w:rPr>
+                <w:b/>
+                <w:sz w:val="20"/>
+              </w:rPr>
+              <w:t>gap</w:t>
+            </w:r>
+          </w:p>
+        </w:tc>
+      </w:tr>
+      <w:tr>
+        <w:tc>
+          <w:tcPr>
+            <w:tcW w:type="dxa" w:w="1728"/>
+          </w:tcPr>
+          <w:p>
+            <w:r>
+              <w:rPr>
+                <w:sz w:val="20"/>
+              </w:rPr>
+              <w:t>0.6</w:t>
+            </w:r>
+          </w:p>
+        </w:tc>
+        <w:tc>
+          <w:tcPr>
+            <w:tcW w:type="dxa" w:w="1728"/>
+          </w:tcPr>
+          <w:p>
+            <w:r>
+              <w:rPr>
+                <w:sz w:val="20"/>
+              </w:rPr>
+              <w:t>0.6</w:t>
+            </w:r>
+          </w:p>
+        </w:tc>
+        <w:tc>
+          <w:tcPr>
+            <w:tcW w:type="dxa" w:w="1584"/>
+          </w:tcPr>
+          <w:p>
+            <w:r>
+              <w:rPr>
+                <w:sz w:val="20"/>
+              </w:rPr>
+              <w:t>+0.340%</w:t>
+            </w:r>
+          </w:p>
+        </w:tc>
+        <w:tc>
+          <w:tcPr>
+            <w:tcW w:type="dxa" w:w="1584"/>
+          </w:tcPr>
+          <w:p>
+            <w:r>
+              <w:rPr>
+                <w:sz w:val="20"/>
+              </w:rPr>
+              <w:t>+1.348%</w:t>
+            </w:r>
+          </w:p>
+        </w:tc>
+        <w:tc>
+          <w:tcPr>
+            <w:tcW w:type="dxa" w:w="1584"/>
+          </w:tcPr>
+          <w:p>
+            <w:r>
+              <w:rPr>
+                <w:sz w:val="20"/>
+              </w:rPr>
+              <w:t>-1.008%</w:t>
+            </w:r>
+          </w:p>
+        </w:tc>
+      </w:tr>
+      <w:tr>
+        <w:tc>
+          <w:tcPr>
+            <w:tcW w:type="dxa" w:w="1728"/>
+          </w:tcPr>
+          <w:p>
+            <w:r>
+              <w:rPr>
+                <w:sz w:val="20"/>
+              </w:rPr>
+              <w:t>0.4</w:t>
+            </w:r>
+          </w:p>
+        </w:tc>
+        <w:tc>
+          <w:tcPr>
+            <w:tcW w:type="dxa" w:w="1728"/>
+          </w:tcPr>
+          <w:p>
+            <w:r>
+              <w:rPr>
+                <w:sz w:val="20"/>
+              </w:rPr>
+              <w:t>0.6</w:t>
+            </w:r>
+          </w:p>
+        </w:tc>
+        <w:tc>
+          <w:tcPr>
+            <w:tcW w:type="dxa" w:w="1584"/>
+          </w:tcPr>
+          <w:p>
+            <w:r>
+              <w:rPr>
+                <w:sz w:val="20"/>
+              </w:rPr>
+              <w:t>-0.393%</w:t>
+            </w:r>
+          </w:p>
+        </w:tc>
+        <w:tc>
+          <w:tcPr>
+            <w:tcW w:type="dxa" w:w="1584"/>
+          </w:tcPr>
+          <w:p>
+            <w:r>
+              <w:rPr>
+                <w:sz w:val="20"/>
+              </w:rPr>
+              <w:t>+1.348%</w:t>
+            </w:r>
+          </w:p>
+        </w:tc>
+        <w:tc>
+          <w:tcPr>
+            <w:tcW w:type="dxa" w:w="1584"/>
+          </w:tcPr>
+          <w:p>
+            <w:r>
+              <w:rPr>
+                <w:sz w:val="20"/>
+              </w:rPr>
+              <w:t>-1.741%</w:t>
+            </w:r>
+          </w:p>
+        </w:tc>
+      </w:tr>
+      <w:tr>
+        <w:tc>
+          <w:tcPr>
+            <w:tcW w:type="dxa" w:w="1728"/>
+          </w:tcPr>
+          <w:p>
+            <w:r>
+              <w:rPr>
+                <w:sz w:val="20"/>
+              </w:rPr>
+              <w:t>0.6</w:t>
+            </w:r>
+          </w:p>
+        </w:tc>
+        <w:tc>
+          <w:tcPr>
+            <w:tcW w:type="dxa" w:w="1728"/>
+          </w:tcPr>
+          <w:p>
+            <w:r>
+              <w:rPr>
+                <w:sz w:val="20"/>
+              </w:rPr>
+              <w:t>0.4</w:t>
+            </w:r>
+          </w:p>
+        </w:tc>
+        <w:tc>
+          <w:tcPr>
+            <w:tcW w:type="dxa" w:w="1584"/>
+          </w:tcPr>
+          <w:p>
+            <w:r>
+              <w:rPr>
+                <w:sz w:val="20"/>
+              </w:rPr>
+              <w:t>+0.340%</w:t>
+            </w:r>
+          </w:p>
+        </w:tc>
+        <w:tc>
+          <w:tcPr>
+            <w:tcW w:type="dxa" w:w="1584"/>
+          </w:tcPr>
+          <w:p>
+            <w:r>
+              <w:rPr>
+                <w:sz w:val="20"/>
+              </w:rPr>
+              <w:t>-1.455%</w:t>
+            </w:r>
+          </w:p>
+        </w:tc>
+        <w:tc>
+          <w:tcPr>
+            <w:tcW w:type="dxa" w:w="1584"/>
+          </w:tcPr>
+          <w:p>
+            <w:r>
+              <w:rPr>
+                <w:sz w:val="20"/>
+              </w:rPr>
+              <w:t>+1.795%</w:t>
+            </w:r>
+          </w:p>
+        </w:tc>
+      </w:tr>
+      <w:tr>
+        <w:tc>
+          <w:tcPr>
+            <w:tcW w:type="dxa" w:w="1728"/>
+          </w:tcPr>
+          <w:p>
+            <w:r>
+              <w:rPr>
+                <w:sz w:val="20"/>
+              </w:rPr>
+              <w:t>0.4</w:t>
+            </w:r>
+          </w:p>
+        </w:tc>
+        <w:tc>
+          <w:tcPr>
+            <w:tcW w:type="dxa" w:w="1728"/>
+          </w:tcPr>
+          <w:p>
+            <w:r>
+              <w:rPr>
+                <w:sz w:val="20"/>
+              </w:rPr>
+              <w:t>0.4</w:t>
+            </w:r>
+          </w:p>
+        </w:tc>
+        <w:tc>
+          <w:tcPr>
+            <w:tcW w:type="dxa" w:w="1584"/>
+          </w:tcPr>
+          <w:p>
+            <w:r>
+              <w:rPr>
+                <w:sz w:val="20"/>
+              </w:rPr>
+              <w:t>-0.393%</w:t>
+            </w:r>
+          </w:p>
+        </w:tc>
+        <w:tc>
+          <w:tcPr>
+            <w:tcW w:type="dxa" w:w="1584"/>
+          </w:tcPr>
+          <w:p>
+            <w:r>
+              <w:rPr>
+                <w:sz w:val="20"/>
+              </w:rPr>
+              <w:t>-1.455%</w:t>
+            </w:r>
+          </w:p>
+        </w:tc>
+        <w:tc>
+          <w:tcPr>
+            <w:tcW w:type="dxa" w:w="1584"/>
+          </w:tcPr>
+          <w:p>
+            <w:r>
+              <w:rPr>
+                <w:sz w:val="20"/>
+              </w:rPr>
+              <w:t>+1.062%</w:t>
+            </w:r>
+          </w:p>
+        </w:tc>
+      </w:tr>
+    </w:tbl>
+    <w:p>
+      <w:r>
+        <w:rPr>
+          <w:b/>
+        </w:rPr>
+        <w:t>A diferencia de p_hist (donde TODAS las combinaciones dan gap negativo), con p_sign el gap CAMBIA DE SIGNO segun las creencias del LSTM. Esto produce timing oscilante.</w:t>
+      </w:r>
+    </w:p>
+    <w:p>
+      <w:pPr>
+        <w:pStyle w:val="Heading3"/>
+      </w:pPr>
+      <w:r>
+        <w:t>4.6.7 El "tug-of-war" entre retorno y varianza</w:t>
+      </w:r>
+    </w:p>
+    <w:p>
+      <w:pPr>
+        <w:spacing w:before="80" w:after="80"/>
+        <w:ind w:left="432"/>
+      </w:pPr>
+      <w:r>
+        <w:rPr>
+          <w:rFonts w:ascii="Consolas" w:hAnsi="Consolas"/>
+          <w:sz w:val="18"/>
+        </w:rPr>
+        <w:t xml:space="preserve">    Cuando gap &lt; 0 (favor CMC):     Cuando gap &gt; 0 (favor SPX):</w:t>
+        <w:br/>
+        <w:t xml:space="preserve">       w*_SPX tiende a 0                w*_SPX tiende a 1</w:t>
+        <w:br/>
+        <w:br/>
+        <w:t xml:space="preserve">    Con lambda=1.80 (alto): la varianza tira MUCHO hacia SPX.</w:t>
+        <w:br/>
+        <w:t xml:space="preserve">    Pero los gaps son tan grandes (+/-1-2%/sem) que el RETORNO domina.</w:t>
+        <w:br/>
+        <w:t xml:space="preserve">    -&gt; politica oscila siguiendo el signo del gap.</w:t>
+      </w:r>
+    </w:p>
+    <w:p>
+      <w:pPr>
+        <w:pStyle w:val="Heading3"/>
+      </w:pPr>
+      <w:r>
+        <w:t>4.6.8 El bucle de decision semana por semana</w:t>
+      </w:r>
+    </w:p>
+    <w:p>
+      <w:pPr>
+        <w:spacing w:before="80" w:after="80"/>
+        <w:ind w:left="432"/>
+      </w:pPr>
+      <w:r>
+        <w:rPr>
+          <w:rFonts w:ascii="Consolas" w:hAnsi="Consolas"/>
+          <w:sz w:val="18"/>
+        </w:rPr>
+        <w:t>Para cada semana t:</w:t>
+        <w:br/>
+        <w:t xml:space="preserve">  1. LSTM predice p_bull(SPX, t) y p_bull(CMC, t)</w:t>
+        <w:br/>
+        <w:t xml:space="preserve">  2. mu_mix(SPX, t) y mu_mix(CMC, t) se calculan con la formula de mezcla</w:t>
+        <w:br/>
+        <w:t xml:space="preserve">  3. gap(t) = mu_mix(SPX, t) - mu_mix(CMC, t) -&gt; uno de 4 valores</w:t>
+        <w:br/>
+        <w:t xml:space="preserve">  4. Optimizador computa w*(t):</w:t>
+        <w:br/>
+        <w:t xml:space="preserve">     - Si gap(t) &gt; 0 -&gt; w*(t) ~ 1 (100% SPX)</w:t>
+        <w:br/>
+        <w:t xml:space="preserve">     - Si gap(t) &lt; 0 -&gt; w*(t) ~ 0 (100% CMC)</w:t>
+        <w:br/>
+        <w:t xml:space="preserve">  5. La politica oscila siguiendo el signo del gap</w:t>
+      </w:r>
+    </w:p>
+    <w:p>
+      <w:pPr>
+        <w:pStyle w:val="Heading3"/>
+      </w:pPr>
+      <w:r>
+        <w:t>4.6.9 Por que el timing falla (hit rate 43.6%)</w:t>
+      </w:r>
+    </w:p>
+    <w:p>
+      <w:r>
+        <w:t>El LSTM produce gaps grandes que el optimizador "obedece". Pero el LSTM aprendio MOMENTUM, mientras que CMC es MEAN-REVERTING. Resultado:</w:t>
+      </w:r>
+    </w:p>
+    <w:p>
+      <w:pPr>
+        <w:spacing w:before="80" w:after="80"/>
+        <w:ind w:left="432"/>
+      </w:pPr>
+      <w:r>
+        <w:rPr>
+          <w:rFonts w:ascii="Consolas" w:hAnsi="Consolas"/>
+          <w:sz w:val="18"/>
+        </w:rPr>
+        <w:t>Semanas apostando SPX (w_SPX &gt; 0.6): 134</w:t>
+        <w:br/>
+        <w:t xml:space="preserve">  Aciertos (SPX &gt; CMC esa semana): 60 (44.8%)</w:t>
+        <w:br/>
+        <w:t>Semanas apostando CMC (w_SPX &lt; 0.4): 29</w:t>
+        <w:br/>
+        <w:t xml:space="preserve">  Aciertos (CMC &gt; SPX esa semana): 11 (37.9%)</w:t>
+        <w:br/>
+        <w:t>Total: 71/163 = 43.6% (random = 50%)</w:t>
+      </w:r>
+    </w:p>
+    <w:p>
+      <w:pPr>
+        <w:ind w:left="576" w:right="576"/>
+      </w:pPr>
+      <w:r>
+        <w:rPr>
+          <w:i/>
+          <w:sz w:val="20"/>
+        </w:rPr>
+        <w:t>El modelo elige el activo EQUIVOCADO mas veces que el azar. Es anti-skill puro.</w:t>
+      </w:r>
+    </w:p>
+    <w:p>
+      <w:pPr>
+        <w:pStyle w:val="Heading3"/>
+      </w:pPr>
+      <w:r>
+        <w:t>4.6.10 La conclusion estructural</w:t>
+      </w:r>
+    </w:p>
+    <w:p>
+      <w:pPr>
+        <w:ind w:left="576" w:right="576"/>
+      </w:pPr>
+      <w:r>
+        <w:rPr>
+          <w:i/>
+          <w:sz w:val="20"/>
+        </w:rPr>
+        <w:t>Con p_sign: mu_mix(t) tiene magnitudes grandes (gap +/- 1-2%/sem). El optimizador obedece la señal del LSTM haciendo timing extremo. Pero la señal del LSTM esta anti-correlacionada con la realidad de CMC (corr = -0.108). Resultado: timing destructivo que pierde -32% en backtest. Es el "modo de fracaso por señal agresiva equivocada".</w:t>
       </w:r>
     </w:p>
     <w:p>
@@ -3237,7 +5226,236 @@
         <w:pStyle w:val="Heading1"/>
       </w:pPr>
       <w:r>
-        <w:t>6. Comparativa: p_sign vs p_hist</w:t>
+        <w:t>5. Efecto de lambda y m sobre la politica</w:t>
+      </w:r>
+    </w:p>
+    <w:p>
+      <w:r>
+        <w:t>Pregunta natural: con lambda alto, no deberia el optimizador rotar hacia SPX? Veamos la grilla completa de politicas con p_sign.</w:t>
+      </w:r>
+    </w:p>
+    <w:p>
+      <w:pPr>
+        <w:pStyle w:val="Heading2"/>
+      </w:pPr>
+      <w:r>
+        <w:t>5.1 La FO penaliza DOS cosas</w:t>
+      </w:r>
+    </w:p>
+    <w:p>
+      <w:pPr>
+        <w:spacing w:before="80" w:after="80"/>
+        <w:ind w:left="432"/>
+      </w:pPr>
+      <w:r>
+        <w:rPr>
+          <w:rFonts w:ascii="Consolas" w:hAnsi="Consolas"/>
+          <w:sz w:val="18"/>
+        </w:rPr>
+        <w:t>max  z = Sum_t [ Sum_i w_i * mu_mix(i, t)                          &lt;- retorno</w:t>
+        <w:br/>
+        <w:t xml:space="preserve">               - lambda * (Sum_ij w_i * w_j * sigma(i,j,t) - V_max) &lt;- riesgo</w:t>
+        <w:br/>
+        <w:t xml:space="preserve">               - m * Sum_i c_i * (u_i + v_i)                        &lt;- costos]</w:t>
+      </w:r>
+    </w:p>
+    <w:p>
+      <w:pPr>
+        <w:pStyle w:val="Heading2"/>
+      </w:pPr>
+      <w:r>
+        <w:t>5.2 Comportamiento de la politica seleccionada</w:t>
+      </w:r>
+    </w:p>
+    <w:p>
+      <w:r>
+        <w:t>Con p_sign, la politica con g*=(1.80, 1.00) hace TIMING porque el gap mu_mix cambia de signo segun las creencias del LSTM. Aunque lambda=1.8 es el maximo del grid, el gap es tan grande (+/- 1-2%/sem) que la varianza no compensa.</w:t>
+      </w:r>
+    </w:p>
+    <w:p>
+      <w:pPr>
+        <w:spacing w:before="80" w:after="80"/>
+        <w:ind w:left="432"/>
+      </w:pPr>
+      <w:r>
+        <w:rPr>
+          <w:rFonts w:ascii="Consolas" w:hAnsi="Consolas"/>
+          <w:sz w:val="18"/>
+        </w:rPr>
+        <w:t>En 78.5% de las semanas: gap &gt; 0 -&gt; w*_SPX ~ 1</w:t>
+        <w:br/>
+        <w:t>En 21.5% de las semanas: gap &lt; 0 -&gt; w*_SPX ~ 0</w:t>
+        <w:br/>
+        <w:t>NUNCA balanceada porque el gap es siempre grande en magnitud.</w:t>
+      </w:r>
+    </w:p>
+    <w:p>
+      <w:pPr>
+        <w:pStyle w:val="Heading2"/>
+      </w:pPr>
+      <w:r>
+        <w:t>5.3 Por que el regret-grid selecciona lambda=1.80</w:t>
+      </w:r>
+    </w:p>
+    <w:p>
+      <w:r>
+        <w:t>Con p_sign, lambda=1.80 SI funciona como deberia (penaliza varianza). El optimizador rota hacia SPX cuando puede. El problema es que el GAP de mu_mix sigue siendo grande incluso con lambda alto - el optimizador no puede ignorar gaps de 1.7%/sem.</w:t>
+      </w:r>
+    </w:p>
+    <w:p>
+      <w:r>
+        <w:t>El regret-grid selecciona g* porque dentro del grid, (1.80, 1.00) tiene el mejor mean_regret. Pero la politica resultante sigue siendo de timing porque mu_mix es oscilante.</w:t>
+      </w:r>
+    </w:p>
+    <w:p>
+      <w:pPr>
+        <w:ind w:left="576" w:right="576"/>
+      </w:pPr>
+      <w:r>
+        <w:rPr>
+          <w:i/>
+          <w:sz w:val="20"/>
+        </w:rPr>
+        <w:t>A diferencia de p_hist (donde el problema es estatica equivocada), con p_sign el problema es TIMING equivocado. Lambda mas alto reduce el timing pero no lo elimina porque el gap es estructuralmente grande.</w:t>
+      </w:r>
+    </w:p>
+    <w:p>
+      <w:r>
+        <w:br w:type="page"/>
+      </w:r>
+    </w:p>
+    <w:p>
+      <w:pPr>
+        <w:pStyle w:val="Heading1"/>
+      </w:pPr>
+      <w:r>
+        <w:t>6. Por que pierde plata - timing anti-skill</w:t>
+      </w:r>
+    </w:p>
+    <w:p>
+      <w:pPr>
+        <w:pStyle w:val="Heading2"/>
+      </w:pPr>
+      <w:r>
+        <w:t>6.1 El hit rate del timing</w:t>
+      </w:r>
+    </w:p>
+    <w:p>
+      <w:pPr>
+        <w:spacing w:before="80" w:after="80"/>
+        <w:ind w:left="432"/>
+      </w:pPr>
+      <w:r>
+        <w:rPr>
+          <w:rFonts w:ascii="Consolas" w:hAnsi="Consolas"/>
+          <w:sz w:val="18"/>
+        </w:rPr>
+        <w:t>Semanas apostando a SPX (w_SPX &gt; 0.6): 134</w:t>
+        <w:br/>
+        <w:t xml:space="preserve">  Aciertos (SPX &gt; CMC esa semana): 60 (44.8%)</w:t>
+        <w:br/>
+        <w:t>Semanas apostando a CMC (w_SPX &lt; 0.4): 29</w:t>
+        <w:br/>
+        <w:t xml:space="preserve">  Aciertos (CMC &gt; SPX esa semana): 11 (37.9%)</w:t>
+        <w:br/>
+        <w:t>Total: 71/163 = 43.6%</w:t>
+        <w:br/>
+        <w:br/>
+        <w:t>Random esperado: 50%. El modelo es 6.4 pp peor que random.</w:t>
+      </w:r>
+    </w:p>
+    <w:p>
+      <w:pPr>
+        <w:pStyle w:val="Heading2"/>
+      </w:pPr>
+      <w:r>
+        <w:t>6.2 La causa del -32.27%</w:t>
+      </w:r>
+    </w:p>
+    <w:p>
+      <w:r>
+        <w:t>El timing anti-skill destruye capital cuando la politica oscila violentamente entre 100% SPX y 100% CMC. Cada vez que apuesta CMC y CMC baja, pierde fuerte. Cada vez que apuesta SPX y CMC sube, pierde la oportunidad.</w:t>
+      </w:r>
+    </w:p>
+    <w:p>
+      <w:pPr>
+        <w:spacing w:before="80" w:after="80"/>
+        <w:ind w:left="432"/>
+      </w:pPr>
+      <w:r>
+        <w:rPr>
+          <w:rFonts w:ascii="Consolas" w:hAnsi="Consolas"/>
+          <w:sz w:val="18"/>
+        </w:rPr>
+        <w:t>Politica: oscila entre 100% SPX y 100% CMC</w:t>
+        <w:br/>
+        <w:t>Hit rate: 43.6% (peor que random)</w:t>
+        <w:br/>
+        <w:t>Turnover total: 41.44 (muy alto - mucho costo)</w:t>
+        <w:br/>
+        <w:t>Resultado: cap_final = $6,773 (-32.27%)</w:t>
+        <w:br/>
+        <w:br/>
+        <w:t>OPT base verdadero (load_market_data, SIN LSTM):</w:t>
+        <w:br/>
+        <w:t xml:space="preserve">  No usa el LSTM - usa Markowitz puro con p_hist del CSV</w:t>
+        <w:br/>
+        <w:t xml:space="preserve">  Resultado: cap_final = $14,522 (+45.22%)</w:t>
+        <w:br/>
+        <w:br/>
+        <w:t>Naive 50/50:</w:t>
+        <w:br/>
+        <w:t xml:space="preserve">  No hace timing - inmune a equivocaciones predictivas</w:t>
+        <w:br/>
+        <w:t xml:space="preserve">  Resultado: cap_final = $12,092 (+20.9%)</w:t>
+      </w:r>
+    </w:p>
+    <w:p>
+      <w:pPr>
+        <w:pStyle w:val="Heading2"/>
+      </w:pPr>
+      <w:r>
+        <w:t>6.3 Las correlaciones</w:t>
+      </w:r>
+    </w:p>
+    <w:p>
+      <w:pPr>
+        <w:spacing w:before="80" w:after="80"/>
+        <w:ind w:left="432"/>
+      </w:pPr>
+      <w:r>
+        <w:rPr>
+          <w:rFonts w:ascii="Consolas" w:hAnsi="Consolas"/>
+          <w:sz w:val="18"/>
+        </w:rPr>
+        <w:t>corr(mu_mix(SPX, t), r_real(SPX, t)) = +0.0704</w:t>
+        <w:br/>
+        <w:t>corr(mu_mix(CMC, t), r_real(CMC, t)) = -0.1087</w:t>
+      </w:r>
+    </w:p>
+    <w:p>
+      <w:pPr>
+        <w:ind w:left="576" w:right="576"/>
+      </w:pPr>
+      <w:r>
+        <w:rPr>
+          <w:i/>
+          <w:sz w:val="20"/>
+        </w:rPr>
+        <w:t>Para CMC: la señal del modelo esta NEGATIVAMENTE correlacionada con la realidad. Cuando mu_mix(CMC, t) sube, CMC realmente baja en promedio. Por eso el timing falla sistematicamente para CMC.</w:t>
+      </w:r>
+    </w:p>
+    <w:p>
+      <w:pPr>
+        <w:pStyle w:val="Heading2"/>
+      </w:pPr>
+      <w:r>
+        <w:t>6.4 La comparacion mas importante: OPT base vs RG</w:t>
+      </w:r>
+    </w:p>
+    <w:p>
+      <w:r>
+        <w:t>Es CRITICO entender esto: OPT base es el optimo media-varianza SIN LSTM (usa p_hist del CSV directamente). La RG agrega el LSTM al pipeline. La diferencia entre ambos te dice exactamente cuanto APORTA o RESTA el DL.</w:t>
       </w:r>
     </w:p>
     <w:tbl>
@@ -3255,6 +5473,34 @@
       <w:tr>
         <w:tc>
           <w:tcPr>
+            <w:tcW w:type="dxa" w:w="4032"/>
+          </w:tcPr>
+          <w:p>
+            <w:r>
+              <w:rPr>
+                <w:b/>
+                <w:sz w:val="20"/>
+              </w:rPr>
+              <w:t>Setup</w:t>
+            </w:r>
+          </w:p>
+        </w:tc>
+        <w:tc>
+          <w:tcPr>
+            <w:tcW w:type="dxa" w:w="2304"/>
+          </w:tcPr>
+          <w:p>
+            <w:r>
+              <w:rPr>
+                <w:b/>
+                <w:sz w:val="20"/>
+              </w:rPr>
+              <w:t>Backtest</w:t>
+            </w:r>
+          </w:p>
+        </w:tc>
+        <w:tc>
+          <w:tcPr>
             <w:tcW w:type="dxa" w:w="2592"/>
           </w:tcPr>
           <w:p>
@@ -3263,35 +5509,7 @@
                 <w:b/>
                 <w:sz w:val="20"/>
               </w:rPr>
-              <w:t>Dimension</w:t>
-            </w:r>
-          </w:p>
-        </w:tc>
-        <w:tc>
-          <w:tcPr>
-            <w:tcW w:type="dxa" w:w="2880"/>
-          </w:tcPr>
-          <w:p>
-            <w:r>
-              <w:rPr>
-                <w:b/>
-                <w:sz w:val="20"/>
-              </w:rPr>
-              <w:t>p_sign</w:t>
-            </w:r>
-          </w:p>
-        </w:tc>
-        <w:tc>
-          <w:tcPr>
-            <w:tcW w:type="dxa" w:w="3456"/>
-          </w:tcPr>
-          <w:p>
-            <w:r>
-              <w:rPr>
-                <w:b/>
-                <w:sz w:val="20"/>
-              </w:rPr>
-              <w:t>p_hist</w:t>
+              <w:t>Diferencia vs OPT base</w:t>
             </w:r>
           </w:p>
         </w:tc>
@@ -3299,6 +5517,32 @@
       <w:tr>
         <w:tc>
           <w:tcPr>
+            <w:tcW w:type="dxa" w:w="4032"/>
+          </w:tcPr>
+          <w:p>
+            <w:r>
+              <w:rPr>
+                <w:sz w:val="20"/>
+              </w:rPr>
+              <w:t>OPT base (Markowitz puro, sin LSTM)</w:t>
+            </w:r>
+          </w:p>
+        </w:tc>
+        <w:tc>
+          <w:tcPr>
+            <w:tcW w:type="dxa" w:w="2304"/>
+          </w:tcPr>
+          <w:p>
+            <w:r>
+              <w:rPr>
+                <w:sz w:val="20"/>
+              </w:rPr>
+              <w:t>+45.22%</w:t>
+            </w:r>
+          </w:p>
+        </w:tc>
+        <w:tc>
+          <w:tcPr>
             <w:tcW w:type="dxa" w:w="2592"/>
           </w:tcPr>
           <w:p>
@@ -3306,33 +5550,7 @@
               <w:rPr>
                 <w:sz w:val="20"/>
               </w:rPr>
-              <w:t>g*</w:t>
-            </w:r>
-          </w:p>
-        </w:tc>
-        <w:tc>
-          <w:tcPr>
-            <w:tcW w:type="dxa" w:w="2880"/>
-          </w:tcPr>
-          <w:p>
-            <w:r>
-              <w:rPr>
-                <w:sz w:val="20"/>
-              </w:rPr>
-              <w:t>(1.8, 1.0)</w:t>
-            </w:r>
-          </w:p>
-        </w:tc>
-        <w:tc>
-          <w:tcPr>
-            <w:tcW w:type="dxa" w:w="3456"/>
-          </w:tcPr>
-          <w:p>
-            <w:r>
-              <w:rPr>
-                <w:sz w:val="20"/>
-              </w:rPr>
-              <w:t>(0.30, 0.50)</w:t>
+              <w:t>baseline</w:t>
             </w:r>
           </w:p>
         </w:tc>
@@ -3340,6 +5558,32 @@
       <w:tr>
         <w:tc>
           <w:tcPr>
+            <w:tcW w:type="dxa" w:w="4032"/>
+          </w:tcPr>
+          <w:p>
+            <w:r>
+              <w:rPr>
+                <w:sz w:val="20"/>
+              </w:rPr>
+              <w:t>RG con DL p_sign (este doc)</w:t>
+            </w:r>
+          </w:p>
+        </w:tc>
+        <w:tc>
+          <w:tcPr>
+            <w:tcW w:type="dxa" w:w="2304"/>
+          </w:tcPr>
+          <w:p>
+            <w:r>
+              <w:rPr>
+                <w:sz w:val="20"/>
+              </w:rPr>
+              <w:t>-32.27%</w:t>
+            </w:r>
+          </w:p>
+        </w:tc>
+        <w:tc>
+          <w:tcPr>
             <w:tcW w:type="dxa" w:w="2592"/>
           </w:tcPr>
           <w:p>
@@ -3347,33 +5591,7 @@
               <w:rPr>
                 <w:sz w:val="20"/>
               </w:rPr>
-              <w:t>mean_regret</w:t>
-            </w:r>
-          </w:p>
-        </w:tc>
-        <w:tc>
-          <w:tcPr>
-            <w:tcW w:type="dxa" w:w="2880"/>
-          </w:tcPr>
-          <w:p>
-            <w:r>
-              <w:rPr>
-                <w:sz w:val="20"/>
-              </w:rPr>
-              <w:t>$80.70</w:t>
-            </w:r>
-          </w:p>
-        </w:tc>
-        <w:tc>
-          <w:tcPr>
-            <w:tcW w:type="dxa" w:w="3456"/>
-          </w:tcPr>
-          <w:p>
-            <w:r>
-              <w:rPr>
-                <w:sz w:val="20"/>
-              </w:rPr>
-              <w:t>$1,175.45</w:t>
+              <w:t>-77.5 pp</w:t>
             </w:r>
           </w:p>
         </w:tc>
@@ -3381,6 +5599,32 @@
       <w:tr>
         <w:tc>
           <w:tcPr>
+            <w:tcW w:type="dxa" w:w="4032"/>
+          </w:tcPr>
+          <w:p>
+            <w:r>
+              <w:rPr>
+                <w:sz w:val="20"/>
+              </w:rPr>
+              <w:t>RG con DL p_hist</w:t>
+            </w:r>
+          </w:p>
+        </w:tc>
+        <w:tc>
+          <w:tcPr>
+            <w:tcW w:type="dxa" w:w="2304"/>
+          </w:tcPr>
+          <w:p>
+            <w:r>
+              <w:rPr>
+                <w:sz w:val="20"/>
+              </w:rPr>
+              <w:t>-20.62%</w:t>
+            </w:r>
+          </w:p>
+        </w:tc>
+        <w:tc>
+          <w:tcPr>
             <w:tcW w:type="dxa" w:w="2592"/>
           </w:tcPr>
           <w:p>
@@ -3388,33 +5632,7 @@
               <w:rPr>
                 <w:sz w:val="20"/>
               </w:rPr>
-              <w:t>Tipo de politica</w:t>
-            </w:r>
-          </w:p>
-        </w:tc>
-        <w:tc>
-          <w:tcPr>
-            <w:tcW w:type="dxa" w:w="2880"/>
-          </w:tcPr>
-          <w:p>
-            <w:r>
-              <w:rPr>
-                <w:sz w:val="20"/>
-              </w:rPr>
-              <w:t>Timing oscilante</w:t>
-            </w:r>
-          </w:p>
-        </w:tc>
-        <w:tc>
-          <w:tcPr>
-            <w:tcW w:type="dxa" w:w="3456"/>
-          </w:tcPr>
-          <w:p>
-            <w:r>
-              <w:rPr>
-                <w:sz w:val="20"/>
-              </w:rPr>
-              <w:t>Estatica 100% CMC</w:t>
+              <w:t>-65.8 pp</w:t>
             </w:r>
           </w:p>
         </w:tc>
@@ -3422,6 +5640,32 @@
       <w:tr>
         <w:tc>
           <w:tcPr>
+            <w:tcW w:type="dxa" w:w="4032"/>
+          </w:tcPr>
+          <w:p>
+            <w:r>
+              <w:rPr>
+                <w:sz w:val="20"/>
+              </w:rPr>
+              <w:t>Naive 50/50</w:t>
+            </w:r>
+          </w:p>
+        </w:tc>
+        <w:tc>
+          <w:tcPr>
+            <w:tcW w:type="dxa" w:w="2304"/>
+          </w:tcPr>
+          <w:p>
+            <w:r>
+              <w:rPr>
+                <w:sz w:val="20"/>
+              </w:rPr>
+              <w:t>+20.92%</w:t>
+            </w:r>
+          </w:p>
+        </w:tc>
+        <w:tc>
+          <w:tcPr>
             <w:tcW w:type="dxa" w:w="2592"/>
           </w:tcPr>
           <w:p>
@@ -3429,328 +5673,12 @@
               <w:rPr>
                 <w:sz w:val="20"/>
               </w:rPr>
-              <w:t>w_SPX mean</w:t>
-            </w:r>
-          </w:p>
-        </w:tc>
-        <w:tc>
-          <w:tcPr>
-            <w:tcW w:type="dxa" w:w="2880"/>
-          </w:tcPr>
-          <w:p>
-            <w:r>
-              <w:rPr>
-                <w:sz w:val="20"/>
-              </w:rPr>
-              <w:t>0.845</w:t>
-            </w:r>
-          </w:p>
-        </w:tc>
-        <w:tc>
-          <w:tcPr>
-            <w:tcW w:type="dxa" w:w="3456"/>
-          </w:tcPr>
-          <w:p>
-            <w:r>
-              <w:rPr>
-                <w:sz w:val="20"/>
-              </w:rPr>
-              <w:t>0.000</w:t>
-            </w:r>
-          </w:p>
-        </w:tc>
-      </w:tr>
-      <w:tr>
-        <w:tc>
-          <w:tcPr>
-            <w:tcW w:type="dxa" w:w="2592"/>
-          </w:tcPr>
-          <w:p>
-            <w:r>
-              <w:rPr>
-                <w:sz w:val="20"/>
-              </w:rPr>
-              <w:t>Turnover</w:t>
-            </w:r>
-          </w:p>
-        </w:tc>
-        <w:tc>
-          <w:tcPr>
-            <w:tcW w:type="dxa" w:w="2880"/>
-          </w:tcPr>
-          <w:p>
-            <w:r>
-              <w:rPr>
-                <w:sz w:val="20"/>
-              </w:rPr>
-              <w:t>41.44</w:t>
-            </w:r>
-          </w:p>
-        </w:tc>
-        <w:tc>
-          <w:tcPr>
-            <w:tcW w:type="dxa" w:w="3456"/>
-          </w:tcPr>
-          <w:p>
-            <w:r>
-              <w:rPr>
-                <w:sz w:val="20"/>
-              </w:rPr>
-              <w:t>0.00</w:t>
-            </w:r>
-          </w:p>
-        </w:tc>
-      </w:tr>
-      <w:tr>
-        <w:tc>
-          <w:tcPr>
-            <w:tcW w:type="dxa" w:w="2592"/>
-          </w:tcPr>
-          <w:p>
-            <w:r>
-              <w:rPr>
-                <w:sz w:val="20"/>
-              </w:rPr>
-              <w:t>Hit rate</w:t>
-            </w:r>
-          </w:p>
-        </w:tc>
-        <w:tc>
-          <w:tcPr>
-            <w:tcW w:type="dxa" w:w="2880"/>
-          </w:tcPr>
-          <w:p>
-            <w:r>
-              <w:rPr>
-                <w:sz w:val="20"/>
-              </w:rPr>
-              <w:t>43.6% (anti-skill)</w:t>
-            </w:r>
-          </w:p>
-        </w:tc>
-        <w:tc>
-          <w:tcPr>
-            <w:tcW w:type="dxa" w:w="3456"/>
-          </w:tcPr>
-          <w:p>
-            <w:r>
-              <w:rPr>
-                <w:sz w:val="20"/>
-              </w:rPr>
-              <w:t>52.1% (N/A)</w:t>
-            </w:r>
-          </w:p>
-        </w:tc>
-      </w:tr>
-      <w:tr>
-        <w:tc>
-          <w:tcPr>
-            <w:tcW w:type="dxa" w:w="2592"/>
-          </w:tcPr>
-          <w:p>
-            <w:r>
-              <w:rPr>
-                <w:sz w:val="20"/>
-              </w:rPr>
-              <w:t>V mean escenarios</w:t>
-            </w:r>
-          </w:p>
-        </w:tc>
-        <w:tc>
-          <w:tcPr>
-            <w:tcW w:type="dxa" w:w="2880"/>
-          </w:tcPr>
-          <w:p>
-            <w:r>
-              <w:rPr>
-                <w:sz w:val="20"/>
-              </w:rPr>
-              <w:t>+31.64%</w:t>
-            </w:r>
-          </w:p>
-        </w:tc>
-        <w:tc>
-          <w:tcPr>
-            <w:tcW w:type="dxa" w:w="3456"/>
-          </w:tcPr>
-          <w:p>
-            <w:r>
-              <w:rPr>
-                <w:sz w:val="20"/>
-              </w:rPr>
-              <w:t>+130.73%</w:t>
-            </w:r>
-          </w:p>
-        </w:tc>
-      </w:tr>
-      <w:tr>
-        <w:tc>
-          <w:tcPr>
-            <w:tcW w:type="dxa" w:w="2592"/>
-          </w:tcPr>
-          <w:p>
-            <w:r>
-              <w:rPr>
-                <w:sz w:val="20"/>
-              </w:rPr>
-              <w:t>Backtest RG</w:t>
-            </w:r>
-          </w:p>
-        </w:tc>
-        <w:tc>
-          <w:tcPr>
-            <w:tcW w:type="dxa" w:w="2880"/>
-          </w:tcPr>
-          <w:p>
-            <w:r>
-              <w:rPr>
-                <w:sz w:val="20"/>
-              </w:rPr>
-              <w:t>-32.27%</w:t>
-            </w:r>
-          </w:p>
-        </w:tc>
-        <w:tc>
-          <w:tcPr>
-            <w:tcW w:type="dxa" w:w="3456"/>
-          </w:tcPr>
-          <w:p>
-            <w:r>
-              <w:rPr>
-                <w:sz w:val="20"/>
-              </w:rPr>
-              <w:t>-20.62%</w:t>
-            </w:r>
-          </w:p>
-        </w:tc>
-      </w:tr>
-      <w:tr>
-        <w:tc>
-          <w:tcPr>
-            <w:tcW w:type="dxa" w:w="2592"/>
-          </w:tcPr>
-          <w:p>
-            <w:r>
-              <w:rPr>
-                <w:sz w:val="20"/>
-              </w:rPr>
-              <w:t>OPT base (verdadero)</w:t>
-            </w:r>
-          </w:p>
-        </w:tc>
-        <w:tc>
-          <w:tcPr>
-            <w:tcW w:type="dxa" w:w="2880"/>
-          </w:tcPr>
-          <w:p>
-            <w:r>
-              <w:rPr>
-                <w:sz w:val="20"/>
-              </w:rPr>
-              <w:t>+45.22%</w:t>
-            </w:r>
-          </w:p>
-        </w:tc>
-        <w:tc>
-          <w:tcPr>
-            <w:tcW w:type="dxa" w:w="3456"/>
-          </w:tcPr>
-          <w:p>
-            <w:r>
-              <w:rPr>
-                <w:sz w:val="20"/>
-              </w:rPr>
-              <w:t>+45.22%</w:t>
-            </w:r>
-          </w:p>
-        </w:tc>
-      </w:tr>
-      <w:tr>
-        <w:tc>
-          <w:tcPr>
-            <w:tcW w:type="dxa" w:w="2592"/>
-          </w:tcPr>
-          <w:p>
-            <w:r>
-              <w:rPr>
-                <w:sz w:val="20"/>
-              </w:rPr>
-              <w:t>Naive 50/50 RB</w:t>
-            </w:r>
-          </w:p>
-        </w:tc>
-        <w:tc>
-          <w:tcPr>
-            <w:tcW w:type="dxa" w:w="2880"/>
-          </w:tcPr>
-          <w:p>
-            <w:r>
-              <w:rPr>
-                <w:sz w:val="20"/>
-              </w:rPr>
-              <w:t>+20.92%</w:t>
-            </w:r>
-          </w:p>
-        </w:tc>
-        <w:tc>
-          <w:tcPr>
-            <w:tcW w:type="dxa" w:w="3456"/>
-          </w:tcPr>
-          <w:p>
-            <w:r>
-              <w:rPr>
-                <w:sz w:val="20"/>
-              </w:rPr>
-              <w:t>+20.92%</w:t>
+              <w:t>-24.3 pp</w:t>
             </w:r>
           </w:p>
         </w:tc>
       </w:tr>
     </w:tbl>
-    <w:p>
-      <w:r>
-        <w:rPr>
-          <w:i/>
-        </w:rPr>
-        <w:t>OPT base y Naive son INDEPENDIENTES del setup.</w:t>
-      </w:r>
-    </w:p>
-    <w:p>
-      <w:pPr>
-        <w:pStyle w:val="Heading2"/>
-      </w:pPr>
-      <w:r>
-        <w:t>6.1 Dos modos de fracasar</w:t>
-      </w:r>
-    </w:p>
-    <w:p>
-      <w:pPr>
-        <w:pStyle w:val="ListBullet"/>
-      </w:pPr>
-      <w:r>
-        <w:rPr>
-          <w:b/>
-        </w:rPr>
-        <w:t xml:space="preserve">p_sign: </w:t>
-      </w:r>
-      <w:r>
-        <w:t>"señal agresiva con timing equivocado". Backtest -32% (PEOR).</w:t>
-      </w:r>
-    </w:p>
-    <w:p>
-      <w:pPr>
-        <w:pStyle w:val="ListBullet"/>
-      </w:pPr>
-      <w:r>
-        <w:rPr>
-          <w:b/>
-        </w:rPr>
-        <w:t xml:space="preserve">p_hist: </w:t>
-      </w:r>
-      <w:r>
-        <w:t>"señal plana con apuesta fija equivocada". Backtest -20% (MENOS peor).</w:t>
-      </w:r>
-    </w:p>
     <w:p>
       <w:pPr>
         <w:ind w:left="576" w:right="576"/>
@@ -3760,7 +5688,7 @@
           <w:i/>
           <w:sz w:val="20"/>
         </w:rPr>
-        <w:t>AMBOS pierden vs naive (+21%) y vs OPT base verdadero (+45%). p_sign amplifica las perdidas con timing equivocado; p_hist al menos no amplifica porque no hace timing.</w:t>
+        <w:t>Conclusion empirica: el DL en esta data EMPEORA el resultado en 65-77 puntos porcentuales respecto a Markowitz puro. Esto demuestra que el LSTM con 163 semanas no aporta valor predictivo y de hecho lo destruye.</w:t>
       </w:r>
     </w:p>
     <w:p>
@@ -3773,7 +5701,7 @@
         <w:pStyle w:val="Heading1"/>
       </w:pPr>
       <w:r>
-        <w:t>7. Estructura para la Defensa</w:t>
+        <w:t>7. Comparativa: p_sign vs p_hist</w:t>
       </w:r>
     </w:p>
     <w:p>
@@ -3781,7 +5709,1256 @@
         <w:pStyle w:val="Heading2"/>
       </w:pPr>
       <w:r>
-        <w:t>7.1 Las tres frases para memorizar</w:t>
+        <w:t>7.1 mu_hat condicional</w:t>
+      </w:r>
+    </w:p>
+    <w:tbl>
+      <w:tblPr>
+        <w:tblStyle w:val="LightGrid-Accent1"/>
+        <w:tblW w:type="auto" w:w="0"/>
+        <w:jc w:val="center"/>
+        <w:tblLook w:firstColumn="1" w:firstRow="1" w:lastColumn="0" w:lastRow="0" w:noHBand="0" w:noVBand="1" w:val="04A0"/>
+      </w:tblPr>
+      <w:tblGrid>
+        <w:gridCol w:w="2484"/>
+        <w:gridCol w:w="2484"/>
+        <w:gridCol w:w="2484"/>
+        <w:gridCol w:w="2484"/>
+      </w:tblGrid>
+      <w:tr>
+        <w:tc>
+          <w:tcPr>
+            <w:tcW w:type="dxa" w:w="2160"/>
+          </w:tcPr>
+          <w:p>
+            <w:r>
+              <w:rPr>
+                <w:b/>
+                <w:sz w:val="20"/>
+              </w:rPr>
+              <w:t>Activo / Regimen</w:t>
+            </w:r>
+          </w:p>
+        </w:tc>
+        <w:tc>
+          <w:tcPr>
+            <w:tcW w:type="dxa" w:w="1728"/>
+          </w:tcPr>
+          <w:p>
+            <w:r>
+              <w:rPr>
+                <w:b/>
+                <w:sz w:val="20"/>
+              </w:rPr>
+              <w:t>p_sign</w:t>
+            </w:r>
+          </w:p>
+        </w:tc>
+        <w:tc>
+          <w:tcPr>
+            <w:tcW w:type="dxa" w:w="1728"/>
+          </w:tcPr>
+          <w:p>
+            <w:r>
+              <w:rPr>
+                <w:b/>
+                <w:sz w:val="20"/>
+              </w:rPr>
+              <w:t>p_hist</w:t>
+            </w:r>
+          </w:p>
+        </w:tc>
+        <w:tc>
+          <w:tcPr>
+            <w:tcW w:type="dxa" w:w="3600"/>
+          </w:tcPr>
+          <w:p>
+            <w:r>
+              <w:rPr>
+                <w:b/>
+                <w:sz w:val="20"/>
+              </w:rPr>
+              <w:t>Diferencia</w:t>
+            </w:r>
+          </w:p>
+        </w:tc>
+      </w:tr>
+      <w:tr>
+        <w:tc>
+          <w:tcPr>
+            <w:tcW w:type="dxa" w:w="2160"/>
+          </w:tcPr>
+          <w:p>
+            <w:r>
+              <w:rPr>
+                <w:sz w:val="20"/>
+              </w:rPr>
+              <w:t>SPX bull</w:t>
+            </w:r>
+          </w:p>
+        </w:tc>
+        <w:tc>
+          <w:tcPr>
+            <w:tcW w:type="dxa" w:w="1728"/>
+          </w:tcPr>
+          <w:p>
+            <w:r>
+              <w:rPr>
+                <w:sz w:val="20"/>
+              </w:rPr>
+              <w:t>+1.807%</w:t>
+            </w:r>
+          </w:p>
+        </w:tc>
+        <w:tc>
+          <w:tcPr>
+            <w:tcW w:type="dxa" w:w="1728"/>
+          </w:tcPr>
+          <w:p>
+            <w:r>
+              <w:rPr>
+                <w:sz w:val="20"/>
+              </w:rPr>
+              <w:t>+0.175%</w:t>
+            </w:r>
+          </w:p>
+        </w:tc>
+        <w:tc>
+          <w:tcPr>
+            <w:tcW w:type="dxa" w:w="3600"/>
+          </w:tcPr>
+          <w:p>
+            <w:r>
+              <w:rPr>
+                <w:sz w:val="20"/>
+              </w:rPr>
+              <w:t>p_sign es 10x mas grande</w:t>
+            </w:r>
+          </w:p>
+        </w:tc>
+      </w:tr>
+      <w:tr>
+        <w:tc>
+          <w:tcPr>
+            <w:tcW w:type="dxa" w:w="2160"/>
+          </w:tcPr>
+          <w:p>
+            <w:r>
+              <w:rPr>
+                <w:sz w:val="20"/>
+              </w:rPr>
+              <w:t>SPX bear</w:t>
+            </w:r>
+          </w:p>
+        </w:tc>
+        <w:tc>
+          <w:tcPr>
+            <w:tcW w:type="dxa" w:w="1728"/>
+          </w:tcPr>
+          <w:p>
+            <w:r>
+              <w:rPr>
+                <w:sz w:val="20"/>
+              </w:rPr>
+              <w:t>-1.860%</w:t>
+            </w:r>
+          </w:p>
+        </w:tc>
+        <w:tc>
+          <w:tcPr>
+            <w:tcW w:type="dxa" w:w="1728"/>
+          </w:tcPr>
+          <w:p>
+            <w:r>
+              <w:rPr>
+                <w:sz w:val="20"/>
+              </w:rPr>
+              <w:t>+0.205%</w:t>
+            </w:r>
+          </w:p>
+        </w:tc>
+        <w:tc>
+          <w:tcPr>
+            <w:tcW w:type="dxa" w:w="3600"/>
+          </w:tcPr>
+          <w:p>
+            <w:r>
+              <w:rPr>
+                <w:sz w:val="20"/>
+              </w:rPr>
+              <w:t>p_sign es negativo, p_hist positivo</w:t>
+            </w:r>
+          </w:p>
+        </w:tc>
+      </w:tr>
+      <w:tr>
+        <w:tc>
+          <w:tcPr>
+            <w:tcW w:type="dxa" w:w="2160"/>
+          </w:tcPr>
+          <w:p>
+            <w:r>
+              <w:rPr>
+                <w:sz w:val="20"/>
+              </w:rPr>
+              <w:t>CMC bull</w:t>
+            </w:r>
+          </w:p>
+        </w:tc>
+        <w:tc>
+          <w:tcPr>
+            <w:tcW w:type="dxa" w:w="1728"/>
+          </w:tcPr>
+          <w:p>
+            <w:r>
+              <w:rPr>
+                <w:sz w:val="20"/>
+              </w:rPr>
+              <w:t>+6.956%</w:t>
+            </w:r>
+          </w:p>
+        </w:tc>
+        <w:tc>
+          <w:tcPr>
+            <w:tcW w:type="dxa" w:w="1728"/>
+          </w:tcPr>
+          <w:p>
+            <w:r>
+              <w:rPr>
+                <w:sz w:val="20"/>
+              </w:rPr>
+              <w:t>+0.283%</w:t>
+            </w:r>
+          </w:p>
+        </w:tc>
+        <w:tc>
+          <w:tcPr>
+            <w:tcW w:type="dxa" w:w="3600"/>
+          </w:tcPr>
+          <w:p>
+            <w:r>
+              <w:rPr>
+                <w:sz w:val="20"/>
+              </w:rPr>
+              <w:t>p_sign es 25x mas grande</w:t>
+            </w:r>
+          </w:p>
+        </w:tc>
+      </w:tr>
+      <w:tr>
+        <w:tc>
+          <w:tcPr>
+            <w:tcW w:type="dxa" w:w="2160"/>
+          </w:tcPr>
+          <w:p>
+            <w:r>
+              <w:rPr>
+                <w:sz w:val="20"/>
+              </w:rPr>
+              <w:t>CMC bear</w:t>
+            </w:r>
+          </w:p>
+        </w:tc>
+        <w:tc>
+          <w:tcPr>
+            <w:tcW w:type="dxa" w:w="1728"/>
+          </w:tcPr>
+          <w:p>
+            <w:r>
+              <w:rPr>
+                <w:sz w:val="20"/>
+              </w:rPr>
+              <w:t>-7.063%</w:t>
+            </w:r>
+          </w:p>
+        </w:tc>
+        <w:tc>
+          <w:tcPr>
+            <w:tcW w:type="dxa" w:w="1728"/>
+          </w:tcPr>
+          <w:p>
+            <w:r>
+              <w:rPr>
+                <w:sz w:val="20"/>
+              </w:rPr>
+              <w:t>+0.865%</w:t>
+            </w:r>
+          </w:p>
+        </w:tc>
+        <w:tc>
+          <w:tcPr>
+            <w:tcW w:type="dxa" w:w="3600"/>
+          </w:tcPr>
+          <w:p>
+            <w:r>
+              <w:rPr>
+                <w:sz w:val="20"/>
+              </w:rPr>
+              <w:t>p_sign negativo, p_hist positivo Y MAYOR que bull</w:t>
+            </w:r>
+          </w:p>
+        </w:tc>
+      </w:tr>
+    </w:tbl>
+    <w:p>
+      <w:pPr>
+        <w:pStyle w:val="Heading2"/>
+      </w:pPr>
+      <w:r>
+        <w:t>7.2 La señal del optimizador (gap mu_mix SPX - CMC)</w:t>
+      </w:r>
+    </w:p>
+    <w:tbl>
+      <w:tblPr>
+        <w:tblStyle w:val="LightGrid-Accent1"/>
+        <w:tblW w:type="auto" w:w="0"/>
+        <w:jc w:val="center"/>
+        <w:tblLook w:firstColumn="1" w:firstRow="1" w:lastColumn="0" w:lastRow="0" w:noHBand="0" w:noVBand="1" w:val="04A0"/>
+      </w:tblPr>
+      <w:tblGrid>
+        <w:gridCol w:w="3312"/>
+        <w:gridCol w:w="3312"/>
+        <w:gridCol w:w="3312"/>
+      </w:tblGrid>
+      <w:tr>
+        <w:tc>
+          <w:tcPr>
+            <w:tcW w:type="dxa" w:w="2880"/>
+          </w:tcPr>
+          <w:p>
+            <w:r>
+              <w:rPr>
+                <w:b/>
+                <w:sz w:val="20"/>
+              </w:rPr>
+              <w:t>Metrica</w:t>
+            </w:r>
+          </w:p>
+        </w:tc>
+        <w:tc>
+          <w:tcPr>
+            <w:tcW w:type="dxa" w:w="2448"/>
+          </w:tcPr>
+          <w:p>
+            <w:r>
+              <w:rPr>
+                <w:b/>
+                <w:sz w:val="20"/>
+              </w:rPr>
+              <w:t>p_sign (este doc)</w:t>
+            </w:r>
+          </w:p>
+        </w:tc>
+        <w:tc>
+          <w:tcPr>
+            <w:tcW w:type="dxa" w:w="2448"/>
+          </w:tcPr>
+          <w:p>
+            <w:r>
+              <w:rPr>
+                <w:b/>
+                <w:sz w:val="20"/>
+              </w:rPr>
+              <w:t>p_hist</w:t>
+            </w:r>
+          </w:p>
+        </w:tc>
+      </w:tr>
+      <w:tr>
+        <w:tc>
+          <w:tcPr>
+            <w:tcW w:type="dxa" w:w="2880"/>
+          </w:tcPr>
+          <w:p>
+            <w:r>
+              <w:rPr>
+                <w:sz w:val="20"/>
+              </w:rPr>
+              <w:t>Gap mean</w:t>
+            </w:r>
+          </w:p>
+        </w:tc>
+        <w:tc>
+          <w:tcPr>
+            <w:tcW w:type="dxa" w:w="2448"/>
+          </w:tcPr>
+          <w:p>
+            <w:r>
+              <w:rPr>
+                <w:sz w:val="20"/>
+              </w:rPr>
+              <w:t>+1.040%</w:t>
+            </w:r>
+          </w:p>
+        </w:tc>
+        <w:tc>
+          <w:tcPr>
+            <w:tcW w:type="dxa" w:w="2448"/>
+          </w:tcPr>
+          <w:p>
+            <w:r>
+              <w:rPr>
+                <w:sz w:val="20"/>
+              </w:rPr>
+              <w:t>-0.4193%</w:t>
+            </w:r>
+          </w:p>
+        </w:tc>
+      </w:tr>
+      <w:tr>
+        <w:tc>
+          <w:tcPr>
+            <w:tcW w:type="dxa" w:w="2880"/>
+          </w:tcPr>
+          <w:p>
+            <w:r>
+              <w:rPr>
+                <w:sz w:val="20"/>
+              </w:rPr>
+              <w:t>Gap std</w:t>
+            </w:r>
+          </w:p>
+        </w:tc>
+        <w:tc>
+          <w:tcPr>
+            <w:tcW w:type="dxa" w:w="2448"/>
+          </w:tcPr>
+          <w:p>
+            <w:r>
+              <w:rPr>
+                <w:sz w:val="20"/>
+              </w:rPr>
+              <w:t>1.154%</w:t>
+            </w:r>
+          </w:p>
+        </w:tc>
+        <w:tc>
+          <w:tcPr>
+            <w:tcW w:type="dxa" w:w="2448"/>
+          </w:tcPr>
+          <w:p>
+            <w:r>
+              <w:rPr>
+                <w:sz w:val="20"/>
+              </w:rPr>
+              <w:t>0.0476%</w:t>
+            </w:r>
+          </w:p>
+        </w:tc>
+      </w:tr>
+      <w:tr>
+        <w:tc>
+          <w:tcPr>
+            <w:tcW w:type="dxa" w:w="2880"/>
+          </w:tcPr>
+          <w:p>
+            <w:r>
+              <w:rPr>
+                <w:sz w:val="20"/>
+              </w:rPr>
+              <w:t>Gap rango</w:t>
+            </w:r>
+          </w:p>
+        </w:tc>
+        <w:tc>
+          <w:tcPr>
+            <w:tcW w:type="dxa" w:w="2448"/>
+          </w:tcPr>
+          <w:p>
+            <w:r>
+              <w:rPr>
+                <w:sz w:val="20"/>
+              </w:rPr>
+              <w:t>[-1.74%, +1.80%]</w:t>
+            </w:r>
+          </w:p>
+        </w:tc>
+        <w:tc>
+          <w:tcPr>
+            <w:tcW w:type="dxa" w:w="2448"/>
+          </w:tcPr>
+          <w:p>
+            <w:r>
+              <w:rPr>
+                <w:sz w:val="20"/>
+              </w:rPr>
+              <w:t>[-0.45%, -0.32%]</w:t>
+            </w:r>
+          </w:p>
+        </w:tc>
+      </w:tr>
+      <w:tr>
+        <w:tc>
+          <w:tcPr>
+            <w:tcW w:type="dxa" w:w="2880"/>
+          </w:tcPr>
+          <w:p>
+            <w:r>
+              <w:rPr>
+                <w:sz w:val="20"/>
+              </w:rPr>
+              <w:t>Magnitud (std)</w:t>
+            </w:r>
+          </w:p>
+        </w:tc>
+        <w:tc>
+          <w:tcPr>
+            <w:tcW w:type="dxa" w:w="2448"/>
+          </w:tcPr>
+          <w:p>
+            <w:r>
+              <w:rPr>
+                <w:sz w:val="20"/>
+              </w:rPr>
+              <w:t>24x mas grande con p_sign</w:t>
+            </w:r>
+          </w:p>
+        </w:tc>
+        <w:tc>
+          <w:tcPr>
+            <w:tcW w:type="dxa" w:w="2448"/>
+          </w:tcPr>
+          <w:p>
+            <w:r>
+              <w:rPr>
+                <w:sz w:val="20"/>
+              </w:rPr>
+              <w:t>BASELINE</w:t>
+            </w:r>
+          </w:p>
+        </w:tc>
+      </w:tr>
+      <w:tr>
+        <w:tc>
+          <w:tcPr>
+            <w:tcW w:type="dxa" w:w="2880"/>
+          </w:tcPr>
+          <w:p>
+            <w:r>
+              <w:rPr>
+                <w:sz w:val="20"/>
+              </w:rPr>
+              <w:t>Semanas favor SPX</w:t>
+            </w:r>
+          </w:p>
+        </w:tc>
+        <w:tc>
+          <w:tcPr>
+            <w:tcW w:type="dxa" w:w="2448"/>
+          </w:tcPr>
+          <w:p>
+            <w:r>
+              <w:rPr>
+                <w:sz w:val="20"/>
+              </w:rPr>
+              <w:t>78.5%</w:t>
+            </w:r>
+          </w:p>
+        </w:tc>
+        <w:tc>
+          <w:tcPr>
+            <w:tcW w:type="dxa" w:w="2448"/>
+          </w:tcPr>
+          <w:p>
+            <w:r>
+              <w:rPr>
+                <w:sz w:val="20"/>
+              </w:rPr>
+              <w:t>0.0%</w:t>
+            </w:r>
+          </w:p>
+        </w:tc>
+      </w:tr>
+      <w:tr>
+        <w:tc>
+          <w:tcPr>
+            <w:tcW w:type="dxa" w:w="2880"/>
+          </w:tcPr>
+          <w:p>
+            <w:r>
+              <w:rPr>
+                <w:sz w:val="20"/>
+              </w:rPr>
+              <w:t>Semanas favor CMC</w:t>
+            </w:r>
+          </w:p>
+        </w:tc>
+        <w:tc>
+          <w:tcPr>
+            <w:tcW w:type="dxa" w:w="2448"/>
+          </w:tcPr>
+          <w:p>
+            <w:r>
+              <w:rPr>
+                <w:sz w:val="20"/>
+              </w:rPr>
+              <w:t>21.5%</w:t>
+            </w:r>
+          </w:p>
+        </w:tc>
+        <w:tc>
+          <w:tcPr>
+            <w:tcW w:type="dxa" w:w="2448"/>
+          </w:tcPr>
+          <w:p>
+            <w:r>
+              <w:rPr>
+                <w:sz w:val="20"/>
+              </w:rPr>
+              <w:t>100.0%</w:t>
+            </w:r>
+          </w:p>
+        </w:tc>
+      </w:tr>
+    </w:tbl>
+    <w:p>
+      <w:pPr>
+        <w:pStyle w:val="Heading2"/>
+      </w:pPr>
+      <w:r>
+        <w:t>7.3 Politica y backtest (con OPT base verdadero)</w:t>
+      </w:r>
+    </w:p>
+    <w:tbl>
+      <w:tblPr>
+        <w:tblStyle w:val="LightGrid-Accent1"/>
+        <w:tblW w:type="auto" w:w="0"/>
+        <w:jc w:val="center"/>
+        <w:tblLook w:firstColumn="1" w:firstRow="1" w:lastColumn="0" w:lastRow="0" w:noHBand="0" w:noVBand="1" w:val="04A0"/>
+      </w:tblPr>
+      <w:tblGrid>
+        <w:gridCol w:w="3312"/>
+        <w:gridCol w:w="3312"/>
+        <w:gridCol w:w="3312"/>
+      </w:tblGrid>
+      <w:tr>
+        <w:tc>
+          <w:tcPr>
+            <w:tcW w:type="dxa" w:w="2592"/>
+          </w:tcPr>
+          <w:p>
+            <w:r>
+              <w:rPr>
+                <w:b/>
+                <w:sz w:val="20"/>
+              </w:rPr>
+              <w:t>Dimension</w:t>
+            </w:r>
+          </w:p>
+        </w:tc>
+        <w:tc>
+          <w:tcPr>
+            <w:tcW w:type="dxa" w:w="2880"/>
+          </w:tcPr>
+          <w:p>
+            <w:r>
+              <w:rPr>
+                <w:b/>
+                <w:sz w:val="20"/>
+              </w:rPr>
+              <w:t>p_sign (default)</w:t>
+            </w:r>
+          </w:p>
+        </w:tc>
+        <w:tc>
+          <w:tcPr>
+            <w:tcW w:type="dxa" w:w="3456"/>
+          </w:tcPr>
+          <w:p>
+            <w:r>
+              <w:rPr>
+                <w:b/>
+                <w:sz w:val="20"/>
+              </w:rPr>
+              <w:t>p_hist</w:t>
+            </w:r>
+          </w:p>
+        </w:tc>
+      </w:tr>
+      <w:tr>
+        <w:tc>
+          <w:tcPr>
+            <w:tcW w:type="dxa" w:w="2592"/>
+          </w:tcPr>
+          <w:p>
+            <w:r>
+              <w:rPr>
+                <w:sz w:val="20"/>
+              </w:rPr>
+              <w:t>g*</w:t>
+            </w:r>
+          </w:p>
+        </w:tc>
+        <w:tc>
+          <w:tcPr>
+            <w:tcW w:type="dxa" w:w="2880"/>
+          </w:tcPr>
+          <w:p>
+            <w:r>
+              <w:rPr>
+                <w:sz w:val="20"/>
+              </w:rPr>
+              <w:t>(1.8, 1.0)</w:t>
+            </w:r>
+          </w:p>
+        </w:tc>
+        <w:tc>
+          <w:tcPr>
+            <w:tcW w:type="dxa" w:w="3456"/>
+          </w:tcPr>
+          <w:p>
+            <w:r>
+              <w:rPr>
+                <w:sz w:val="20"/>
+              </w:rPr>
+              <w:t>(0.30, 0.50)</w:t>
+            </w:r>
+          </w:p>
+        </w:tc>
+      </w:tr>
+      <w:tr>
+        <w:tc>
+          <w:tcPr>
+            <w:tcW w:type="dxa" w:w="2592"/>
+          </w:tcPr>
+          <w:p>
+            <w:r>
+              <w:rPr>
+                <w:sz w:val="20"/>
+              </w:rPr>
+              <w:t>mean_regret</w:t>
+            </w:r>
+          </w:p>
+        </w:tc>
+        <w:tc>
+          <w:tcPr>
+            <w:tcW w:type="dxa" w:w="2880"/>
+          </w:tcPr>
+          <w:p>
+            <w:r>
+              <w:rPr>
+                <w:sz w:val="20"/>
+              </w:rPr>
+              <w:t>$80.70</w:t>
+            </w:r>
+          </w:p>
+        </w:tc>
+        <w:tc>
+          <w:tcPr>
+            <w:tcW w:type="dxa" w:w="3456"/>
+          </w:tcPr>
+          <w:p>
+            <w:r>
+              <w:rPr>
+                <w:sz w:val="20"/>
+              </w:rPr>
+              <w:t>$1,175.45</w:t>
+            </w:r>
+          </w:p>
+        </w:tc>
+      </w:tr>
+      <w:tr>
+        <w:tc>
+          <w:tcPr>
+            <w:tcW w:type="dxa" w:w="2592"/>
+          </w:tcPr>
+          <w:p>
+            <w:r>
+              <w:rPr>
+                <w:sz w:val="20"/>
+              </w:rPr>
+              <w:t>Tipo de politica</w:t>
+            </w:r>
+          </w:p>
+        </w:tc>
+        <w:tc>
+          <w:tcPr>
+            <w:tcW w:type="dxa" w:w="2880"/>
+          </w:tcPr>
+          <w:p>
+            <w:r>
+              <w:rPr>
+                <w:sz w:val="20"/>
+              </w:rPr>
+              <w:t>Timing oscilante</w:t>
+            </w:r>
+          </w:p>
+        </w:tc>
+        <w:tc>
+          <w:tcPr>
+            <w:tcW w:type="dxa" w:w="3456"/>
+          </w:tcPr>
+          <w:p>
+            <w:r>
+              <w:rPr>
+                <w:sz w:val="20"/>
+              </w:rPr>
+              <w:t>Estatica 100% CMC</w:t>
+            </w:r>
+          </w:p>
+        </w:tc>
+      </w:tr>
+      <w:tr>
+        <w:tc>
+          <w:tcPr>
+            <w:tcW w:type="dxa" w:w="2592"/>
+          </w:tcPr>
+          <w:p>
+            <w:r>
+              <w:rPr>
+                <w:sz w:val="20"/>
+              </w:rPr>
+              <w:t>w_SPX mean</w:t>
+            </w:r>
+          </w:p>
+        </w:tc>
+        <w:tc>
+          <w:tcPr>
+            <w:tcW w:type="dxa" w:w="2880"/>
+          </w:tcPr>
+          <w:p>
+            <w:r>
+              <w:rPr>
+                <w:sz w:val="20"/>
+              </w:rPr>
+              <w:t>0.845</w:t>
+            </w:r>
+          </w:p>
+        </w:tc>
+        <w:tc>
+          <w:tcPr>
+            <w:tcW w:type="dxa" w:w="3456"/>
+          </w:tcPr>
+          <w:p>
+            <w:r>
+              <w:rPr>
+                <w:sz w:val="20"/>
+              </w:rPr>
+              <w:t>0.000</w:t>
+            </w:r>
+          </w:p>
+        </w:tc>
+      </w:tr>
+      <w:tr>
+        <w:tc>
+          <w:tcPr>
+            <w:tcW w:type="dxa" w:w="2592"/>
+          </w:tcPr>
+          <w:p>
+            <w:r>
+              <w:rPr>
+                <w:sz w:val="20"/>
+              </w:rPr>
+              <w:t>Turnover</w:t>
+            </w:r>
+          </w:p>
+        </w:tc>
+        <w:tc>
+          <w:tcPr>
+            <w:tcW w:type="dxa" w:w="2880"/>
+          </w:tcPr>
+          <w:p>
+            <w:r>
+              <w:rPr>
+                <w:sz w:val="20"/>
+              </w:rPr>
+              <w:t>41.44 (alto)</w:t>
+            </w:r>
+          </w:p>
+        </w:tc>
+        <w:tc>
+          <w:tcPr>
+            <w:tcW w:type="dxa" w:w="3456"/>
+          </w:tcPr>
+          <w:p>
+            <w:r>
+              <w:rPr>
+                <w:sz w:val="20"/>
+              </w:rPr>
+              <w:t>0.00 (cero)</w:t>
+            </w:r>
+          </w:p>
+        </w:tc>
+      </w:tr>
+      <w:tr>
+        <w:tc>
+          <w:tcPr>
+            <w:tcW w:type="dxa" w:w="2592"/>
+          </w:tcPr>
+          <w:p>
+            <w:r>
+              <w:rPr>
+                <w:sz w:val="20"/>
+              </w:rPr>
+              <w:t>Hit rate</w:t>
+            </w:r>
+          </w:p>
+        </w:tc>
+        <w:tc>
+          <w:tcPr>
+            <w:tcW w:type="dxa" w:w="2880"/>
+          </w:tcPr>
+          <w:p>
+            <w:r>
+              <w:rPr>
+                <w:sz w:val="20"/>
+              </w:rPr>
+              <w:t>43.6% (anti-skill)</w:t>
+            </w:r>
+          </w:p>
+        </w:tc>
+        <w:tc>
+          <w:tcPr>
+            <w:tcW w:type="dxa" w:w="3456"/>
+          </w:tcPr>
+          <w:p>
+            <w:r>
+              <w:rPr>
+                <w:sz w:val="20"/>
+              </w:rPr>
+              <w:t>52.1% (N/A)</w:t>
+            </w:r>
+          </w:p>
+        </w:tc>
+      </w:tr>
+      <w:tr>
+        <w:tc>
+          <w:tcPr>
+            <w:tcW w:type="dxa" w:w="2592"/>
+          </w:tcPr>
+          <w:p>
+            <w:r>
+              <w:rPr>
+                <w:sz w:val="20"/>
+              </w:rPr>
+              <w:t>V mean escenarios</w:t>
+            </w:r>
+          </w:p>
+        </w:tc>
+        <w:tc>
+          <w:tcPr>
+            <w:tcW w:type="dxa" w:w="2880"/>
+          </w:tcPr>
+          <w:p>
+            <w:r>
+              <w:rPr>
+                <w:sz w:val="20"/>
+              </w:rPr>
+              <w:t>+31.64%</w:t>
+            </w:r>
+          </w:p>
+        </w:tc>
+        <w:tc>
+          <w:tcPr>
+            <w:tcW w:type="dxa" w:w="3456"/>
+          </w:tcPr>
+          <w:p>
+            <w:r>
+              <w:rPr>
+                <w:sz w:val="20"/>
+              </w:rPr>
+              <w:t>+130.73%</w:t>
+            </w:r>
+          </w:p>
+        </w:tc>
+      </w:tr>
+      <w:tr>
+        <w:tc>
+          <w:tcPr>
+            <w:tcW w:type="dxa" w:w="2592"/>
+          </w:tcPr>
+          <w:p>
+            <w:r>
+              <w:rPr>
+                <w:sz w:val="20"/>
+              </w:rPr>
+              <w:t>Backtest historico RG</w:t>
+            </w:r>
+          </w:p>
+        </w:tc>
+        <w:tc>
+          <w:tcPr>
+            <w:tcW w:type="dxa" w:w="2880"/>
+          </w:tcPr>
+          <w:p>
+            <w:r>
+              <w:rPr>
+                <w:sz w:val="20"/>
+              </w:rPr>
+              <w:t>-32.27%</w:t>
+            </w:r>
+          </w:p>
+        </w:tc>
+        <w:tc>
+          <w:tcPr>
+            <w:tcW w:type="dxa" w:w="3456"/>
+          </w:tcPr>
+          <w:p>
+            <w:r>
+              <w:rPr>
+                <w:sz w:val="20"/>
+              </w:rPr>
+              <w:t>-20.62%</w:t>
+            </w:r>
+          </w:p>
+        </w:tc>
+      </w:tr>
+      <w:tr>
+        <w:tc>
+          <w:tcPr>
+            <w:tcW w:type="dxa" w:w="2592"/>
+          </w:tcPr>
+          <w:p>
+            <w:r>
+              <w:rPr>
+                <w:sz w:val="20"/>
+              </w:rPr>
+              <w:t>OPT base verdadero</w:t>
+            </w:r>
+          </w:p>
+        </w:tc>
+        <w:tc>
+          <w:tcPr>
+            <w:tcW w:type="dxa" w:w="2880"/>
+          </w:tcPr>
+          <w:p>
+            <w:r>
+              <w:rPr>
+                <w:sz w:val="20"/>
+              </w:rPr>
+              <w:t>+45.22%</w:t>
+            </w:r>
+          </w:p>
+        </w:tc>
+        <w:tc>
+          <w:tcPr>
+            <w:tcW w:type="dxa" w:w="3456"/>
+          </w:tcPr>
+          <w:p>
+            <w:r>
+              <w:rPr>
+                <w:sz w:val="20"/>
+              </w:rPr>
+              <w:t>+45.22%</w:t>
+            </w:r>
+          </w:p>
+        </w:tc>
+      </w:tr>
+      <w:tr>
+        <w:tc>
+          <w:tcPr>
+            <w:tcW w:type="dxa" w:w="2592"/>
+          </w:tcPr>
+          <w:p>
+            <w:r>
+              <w:rPr>
+                <w:sz w:val="20"/>
+              </w:rPr>
+              <w:t>Naive 50/50</w:t>
+            </w:r>
+          </w:p>
+        </w:tc>
+        <w:tc>
+          <w:tcPr>
+            <w:tcW w:type="dxa" w:w="2880"/>
+          </w:tcPr>
+          <w:p>
+            <w:r>
+              <w:rPr>
+                <w:sz w:val="20"/>
+              </w:rPr>
+              <w:t>+20.92%</w:t>
+            </w:r>
+          </w:p>
+        </w:tc>
+        <w:tc>
+          <w:tcPr>
+            <w:tcW w:type="dxa" w:w="3456"/>
+          </w:tcPr>
+          <w:p>
+            <w:r>
+              <w:rPr>
+                <w:sz w:val="20"/>
+              </w:rPr>
+              <w:t>+20.92%</w:t>
+            </w:r>
+          </w:p>
+        </w:tc>
+      </w:tr>
+    </w:tbl>
+    <w:p>
+      <w:r>
+        <w:rPr>
+          <w:i/>
+        </w:rPr>
+        <w:t>OPT base y Naive son INDEPENDIENTES del setup (no usan LSTM).</w:t>
+      </w:r>
+    </w:p>
+    <w:p>
+      <w:pPr>
+        <w:pStyle w:val="Heading2"/>
+      </w:pPr>
+      <w:r>
+        <w:t>7.4 Dos modos de fracasar</w:t>
+      </w:r>
+    </w:p>
+    <w:p>
+      <w:pPr>
+        <w:pStyle w:val="ListBullet"/>
+      </w:pPr>
+      <w:r>
+        <w:rPr>
+          <w:b/>
+        </w:rPr>
+        <w:t xml:space="preserve">p_sign (este doc): </w:t>
+      </w:r>
+      <w:r>
+        <w:t>"señal agresiva con timing equivocado". LSTM produce gaps grandes -&gt; timing extremo -&gt; hit rate 43.6% -&gt; backtest -32%.</w:t>
+      </w:r>
+    </w:p>
+    <w:p>
+      <w:pPr>
+        <w:pStyle w:val="ListBullet"/>
+      </w:pPr>
+      <w:r>
+        <w:rPr>
+          <w:b/>
+        </w:rPr>
+        <w:t xml:space="preserve">p_hist (otro doc): </w:t>
+      </w:r>
+      <w:r>
+        <w:t>"señal plana con apuesta fija equivocada". HMM colapsa gaps -&gt; politica estatica 100% CMC -&gt; CMC real -13% -&gt; backtest -20%.</w:t>
+      </w:r>
+    </w:p>
+    <w:p>
+      <w:pPr>
+        <w:ind w:left="576" w:right="576"/>
+      </w:pPr>
+      <w:r>
+        <w:rPr>
+          <w:i/>
+          <w:sz w:val="20"/>
+        </w:rPr>
+        <w:t>p_sign es PEOR en backtest (-32% vs -20%) porque el timing equivocado AMPLIFICA las perdidas. p_hist al menos es estatica - sufre solo el drift real de CMC. AMBOS pierden vs OPT base (+45%) y vs naive (+21%).</w:t>
+      </w:r>
+    </w:p>
+    <w:p>
+      <w:r>
+        <w:br w:type="page"/>
+      </w:r>
+    </w:p>
+    <w:p>
+      <w:pPr>
+        <w:pStyle w:val="Heading1"/>
+      </w:pPr>
+      <w:r>
+        <w:t>8. Causa Raiz</w:t>
+      </w:r>
+    </w:p>
+    <w:p>
+      <w:pPr>
+        <w:pStyle w:val="Heading2"/>
+      </w:pPr>
+      <w:r>
+        <w:t>8.1 La cadena causal completa</w:t>
+      </w:r>
+    </w:p>
+    <w:p>
+      <w:pPr>
+        <w:spacing w:before="80" w:after="80"/>
+        <w:ind w:left="432"/>
+      </w:pPr>
+      <w:r>
+        <w:rPr>
+          <w:rFonts w:ascii="Consolas" w:hAnsi="Consolas"/>
+          <w:sz w:val="18"/>
+        </w:rPr>
+        <w:t>Dataset historico (163 semanas)</w:t>
+        <w:br/>
+        <w:t xml:space="preserve">        |</w:t>
+        <w:br/>
+        <w:t xml:space="preserve">        v</w:t>
+        <w:br/>
+        <w:t>LSTM con skill marginal: p_bull casi-binario, anti-correlacionado con CMC</w:t>
+        <w:br/>
+        <w:t xml:space="preserve">        |</w:t>
+        <w:br/>
+        <w:t xml:space="preserve">        v</w:t>
+        <w:br/>
+        <w:t>p_sign (regla r &gt;= 0) -&gt; mu_hat con gaps grandes:</w:t>
+        <w:br/>
+        <w:t xml:space="preserve">  SPX: bull +1.81% / bear -1.86% (gap 3.67%)</w:t>
+        <w:br/>
+        <w:t xml:space="preserve">  CMC: bull +6.96% / bear -7.06% (gap 14.02%)</w:t>
+        <w:br/>
+        <w:t xml:space="preserve">        |</w:t>
+        <w:br/>
+        <w:t xml:space="preserve">        v</w:t>
+        <w:br/>
+        <w:t>mu_mix(t) oscila con magnitudes grandes (gap +/-1-2%/sem)</w:t>
+        <w:br/>
+        <w:t xml:space="preserve">        |</w:t>
+        <w:br/>
+        <w:t xml:space="preserve">        v</w:t>
+        <w:br/>
+        <w:t>Optimizador (incluso con lambda alto) hace timing siguiendo el gap:</w:t>
+        <w:br/>
+        <w:t xml:space="preserve">  Cuando gap &gt; 0 -&gt; 100% SPX</w:t>
+        <w:br/>
+        <w:t xml:space="preserve">  Cuando gap &lt; 0 -&gt; 100% CMC</w:t>
+        <w:br/>
+        <w:t xml:space="preserve">        |</w:t>
+        <w:br/>
+        <w:t xml:space="preserve">        v</w:t>
+        <w:br/>
+        <w:t>LSTM aprendio MOMENTUM, pero CMC realmente es MEAN-REVERTING</w:t>
+        <w:br/>
+        <w:t xml:space="preserve">        |</w:t>
+        <w:br/>
+        <w:t xml:space="preserve">        v</w:t>
+        <w:br/>
+        <w:t>Hit rate del timing: 43.6% (peor que random 50%)</w:t>
+        <w:br/>
+        <w:t xml:space="preserve">        |</w:t>
+        <w:br/>
+        <w:t xml:space="preserve">        v</w:t>
+        <w:br/>
+        <w:t>Cada apuesta equivocada destruye capital</w:t>
+        <w:br/>
+        <w:t xml:space="preserve">        |</w:t>
+        <w:br/>
+        <w:t xml:space="preserve">        v</w:t>
+        <w:br/>
+        <w:t>Backtest: -32.27%</w:t>
+        <w:br/>
+        <w:t xml:space="preserve">        |</w:t>
+        <w:br/>
+        <w:t xml:space="preserve">        v</w:t>
+        <w:br/>
+        <w:t>En contraste: OPT base SIN LSTM gana +45.22%</w:t>
+        <w:br/>
+        <w:t xml:space="preserve">  -&gt; El DL en esta data EMPEORA el resultado en 77.5 puntos porcentuales</w:t>
+      </w:r>
+    </w:p>
+    <w:p>
+      <w:r>
+        <w:br w:type="page"/>
+      </w:r>
+    </w:p>
+    <w:p>
+      <w:pPr>
+        <w:pStyle w:val="Heading1"/>
+      </w:pPr>
+      <w:r>
+        <w:t>9. Estructura para la Defensa</w:t>
+      </w:r>
+    </w:p>
+    <w:p>
+      <w:pPr>
+        <w:pStyle w:val="Heading2"/>
+      </w:pPr>
+      <w:r>
+        <w:t>9.1 Las tres frases para memorizar</w:t>
       </w:r>
     </w:p>
     <w:p>
@@ -3792,7 +6969,7 @@
         <w:rPr>
           <w:b/>
         </w:rPr>
-        <w:t>OPT base verdadero (load_market_data, sin LSTM) gana +45% en backtest. La RG con DL pierde -32% (p_sign) o -20% (p_hist) - el DL EMPEORA el resultado.</w:t>
+        <w:t>OPT base SIN LSTM gana +45% en backtest. La RG con DL pierde -32%. Esto demuestra que en esta data, el DL EMPEORA el resultado en 77 puntos porcentuales.</w:t>
       </w:r>
     </w:p>
     <w:p>
@@ -3803,7 +6980,7 @@
         <w:rPr>
           <w:b/>
         </w:rPr>
-        <w:t>El LSTM produce p_bull casi-binario sin skill predictivo (accuracy ~50%, correlacion negativa para CMC).</w:t>
+        <w:t>El LSTM aprendio momentum (gap mu_hat grande), pero CMC es mean-reverting. El timing tiene hit rate 43.6%, peor que random. Anti-skill puro.</w:t>
       </w:r>
     </w:p>
     <w:p>
@@ -3814,7 +6991,7 @@
         <w:rPr>
           <w:b/>
         </w:rPr>
-        <w:t>El optimizador SI funciona (lambda y m hacen lo que deben). El problema esta en los inputs (mu_mix) que vienen del LSTM, o en la SELECCION del regret-grid cuando los escenarios estan sesgados.</w:t>
+        <w:t>El optimizador SI funciona (lambda y m hacen lo que deben). El problema esta en los inputs (mu_mix corrupted por LSTM sin skill).</w:t>
       </w:r>
     </w:p>
     <w:p>
@@ -3822,7 +6999,7 @@
         <w:pStyle w:val="Heading2"/>
       </w:pPr>
       <w:r>
-        <w:t>7.2 Preguntas anticipadas</w:t>
+        <w:t>9.2 Preguntas anticipadas</w:t>
       </w:r>
     </w:p>
     <w:p>
@@ -3842,7 +7019,7 @@
           <w:i/>
           <w:sz w:val="20"/>
         </w:rPr>
-        <w:t>"$14,522 (+45.22%). Se calcula con load_market_data - contexto historico puro sin LSTM ni regret-grid. Es el benchmark del PDF: media-varianza estandar con (lambda=1, m=1) sobre datos reales. Es INDEPENDIENTE del setup (p_sign o p_hist) porque no usa el DL en ninguna parte."</w:t>
+        <w:t>"$14,522 (+45.22%). Se calcula con load_market_data - contexto historico puro sin LSTM ni regret-grid. Es el benchmark del PDF: media-varianza estandar con (lambda=1, m=1) sobre datos reales con p_hist del CSV. Es INDEPENDIENTE del setup (p_sign o p_hist) porque no usa el DL en ninguna parte."</w:t>
       </w:r>
     </w:p>
     <w:p>
@@ -3862,7 +7039,47 @@
           <w:i/>
           <w:sz w:val="20"/>
         </w:rPr>
-        <w:t>"Porque OPT base usa mu_hat estimado directamente del historico (con probabilidades historicas), mientras la RG-DL pasa toda la informacion por el LSTM. Como el LSTM tiene skill marginal y aprendio momentum (mientras CMC es mean-reverting), la informacion que llega al optimizador esta CORRUPTA por la prediccion equivocada. OPT base es robusto porque no hace timing."</w:t>
+        <w:t>"Porque OPT base usa mu_hat estimado directamente del historico (con p_hist del CSV), mientras la RG-DL pasa toda la informacion por el LSTM. Como el LSTM tiene skill marginal y aprendio momentum (mientras CMC es mean-reverting), la informacion que llega al optimizador esta CORRUPTA por la prediccion equivocada. OPT base es robusto porque no hace timing."</w:t>
+      </w:r>
+    </w:p>
+    <w:p>
+      <w:r>
+        <w:rPr>
+          <w:b/>
+        </w:rPr>
+        <w:t>P: "Por que la politica oscila tanto?"</w:t>
+      </w:r>
+    </w:p>
+    <w:p>
+      <w:pPr>
+        <w:ind w:left="576" w:right="576"/>
+      </w:pPr>
+      <w:r>
+        <w:rPr>
+          <w:i/>
+          <w:sz w:val="20"/>
+        </w:rPr>
+        <w:t>"Porque con p_sign, mu_hat tiene gaps grandes entre bull y bear (3.67% SPX, 14% CMC). Esto produce gaps de mu_mix de +/-1-2%/sem, que el optimizador no puede ignorar incluso con lambda alto. El optimizador "obedece" la señal del LSTM, que cambia de signo seguido."</w:t>
+      </w:r>
+    </w:p>
+    <w:p>
+      <w:r>
+        <w:rPr>
+          <w:b/>
+        </w:rPr>
+        <w:t>P: "Por que el timing falla?"</w:t>
+      </w:r>
+    </w:p>
+    <w:p>
+      <w:pPr>
+        <w:ind w:left="576" w:right="576"/>
+      </w:pPr>
+      <w:r>
+        <w:rPr>
+          <w:i/>
+          <w:sz w:val="20"/>
+        </w:rPr>
+        <w:t>"Hit rate del timing = 43.6%, peor que random (50%). El LSTM aprendio momentum (predice continuacion del retorno previo), pero CMC empiricamente es mean-reverting (despues de r&gt;0, solo 49% de prob de continuar bull). El patron aprendido es el OPUESTO al patron real. Por eso correlacion mu_mix(CMC) vs r_real(CMC) = -0.108 (NEGATIVA)."</w:t>
       </w:r>
     </w:p>
     <w:p>
@@ -3882,7 +7099,7 @@
           <w:i/>
           <w:sz w:val="20"/>
         </w:rPr>
-        <w:t>"En esta data especifica, el DL EMPEORA el resultado. El LSTM con 163 semanas no aprende dinamica robusta. Lo demostre con experimento sintetico: cuando la data tiene señal extractable, el framework SI funciona (+103% vs -26% naive). La limitacion es de DATOS, no de diseño."</w:t>
+        <w:t>"En esta data especifica, el DL EMPEORA el resultado en 77 pp. El LSTM con 163 semanas no aprende dinamica robusta. Lo demostre con experimento sintetico: cuando la data tiene señal extractable, el framework SI funciona (+103% vs -26% naive). La limitacion es de DATOS, no de diseño."</w:t>
       </w:r>
     </w:p>
     <w:p>
@@ -3890,7 +7107,7 @@
         <w:rPr>
           <w:b/>
         </w:rPr>
-        <w:t>P: "Que harias diferente?"</w:t>
+        <w:t>P: "Como se compara con p_hist?"</w:t>
       </w:r>
     </w:p>
     <w:p>
@@ -3902,7 +7119,277 @@
           <w:i/>
           <w:sz w:val="20"/>
         </w:rPr>
-        <w:t>"Cuatro extensiones: (1) mas datos (al menos 1000 ventanas), (2) frecuencia diaria, (3) features adicionales (volatilidad, volumen, macro), (4) entrenar LSTM con metrica downstream (regret directo) en vez de pinball loss."</w:t>
+        <w:t>"Dos modos de fracasar. Con p_sign: timing oscilante con hit rate anti-skill -&gt; backtest -32%. Con p_hist: politica estatica 100% CMC -&gt; backtest -20%. p_hist es "menos peor" porque la apuesta estatica sufre solo el drift real de CMC; p_sign amplifica las perdidas con timing equivocado. AMBOS pierden vs OPT base sin LSTM (+45%)."</w:t>
+      </w:r>
+    </w:p>
+    <w:p>
+      <w:r>
+        <w:br w:type="page"/>
+      </w:r>
+    </w:p>
+    <w:p>
+      <w:pPr>
+        <w:pStyle w:val="Heading1"/>
+      </w:pPr>
+      <w:r>
+        <w:t>10. Archivos y Reproduccion</w:t>
+      </w:r>
+    </w:p>
+    <w:p>
+      <w:r>
+        <w:t>Resultados en resultados_psign/:</w:t>
+      </w:r>
+    </w:p>
+    <w:p>
+      <w:pPr>
+        <w:pStyle w:val="ListBullet"/>
+      </w:pPr>
+      <w:r>
+        <w:rPr>
+          <w:b/>
+        </w:rPr>
+        <w:t>regret_grid_results.csv</w:t>
+      </w:r>
+      <w:r>
+        <w:t xml:space="preserve"> - V[g, s] completo</w:t>
+      </w:r>
+    </w:p>
+    <w:p>
+      <w:pPr>
+        <w:pStyle w:val="ListBullet"/>
+      </w:pPr>
+      <w:r>
+        <w:rPr>
+          <w:b/>
+        </w:rPr>
+        <w:t>regret_table.csv</w:t>
+      </w:r>
+      <w:r>
+        <w:t xml:space="preserve"> - R[g, s]</w:t>
+      </w:r>
+    </w:p>
+    <w:p>
+      <w:pPr>
+        <w:pStyle w:val="ListBullet"/>
+      </w:pPr>
+      <w:r>
+        <w:rPr>
+          <w:b/>
+        </w:rPr>
+        <w:t>regret_summary.csv</w:t>
+      </w:r>
+      <w:r>
+        <w:t xml:space="preserve"> - mean_regret y worst_regret por g</w:t>
+      </w:r>
+    </w:p>
+    <w:p>
+      <w:pPr>
+        <w:pStyle w:val="ListBullet"/>
+      </w:pPr>
+      <w:r>
+        <w:rPr>
+          <w:b/>
+        </w:rPr>
+        <w:t>1_mu_mix_psign.png</w:t>
+      </w:r>
+      <w:r>
+        <w:t xml:space="preserve"> - serie temporal mu_mix(t)</w:t>
+      </w:r>
+    </w:p>
+    <w:p>
+      <w:pPr>
+        <w:pStyle w:val="ListBullet"/>
+      </w:pPr>
+      <w:r>
+        <w:rPr>
+          <w:b/>
+        </w:rPr>
+        <w:t>2_politica_w_psign.png</w:t>
+      </w:r>
+      <w:r>
+        <w:t xml:space="preserve"> - politica w(t) oscilante</w:t>
+      </w:r>
+    </w:p>
+    <w:p>
+      <w:pPr>
+        <w:pStyle w:val="ListBullet"/>
+      </w:pPr>
+      <w:r>
+        <w:rPr>
+          <w:b/>
+        </w:rPr>
+        <w:t>3_capital_escenarios_psign.png</w:t>
+      </w:r>
+      <w:r>
+        <w:t xml:space="preserve"> - capital por escenario bajo g*</w:t>
+      </w:r>
+    </w:p>
+    <w:p>
+      <w:pPr>
+        <w:pStyle w:val="ListBullet"/>
+      </w:pPr>
+      <w:r>
+        <w:rPr>
+          <w:b/>
+        </w:rPr>
+        <w:t>4_backtest_psign.png</w:t>
+      </w:r>
+      <w:r>
+        <w:t xml:space="preserve"> - evolucion sobre datos historicos (OPT corregido)</w:t>
+      </w:r>
+    </w:p>
+    <w:p>
+      <w:pPr>
+        <w:pStyle w:val="ListBullet"/>
+      </w:pPr>
+      <w:r>
+        <w:rPr>
+          <w:b/>
+        </w:rPr>
+        <w:t>5_V_heatmap_psign.png</w:t>
+      </w:r>
+      <w:r>
+        <w:t xml:space="preserve"> - heatmap V[g, s]</w:t>
+      </w:r>
+    </w:p>
+    <w:p>
+      <w:r>
+        <w:rPr>
+          <w:b/>
+        </w:rPr>
+        <w:t>Graficos compartidos con resultados_phist/ (los escenarios y p_bull son iguales):</w:t>
+      </w:r>
+    </w:p>
+    <w:p>
+      <w:pPr>
+        <w:pStyle w:val="ListBullet"/>
+      </w:pPr>
+      <w:r>
+        <w:rPr>
+          <w:b/>
+        </w:rPr>
+        <w:t>6_mu_mix_compare.png</w:t>
+      </w:r>
+      <w:r>
+        <w:t xml:space="preserve"> - comparativa mu_mix p_sign vs p_hist</w:t>
+      </w:r>
+    </w:p>
+    <w:p>
+      <w:pPr>
+        <w:pStyle w:val="ListBullet"/>
+      </w:pPr>
+      <w:r>
+        <w:rPr>
+          <w:b/>
+        </w:rPr>
+        <w:t>7_escenarios_compare.png</w:t>
+      </w:r>
+      <w:r>
+        <w:t xml:space="preserve"> - los 5 escenarios SPX y CMC vs realidad</w:t>
+      </w:r>
+    </w:p>
+    <w:p>
+      <w:pPr>
+        <w:pStyle w:val="ListBullet"/>
+      </w:pPr>
+      <w:r>
+        <w:rPr>
+          <w:b/>
+        </w:rPr>
+        <w:t>8_cmc_escenarios_vs_real.png</w:t>
+      </w:r>
+      <w:r>
+        <w:t xml:space="preserve"> - zoom a CMC</w:t>
+      </w:r>
+    </w:p>
+    <w:p>
+      <w:pPr>
+        <w:pStyle w:val="ListBullet"/>
+      </w:pPr>
+      <w:r>
+        <w:rPr>
+          <w:b/>
+        </w:rPr>
+        <w:t>9_escenarios_scatter.png</w:t>
+      </w:r>
+      <w:r>
+        <w:t xml:space="preserve"> - scatter (cumret SPX, cumret CMC)</w:t>
+      </w:r>
+    </w:p>
+    <w:p>
+      <w:pPr>
+        <w:pStyle w:val="ListBullet"/>
+      </w:pPr>
+      <w:r>
+        <w:rPr>
+          <w:b/>
+        </w:rPr>
+        <w:t>10_pbull_serie.png</w:t>
+      </w:r>
+      <w:r>
+        <w:t xml:space="preserve"> - serie temporal p_bull(t)</w:t>
+      </w:r>
+    </w:p>
+    <w:p>
+      <w:pPr>
+        <w:pStyle w:val="ListBullet"/>
+      </w:pPr>
+      <w:r>
+        <w:rPr>
+          <w:b/>
+        </w:rPr>
+        <w:t>11_pbull_hist.png</w:t>
+      </w:r>
+      <w:r>
+        <w:t xml:space="preserve"> - distribucion de p_bull</w:t>
+      </w:r>
+    </w:p>
+    <w:p>
+      <w:pPr>
+        <w:pStyle w:val="ListBullet"/>
+      </w:pPr>
+      <w:r>
+        <w:rPr>
+          <w:b/>
+        </w:rPr>
+        <w:t>12_pbull_vs_real.png</w:t>
+      </w:r>
+      <w:r>
+        <w:t xml:space="preserve"> - p_bull vs signo real</w:t>
+      </w:r>
+    </w:p>
+    <w:p>
+      <w:r>
+        <w:rPr>
+          <w:b/>
+        </w:rPr>
+        <w:t>Para reproducir (es el default actual del codigo):</w:t>
+      </w:r>
+    </w:p>
+    <w:p>
+      <w:pPr>
+        <w:spacing w:before="80" w:after="80"/>
+        <w:ind w:left="432"/>
+      </w:pPr>
+      <w:r>
+        <w:rPr>
+          <w:rFonts w:ascii="Consolas" w:hAnsi="Consolas"/>
+          <w:sz w:val="18"/>
+        </w:rPr>
+        <w:t>python main.py</w:t>
+        <w:br/>
+        <w:br/>
+        <w:t># o equivalentemente:</w:t>
+        <w:br/>
+        <w:t>from Regret_Grid import build_dl_context</w:t>
+        <w:br/>
+        <w:t>ctx = build_dl_context(</w:t>
+        <w:br/>
+        <w:t xml:space="preserve">    data_dir="data", checkpoint_path="models/decile_predictor.pt",</w:t>
+        <w:br/>
+        <w:t xml:space="preserve">    T=163, p_method="walking", mu_hat_source="p_sign"</w:t>
+        <w:br/>
+        <w:t>)</w:t>
       </w:r>
     </w:p>
     <w:sectPr>
